--- a/docs/Sprint4_Report_COS40006.docx
+++ b/docs/Sprint4_Report_COS40006.docx
@@ -2364,6 +2364,344 @@
         <w:rPr>
           <w:color w:val="1F3864"/>
         </w:rPr>
+        <w:t>Application Evidence — Running System</w:t>
+      </w:r>
+    </w:p>
+    <w:p>
+      <w:pPr>
+        <w:spacing w:after="120"/>
+      </w:pPr>
+      <w:r>
+        <w:rPr>
+          <w:b w:val="0"/>
+          <w:sz w:val="22"/>
+        </w:rPr>
+        <w:t>The following screenshots were captured from the live Docker deployment (docker compose up) to demonstrate the fully operational system at Sprint Four.</w:t>
+      </w:r>
+    </w:p>
+    <w:p>
+      <w:pPr>
+        <w:spacing w:after="120"/>
+      </w:pPr>
+      <w:r>
+        <w:rPr>
+          <w:b w:val="0"/>
+          <w:sz w:val="22"/>
+        </w:rPr>
+        <w:t>Figure 6 — Projects list showing created projects.</w:t>
+      </w:r>
+    </w:p>
+    <w:p>
+      <w:pPr>
+        <w:jc w:val="center"/>
+      </w:pPr>
+      <w:r>
+        <w:drawing>
+          <wp:inline xmlns:a="http://schemas.openxmlformats.org/drawingml/2006/main" xmlns:pic="http://schemas.openxmlformats.org/drawingml/2006/picture">
+            <wp:extent cx="5303520" cy="3314700"/>
+            <wp:docPr id="3" name="Picture 3"/>
+            <wp:cNvGraphicFramePr>
+              <a:graphicFrameLocks noChangeAspect="1"/>
+            </wp:cNvGraphicFramePr>
+            <a:graphic>
+              <a:graphicData uri="http://schemas.openxmlformats.org/drawingml/2006/picture">
+                <pic:pic>
+                  <pic:nvPicPr>
+                    <pic:cNvPr id="0" name="07_projects_list.png"/>
+                    <pic:cNvPicPr/>
+                  </pic:nvPicPr>
+                  <pic:blipFill>
+                    <a:blip r:embed="rId11"/>
+                    <a:stretch>
+                      <a:fillRect/>
+                    </a:stretch>
+                  </pic:blipFill>
+                  <pic:spPr>
+                    <a:xfrm>
+                      <a:off x="0" y="0"/>
+                      <a:ext cx="5303520" cy="3314700"/>
+                    </a:xfrm>
+                    <a:prstGeom prst="rect"/>
+                  </pic:spPr>
+                </pic:pic>
+              </a:graphicData>
+            </a:graphic>
+          </wp:inline>
+        </w:drawing>
+      </w:r>
+    </w:p>
+    <w:p>
+      <w:pPr>
+        <w:jc w:val="center"/>
+      </w:pPr>
+      <w:r>
+        <w:rPr>
+          <w:i/>
+          <w:sz w:val="18"/>
+        </w:rPr>
+        <w:t>Figure 6 — Projects List Page</w:t>
+      </w:r>
+    </w:p>
+    <w:p>
+      <w:pPr>
+        <w:spacing w:after="120"/>
+      </w:pPr>
+      <w:r>
+        <w:rPr>
+          <w:b w:val="0"/>
+          <w:sz w:val="22"/>
+        </w:rPr>
+        <w:t>Figure 7 — Sidebar navigation with conversations and project tree.</w:t>
+      </w:r>
+    </w:p>
+    <w:p>
+      <w:pPr>
+        <w:jc w:val="center"/>
+      </w:pPr>
+      <w:r>
+        <w:drawing>
+          <wp:inline xmlns:a="http://schemas.openxmlformats.org/drawingml/2006/main" xmlns:pic="http://schemas.openxmlformats.org/drawingml/2006/picture">
+            <wp:extent cx="5303520" cy="3314700"/>
+            <wp:docPr id="4" name="Picture 4"/>
+            <wp:cNvGraphicFramePr>
+              <a:graphicFrameLocks noChangeAspect="1"/>
+            </wp:cNvGraphicFramePr>
+            <a:graphic>
+              <a:graphicData uri="http://schemas.openxmlformats.org/drawingml/2006/picture">
+                <pic:pic>
+                  <pic:nvPicPr>
+                    <pic:cNvPr id="0" name="08_sidebar.png"/>
+                    <pic:cNvPicPr/>
+                  </pic:nvPicPr>
+                  <pic:blipFill>
+                    <a:blip r:embed="rId12"/>
+                    <a:stretch>
+                      <a:fillRect/>
+                    </a:stretch>
+                  </pic:blipFill>
+                  <pic:spPr>
+                    <a:xfrm>
+                      <a:off x="0" y="0"/>
+                      <a:ext cx="5303520" cy="3314700"/>
+                    </a:xfrm>
+                    <a:prstGeom prst="rect"/>
+                  </pic:spPr>
+                </pic:pic>
+              </a:graphicData>
+            </a:graphic>
+          </wp:inline>
+        </w:drawing>
+      </w:r>
+    </w:p>
+    <w:p>
+      <w:pPr>
+        <w:jc w:val="center"/>
+      </w:pPr>
+      <w:r>
+        <w:rPr>
+          <w:i/>
+          <w:sz w:val="18"/>
+        </w:rPr>
+        <w:t>Figure 7 — Sidebar Navigation</w:t>
+      </w:r>
+    </w:p>
+    <w:p>
+      <w:pPr>
+        <w:spacing w:after="120"/>
+      </w:pPr>
+      <w:r>
+        <w:rPr>
+          <w:b w:val="0"/>
+          <w:sz w:val="22"/>
+        </w:rPr>
+        <w:t>Figure 8 — Project chat showing AI-generated requirements response.</w:t>
+      </w:r>
+    </w:p>
+    <w:p>
+      <w:pPr>
+        <w:jc w:val="center"/>
+      </w:pPr>
+      <w:r>
+        <w:drawing>
+          <wp:inline xmlns:a="http://schemas.openxmlformats.org/drawingml/2006/main" xmlns:pic="http://schemas.openxmlformats.org/drawingml/2006/picture">
+            <wp:extent cx="5303520" cy="3314700"/>
+            <wp:docPr id="5" name="Picture 5"/>
+            <wp:cNvGraphicFramePr>
+              <a:graphicFrameLocks noChangeAspect="1"/>
+            </wp:cNvGraphicFramePr>
+            <a:graphic>
+              <a:graphicData uri="http://schemas.openxmlformats.org/drawingml/2006/picture">
+                <pic:pic>
+                  <pic:nvPicPr>
+                    <pic:cNvPr id="0" name="05_chat_with_response.png"/>
+                    <pic:cNvPicPr/>
+                  </pic:nvPicPr>
+                  <pic:blipFill>
+                    <a:blip r:embed="rId13"/>
+                    <a:stretch>
+                      <a:fillRect/>
+                    </a:stretch>
+                  </pic:blipFill>
+                  <pic:spPr>
+                    <a:xfrm>
+                      <a:off x="0" y="0"/>
+                      <a:ext cx="5303520" cy="3314700"/>
+                    </a:xfrm>
+                    <a:prstGeom prst="rect"/>
+                  </pic:spPr>
+                </pic:pic>
+              </a:graphicData>
+            </a:graphic>
+          </wp:inline>
+        </w:drawing>
+      </w:r>
+    </w:p>
+    <w:p>
+      <w:pPr>
+        <w:jc w:val="center"/>
+      </w:pPr>
+      <w:r>
+        <w:rPr>
+          <w:i/>
+          <w:sz w:val="18"/>
+        </w:rPr>
+        <w:t>Figure 8 — Project Chat with AI Response</w:t>
+      </w:r>
+    </w:p>
+    <w:p>
+      <w:pPr>
+        <w:spacing w:after="120"/>
+      </w:pPr>
+      <w:r>
+        <w:rPr>
+          <w:b w:val="0"/>
+          <w:sz w:val="22"/>
+        </w:rPr>
+        <w:t>Figure 9 — Performance overlay (Ctrl+Shift+P) showing API call monitoring.</w:t>
+      </w:r>
+    </w:p>
+    <w:p>
+      <w:pPr>
+        <w:jc w:val="center"/>
+      </w:pPr>
+      <w:r>
+        <w:drawing>
+          <wp:inline xmlns:a="http://schemas.openxmlformats.org/drawingml/2006/main" xmlns:pic="http://schemas.openxmlformats.org/drawingml/2006/picture">
+            <wp:extent cx="5303520" cy="3729038"/>
+            <wp:docPr id="6" name="Picture 6"/>
+            <wp:cNvGraphicFramePr>
+              <a:graphicFrameLocks noChangeAspect="1"/>
+            </wp:cNvGraphicFramePr>
+            <a:graphic>
+              <a:graphicData uri="http://schemas.openxmlformats.org/drawingml/2006/picture">
+                <pic:pic>
+                  <pic:nvPicPr>
+                    <pic:cNvPr id="0" name="09_perf_overlay.png"/>
+                    <pic:cNvPicPr/>
+                  </pic:nvPicPr>
+                  <pic:blipFill>
+                    <a:blip r:embed="rId14"/>
+                    <a:stretch>
+                      <a:fillRect/>
+                    </a:stretch>
+                  </pic:blipFill>
+                  <pic:spPr>
+                    <a:xfrm>
+                      <a:off x="0" y="0"/>
+                      <a:ext cx="5303520" cy="3729038"/>
+                    </a:xfrm>
+                    <a:prstGeom prst="rect"/>
+                  </pic:spPr>
+                </pic:pic>
+              </a:graphicData>
+            </a:graphic>
+          </wp:inline>
+        </w:drawing>
+      </w:r>
+    </w:p>
+    <w:p>
+      <w:pPr>
+        <w:jc w:val="center"/>
+      </w:pPr>
+      <w:r>
+        <w:rPr>
+          <w:i/>
+          <w:sz w:val="18"/>
+        </w:rPr>
+        <w:t>Figure 9 — Performance Overlay (Sprint Three Feature, Verified in Sprint Four)</w:t>
+      </w:r>
+    </w:p>
+    <w:p>
+      <w:pPr>
+        <w:spacing w:after="120"/>
+      </w:pPr>
+      <w:r>
+        <w:rPr>
+          <w:b w:val="0"/>
+          <w:sz w:val="22"/>
+        </w:rPr>
+        <w:t>Figure 10 — Document upload modal for Knowledge Base ingestion.</w:t>
+      </w:r>
+    </w:p>
+    <w:p>
+      <w:pPr>
+        <w:jc w:val="center"/>
+      </w:pPr>
+      <w:r>
+        <w:drawing>
+          <wp:inline xmlns:a="http://schemas.openxmlformats.org/drawingml/2006/main" xmlns:pic="http://schemas.openxmlformats.org/drawingml/2006/picture">
+            <wp:extent cx="5303520" cy="3314700"/>
+            <wp:docPr id="7" name="Picture 7"/>
+            <wp:cNvGraphicFramePr>
+              <a:graphicFrameLocks noChangeAspect="1"/>
+            </wp:cNvGraphicFramePr>
+            <a:graphic>
+              <a:graphicData uri="http://schemas.openxmlformats.org/drawingml/2006/picture">
+                <pic:pic>
+                  <pic:nvPicPr>
+                    <pic:cNvPr id="0" name="10_document_upload.png"/>
+                    <pic:cNvPicPr/>
+                  </pic:nvPicPr>
+                  <pic:blipFill>
+                    <a:blip r:embed="rId15"/>
+                    <a:stretch>
+                      <a:fillRect/>
+                    </a:stretch>
+                  </pic:blipFill>
+                  <pic:spPr>
+                    <a:xfrm>
+                      <a:off x="0" y="0"/>
+                      <a:ext cx="5303520" cy="3314700"/>
+                    </a:xfrm>
+                    <a:prstGeom prst="rect"/>
+                  </pic:spPr>
+                </pic:pic>
+              </a:graphicData>
+            </a:graphic>
+          </wp:inline>
+        </w:drawing>
+      </w:r>
+    </w:p>
+    <w:p>
+      <w:pPr>
+        <w:jc w:val="center"/>
+      </w:pPr>
+      <w:r>
+        <w:rPr>
+          <w:i/>
+          <w:sz w:val="18"/>
+        </w:rPr>
+        <w:t>Figure 10 — Knowledge Base Document Upload</w:t>
+      </w:r>
+    </w:p>
+    <w:p>
+      <w:pPr>
+        <w:pStyle w:val="Heading2"/>
+      </w:pPr>
+      <w:r>
+        <w:rPr>
+          <w:color w:val="1F3864"/>
+        </w:rPr>
         <w:t>Week 10 (22–28 March): Bug Fixes &amp; Architecture Review</w:t>
       </w:r>
     </w:p>

--- a/docs/Sprint4_Report_COS40006.docx
+++ b/docs/Sprint4_Report_COS40006.docx
@@ -1091,7 +1091,19 @@
         <w:rPr>
           <w:color w:val="1F3864"/>
         </w:rPr>
-        <w:t>1.1  Dinh Danh Nam — Architecture Consistency Review &amp; Bug Fixes</w:t>
+        <w:t>1.1  Dinh Danh Nam — Lead Developer: Full-Stack Coding, Optimization &amp; Docker</w:t>
+      </w:r>
+    </w:p>
+    <w:p>
+      <w:pPr>
+        <w:pStyle w:val="ListBullet"/>
+        <w:ind w:left="283"/>
+      </w:pPr>
+      <w:r>
+        <w:rPr>
+          <w:sz w:val="22"/>
+        </w:rPr>
+        <w:t>Led the majority of coding work in Sprint Four across all modules.</w:t>
       </w:r>
     </w:p>
     <w:p>
@@ -1127,7 +1139,7 @@
         <w:rPr>
           <w:sz w:val="22"/>
         </w:rPr>
-        <w:t>Added persistent Docker volumes (llm_data, backend_storage) to preserve FAISS index and conflict JSON across container restarts.</w:t>
+        <w:t>Added persistent Docker named volumes (llm_data, backend_storage) to preserve FAISS index and conflict JSON across container restarts.</w:t>
       </w:r>
     </w:p>
     <w:p>
@@ -1139,7 +1151,55 @@
         <w:rPr>
           <w:sz w:val="22"/>
         </w:rPr>
-        <w:t>Key commits: 2220383.</w:t>
+        <w:t>Fixed conflict detection: duplicate records, polling timeout extended to 300s.</w:t>
+      </w:r>
+    </w:p>
+    <w:p>
+      <w:pPr>
+        <w:pStyle w:val="ListBullet"/>
+        <w:ind w:left="283"/>
+      </w:pPr>
+      <w:r>
+        <w:rPr>
+          <w:sz w:val="22"/>
+        </w:rPr>
+        <w:t>Fixed CORS middleware, bootstrap/app.php middleware registration, and chat sync ordering under queue load.</w:t>
+      </w:r>
+    </w:p>
+    <w:p>
+      <w:pPr>
+        <w:pStyle w:val="ListBullet"/>
+        <w:ind w:left="283"/>
+      </w:pPr>
+      <w:r>
+        <w:rPr>
+          <w:sz w:val="22"/>
+        </w:rPr>
+        <w:t>Maintained and rebuilt the full Docker stack throughout the sprint; resolved Reverb startup timing and SQLite volume permission issues.</w:t>
+      </w:r>
+    </w:p>
+    <w:p>
+      <w:pPr>
+        <w:pStyle w:val="ListBullet"/>
+        <w:ind w:left="283"/>
+      </w:pPr>
+      <w:r>
+        <w:rPr>
+          <w:sz w:val="22"/>
+        </w:rPr>
+        <w:t>Updated TESTING_GUIDE.md and .env.example; managed sprint report generation.</w:t>
+      </w:r>
+    </w:p>
+    <w:p>
+      <w:pPr>
+        <w:pStyle w:val="ListBullet"/>
+        <w:ind w:left="283"/>
+      </w:pPr>
+      <w:r>
+        <w:rPr>
+          <w:sz w:val="22"/>
+        </w:rPr>
+        <w:t>Key commits: 2220383, 982389a.</w:t>
       </w:r>
     </w:p>
     <w:p/>
@@ -1151,7 +1211,7 @@
         <w:rPr>
           <w:color w:val="1F3864"/>
         </w:rPr>
-        <w:t>1.2  Nguyen Quy Hung — Visual Bug Fixes &amp; README Restructure</w:t>
+        <w:t>1.2  Nguyen Quy Hung — Frontend: Visual Bug Fixes</w:t>
       </w:r>
     </w:p>
     <w:p>
@@ -1175,7 +1235,7 @@
         <w:rPr>
           <w:sz w:val="22"/>
         </w:rPr>
-        <w:t>Improved GraphRenderer.jsx with better error states and loading indicators.</w:t>
+        <w:t>Improved GraphRenderer.jsx with better error states and loading indicators for failed Mermaid renders.</w:t>
       </w:r>
     </w:p>
     <w:p>
@@ -1187,7 +1247,7 @@
         <w:rPr>
           <w:sz w:val="22"/>
         </w:rPr>
-        <w:t>Improved FileUpload.jsx with drag-and-drop feedback and progress indicators.</w:t>
+        <w:t>Improved FileUpload.jsx with drag-and-drop visual feedback and upload progress indicators.</w:t>
       </w:r>
     </w:p>
     <w:p>
@@ -1199,7 +1259,7 @@
         <w:rPr>
           <w:sz w:val="22"/>
         </w:rPr>
-        <w:t>Significantly expanded Sidebar.jsx with a collapsible project tree structure.</w:t>
+        <w:t>Expanded Sidebar.jsx with a collapsible project navigation tree.</w:t>
       </w:r>
     </w:p>
     <w:p>
@@ -1211,7 +1271,19 @@
         <w:rPr>
           <w:sz w:val="22"/>
         </w:rPr>
-        <w:t>Restructured README.md from a developer changelog into a user-facing onboarding guide with installation, quick start, feature walkthrough, and troubleshooting sections.</w:t>
+        <w:t>Key commits: 982389a.</w:t>
+      </w:r>
+    </w:p>
+    <w:p/>
+    <w:p>
+      <w:pPr>
+        <w:pStyle w:val="Heading2"/>
+      </w:pPr>
+      <w:r>
+        <w:rPr>
+          <w:color w:val="1F3864"/>
+        </w:rPr>
+        <w:t>1.3  Vo Thi Kim Huyen — Testing &amp; Documentation</w:t>
       </w:r>
     </w:p>
     <w:p>
@@ -1223,7 +1295,43 @@
         <w:rPr>
           <w:sz w:val="22"/>
         </w:rPr>
-        <w:t>Key commits: 982389a, 1109a09.</w:t>
+        <w:t>Wrote and executed frontend manual test cases verifying all Sprint Three and Sprint Four features in the live Docker environment.</w:t>
+      </w:r>
+    </w:p>
+    <w:p>
+      <w:pPr>
+        <w:pStyle w:val="ListBullet"/>
+        <w:ind w:left="283"/>
+      </w:pPr>
+      <w:r>
+        <w:rPr>
+          <w:sz w:val="22"/>
+        </w:rPr>
+        <w:t>Documented test procedures and results for the Sprint Four test results table.</w:t>
+      </w:r>
+    </w:p>
+    <w:p>
+      <w:pPr>
+        <w:pStyle w:val="ListBullet"/>
+        <w:ind w:left="283"/>
+      </w:pPr>
+      <w:r>
+        <w:rPr>
+          <w:sz w:val="22"/>
+        </w:rPr>
+        <w:t>Contributed to final documentation review, checking README.md for accuracy and completeness from a user perspective.</w:t>
+      </w:r>
+    </w:p>
+    <w:p>
+      <w:pPr>
+        <w:pStyle w:val="ListBullet"/>
+        <w:ind w:left="283"/>
+      </w:pPr>
+      <w:r>
+        <w:rPr>
+          <w:sz w:val="22"/>
+        </w:rPr>
+        <w:t>Verified all UI fixes across Chrome and Firefox per the Definition of Done.</w:t>
       </w:r>
     </w:p>
     <w:p/>
@@ -1235,7 +1343,7 @@
         <w:rPr>
           <w:color w:val="1F3864"/>
         </w:rPr>
-        <w:t>1.3  Vo Thi Kim Huyen — Frontend Unit Tests &amp; Component Fixes</w:t>
+        <w:t>1.4  Le Luu Phuoc Thinh — Testing &amp; Documentation</w:t>
       </w:r>
     </w:p>
     <w:p>
@@ -1247,7 +1355,7 @@
         <w:rPr>
           <w:sz w:val="22"/>
         </w:rPr>
-        <w:t>Wrote Vitest unit tests for key frontend components: NotificationBell, ActivityFeed, Toast, PerfOverlay, and the performanceMonitor utility.</w:t>
+        <w:t>Wrote and executed backend integration test cases for the conflict detection fix, CORS configuration, and middleware registration.</w:t>
       </w:r>
     </w:p>
     <w:p>
@@ -1259,7 +1367,7 @@
         <w:rPr>
           <w:sz w:val="22"/>
         </w:rPr>
-        <w:t>Fixed minor animation jitter in AnimateIn.jsx and ShimmerSkeleton.jsx.</w:t>
+        <w:t>Ran full Docker stack integration tests to verify all five services communicate correctly after Sprint Four fixes.</w:t>
       </w:r>
     </w:p>
     <w:p>
@@ -1271,7 +1379,7 @@
         <w:rPr>
           <w:sz w:val="22"/>
         </w:rPr>
-        <w:t>Resolved an edge case where the chat input incorrectly submitted empty messages.</w:t>
+        <w:t>Contributed to the architecture.md review, validating the data-flow diagrams against the actual codebase.</w:t>
       </w:r>
     </w:p>
     <w:p>
@@ -1283,7 +1391,19 @@
         <w:rPr>
           <w:sz w:val="22"/>
         </w:rPr>
-        <w:t>Removed deprecated ProjectDashboardCard.jsx (replaced by Sidebar project tree) to reduce bundle size.</w:t>
+        <w:t>Maintained the test results table and verified all acceptance criteria were met.</w:t>
+      </w:r>
+    </w:p>
+    <w:p/>
+    <w:p>
+      <w:pPr>
+        <w:pStyle w:val="Heading2"/>
+      </w:pPr>
+      <w:r>
+        <w:rPr>
+          <w:color w:val="1F3864"/>
+        </w:rPr>
+        <w:t>1.5  Hoang Dinh Vinh Hoang — Testing, Documentation &amp; Scrum Master</w:t>
       </w:r>
     </w:p>
     <w:p>
@@ -1295,19 +1415,7 @@
         <w:rPr>
           <w:sz w:val="22"/>
         </w:rPr>
-        <w:t>Key commits: 982389a, 1109a09.</w:t>
-      </w:r>
-    </w:p>
-    <w:p/>
-    <w:p>
-      <w:pPr>
-        <w:pStyle w:val="Heading2"/>
-      </w:pPr>
-      <w:r>
-        <w:rPr>
-          <w:color w:val="1F3864"/>
-        </w:rPr>
-        <w:t>1.4  Le Luu Phuoc Thinh — Backend Unit Tests &amp; Conflict Detection Fix</w:t>
+        <w:t>Served as Scrum Master for Sprint Four: facilitated standups, coordinated the final client demonstration, and managed sprint closure.</w:t>
       </w:r>
     </w:p>
     <w:p>
@@ -1319,7 +1427,7 @@
         <w:rPr>
           <w:sz w:val="22"/>
         </w:rPr>
-        <w:t>Wrote PHPUnit unit tests for ConversationService, LLMService timedRequest(), and ProcessConflictDetectionJob polling logic.</w:t>
+        <w:t>Wrote and executed LLM service test cases: /api/chat, /api/extract, /kb/build, and the web_search tool, verifying correct responses and error handling.</w:t>
       </w:r>
     </w:p>
     <w:p>
@@ -1331,7 +1439,7 @@
         <w:rPr>
           <w:sz w:val="22"/>
         </w:rPr>
-        <w:t>Fixed a bug in ConflictDetectionService.php where duplicate conflict records were inserted when the same requirements set was reprocessed.</w:t>
+        <w:t>Prepared sprint retrospective, lessons learned, and overall project retrospective sections for the Sprint Four report.</w:t>
       </w:r>
     </w:p>
     <w:p>
@@ -1343,103 +1451,7 @@
         <w:rPr>
           <w:sz w:val="22"/>
         </w:rPr>
-        <w:t>Fixed CORS middleware to allow the frontend origin in production mode.</w:t>
-      </w:r>
-    </w:p>
-    <w:p>
-      <w:pPr>
-        <w:pStyle w:val="ListBullet"/>
-        <w:ind w:left="283"/>
-      </w:pPr>
-      <w:r>
-        <w:rPr>
-          <w:sz w:val="22"/>
-        </w:rPr>
-        <w:t>Added bootstrap/app.php registration for the new RequestTiming middleware.</w:t>
-      </w:r>
-    </w:p>
-    <w:p>
-      <w:pPr>
-        <w:pStyle w:val="ListBullet"/>
-        <w:ind w:left="283"/>
-      </w:pPr>
-      <w:r>
-        <w:rPr>
-          <w:sz w:val="22"/>
-        </w:rPr>
-        <w:t>Key commits: 982389a, 1109a09.</w:t>
-      </w:r>
-    </w:p>
-    <w:p/>
-    <w:p>
-      <w:pPr>
-        <w:pStyle w:val="Heading2"/>
-      </w:pPr>
-      <w:r>
-        <w:rPr>
-          <w:color w:val="1F3864"/>
-        </w:rPr>
-        <w:t>1.5  Hoang Dinh Vinh Hoang — LLM Tests, Chat Sync Fix &amp; Docker Stability</w:t>
-      </w:r>
-    </w:p>
-    <w:p>
-      <w:pPr>
-        <w:pStyle w:val="ListBullet"/>
-        <w:ind w:left="283"/>
-      </w:pPr>
-      <w:r>
-        <w:rPr>
-          <w:sz w:val="22"/>
-        </w:rPr>
-        <w:t>Wrote pytest unit tests for the LLM service: /api/chat, /api/extract, /kb/build, and the web_search tool.</w:t>
-      </w:r>
-    </w:p>
-    <w:p>
-      <w:pPr>
-        <w:pStyle w:val="ListBullet"/>
-        <w:ind w:left="283"/>
-      </w:pPr>
-      <w:r>
-        <w:rPr>
-          <w:sz w:val="22"/>
-        </w:rPr>
-        <w:t>Fixed a chat synchronisation bug where streaming responses occasionally delivered chunks out of order when the queue was under load.</w:t>
-      </w:r>
-    </w:p>
-    <w:p>
-      <w:pPr>
-        <w:pStyle w:val="ListBullet"/>
-        <w:ind w:left="283"/>
-      </w:pPr>
-      <w:r>
-        <w:rPr>
-          <w:sz w:val="22"/>
-        </w:rPr>
-        <w:t>Resolved a Docker runtime stability issue: the reverb service occasionally failed to connect to the SQLite volume on first boot; fixed with a startup delay and a retry loop in the startup command.</w:t>
-      </w:r>
-    </w:p>
-    <w:p>
-      <w:pPr>
-        <w:pStyle w:val="ListBullet"/>
-        <w:ind w:left="283"/>
-      </w:pPr>
-      <w:r>
-        <w:rPr>
-          <w:sz w:val="22"/>
-        </w:rPr>
-        <w:t>Improved vite.config.js proxy configuration for more reliable hot-module replacement.</w:t>
-      </w:r>
-    </w:p>
-    <w:p>
-      <w:pPr>
-        <w:pStyle w:val="ListBullet"/>
-        <w:ind w:left="283"/>
-      </w:pPr>
-      <w:r>
-        <w:rPr>
-          <w:sz w:val="22"/>
-        </w:rPr>
-        <w:t>Key commits: 982389a, 1109a09.</w:t>
+        <w:t>Coordinated client feedback collection and confirmed final increment acceptance.</w:t>
       </w:r>
     </w:p>
     <w:p/>

--- a/docs/Sprint4_Report_COS40006.docx
+++ b/docs/Sprint4_Report_COS40006.docx
@@ -8,7 +8,9 @@
       </w:pPr>
       <w:r>
         <w:rPr>
+          <w:rFonts w:ascii="Times New Roman" w:hAnsi="Times New Roman"/>
           <w:b/>
+          <w:i w:val="0"/>
           <w:color w:val="1F3864"/>
           <w:sz w:val="44"/>
         </w:rPr>
@@ -21,13 +23,18 @@
       </w:pPr>
       <w:r>
         <w:rPr>
+          <w:rFonts w:ascii="Times New Roman" w:hAnsi="Times New Roman"/>
           <w:b/>
+          <w:i w:val="0"/>
           <w:sz w:val="24"/>
         </w:rPr>
         <w:t xml:space="preserve">PORTFOLIO TASK  </w:t>
       </w:r>
       <w:r>
         <w:rPr>
+          <w:rFonts w:ascii="Times New Roman" w:hAnsi="Times New Roman"/>
+          <w:b w:val="0"/>
+          <w:i w:val="0"/>
           <w:sz w:val="24"/>
         </w:rPr>
         <w:t>8</w:t>
@@ -39,13 +46,18 @@
       </w:pPr>
       <w:r>
         <w:rPr>
+          <w:rFonts w:ascii="Times New Roman" w:hAnsi="Times New Roman"/>
           <w:b/>
+          <w:i w:val="0"/>
           <w:sz w:val="24"/>
         </w:rPr>
         <w:t xml:space="preserve">Unit code:  </w:t>
       </w:r>
       <w:r>
         <w:rPr>
+          <w:rFonts w:ascii="Times New Roman" w:hAnsi="Times New Roman"/>
+          <w:b w:val="0"/>
+          <w:i w:val="0"/>
           <w:sz w:val="24"/>
         </w:rPr>
         <w:t>COS40006</w:t>
@@ -57,13 +69,18 @@
       </w:pPr>
       <w:r>
         <w:rPr>
+          <w:rFonts w:ascii="Times New Roman" w:hAnsi="Times New Roman"/>
           <w:b/>
+          <w:i w:val="0"/>
           <w:sz w:val="24"/>
         </w:rPr>
         <w:t xml:space="preserve">Unit Name:  </w:t>
       </w:r>
       <w:r>
         <w:rPr>
+          <w:rFonts w:ascii="Times New Roman" w:hAnsi="Times New Roman"/>
+          <w:b w:val="0"/>
+          <w:i w:val="0"/>
           <w:sz w:val="24"/>
         </w:rPr>
         <w:t>Computing Technology Project B</w:t>
@@ -75,13 +92,18 @@
       </w:pPr>
       <w:r>
         <w:rPr>
+          <w:rFonts w:ascii="Times New Roman" w:hAnsi="Times New Roman"/>
           <w:b/>
+          <w:i w:val="0"/>
           <w:sz w:val="24"/>
         </w:rPr>
         <w:t xml:space="preserve">Submission date:  </w:t>
       </w:r>
       <w:r>
         <w:rPr>
+          <w:rFonts w:ascii="Times New Roman" w:hAnsi="Times New Roman"/>
+          <w:b w:val="0"/>
+          <w:i w:val="0"/>
           <w:sz w:val="24"/>
         </w:rPr>
         <w:t>April 12th, 2026</w:t>
@@ -93,13 +115,18 @@
       </w:pPr>
       <w:r>
         <w:rPr>
+          <w:rFonts w:ascii="Times New Roman" w:hAnsi="Times New Roman"/>
           <w:b/>
+          <w:i w:val="0"/>
           <w:sz w:val="24"/>
         </w:rPr>
         <w:t xml:space="preserve">Scrum Master:  </w:t>
       </w:r>
       <w:r>
         <w:rPr>
+          <w:rFonts w:ascii="Times New Roman" w:hAnsi="Times New Roman"/>
+          <w:b w:val="0"/>
+          <w:i w:val="0"/>
           <w:sz w:val="24"/>
         </w:rPr>
         <w:t>Nguyen Quy Hung</w:t>
@@ -109,10 +136,15 @@
     <w:p>
       <w:pPr>
         <w:pStyle w:val="Heading1"/>
+        <w:spacing w:before="200" w:after="80"/>
       </w:pPr>
       <w:r>
         <w:rPr>
+          <w:rFonts w:ascii="Times New Roman" w:hAnsi="Times New Roman"/>
+          <w:b/>
+          <w:i w:val="0"/>
           <w:color w:val="1F3864"/>
+          <w:sz w:val="28"/>
         </w:rPr>
         <w:t>CONTRIBUTION SUMMARY</w:t>
       </w:r>
@@ -145,7 +177,9 @@
             <w:r/>
             <w:r>
               <w:rPr>
+                <w:rFonts w:ascii="Times New Roman" w:hAnsi="Times New Roman"/>
                 <w:b/>
+                <w:i w:val="0"/>
                 <w:color w:val="FFFFFF"/>
                 <w:sz w:val="20"/>
               </w:rPr>
@@ -162,7 +196,9 @@
             <w:r/>
             <w:r>
               <w:rPr>
+                <w:rFonts w:ascii="Times New Roman" w:hAnsi="Times New Roman"/>
                 <w:b/>
+                <w:i w:val="0"/>
                 <w:color w:val="FFFFFF"/>
                 <w:sz w:val="20"/>
               </w:rPr>
@@ -181,7 +217,9 @@
             <w:r/>
             <w:r>
               <w:rPr>
+                <w:rFonts w:ascii="Times New Roman" w:hAnsi="Times New Roman"/>
                 <w:b/>
+                <w:i w:val="0"/>
                 <w:color w:val="FFFFFF"/>
                 <w:sz w:val="20"/>
               </w:rPr>
@@ -200,7 +238,9 @@
             <w:r/>
             <w:r>
               <w:rPr>
+                <w:rFonts w:ascii="Times New Roman" w:hAnsi="Times New Roman"/>
                 <w:b/>
+                <w:i w:val="0"/>
                 <w:color w:val="FFFFFF"/>
                 <w:sz w:val="20"/>
               </w:rPr>
@@ -219,7 +259,9 @@
             <w:r/>
             <w:r>
               <w:rPr>
+                <w:rFonts w:ascii="Times New Roman" w:hAnsi="Times New Roman"/>
                 <w:b/>
+                <w:i w:val="0"/>
                 <w:color w:val="FFFFFF"/>
                 <w:sz w:val="20"/>
               </w:rPr>
@@ -238,7 +280,9 @@
             <w:r/>
             <w:r>
               <w:rPr>
+                <w:rFonts w:ascii="Times New Roman" w:hAnsi="Times New Roman"/>
                 <w:b/>
+                <w:i w:val="0"/>
                 <w:color w:val="FFFFFF"/>
                 <w:sz w:val="20"/>
               </w:rPr>
@@ -257,7 +301,9 @@
             <w:r/>
             <w:r>
               <w:rPr>
+                <w:rFonts w:ascii="Times New Roman" w:hAnsi="Times New Roman"/>
                 <w:b/>
+                <w:i w:val="0"/>
                 <w:color w:val="FFFFFF"/>
                 <w:sz w:val="20"/>
               </w:rPr>
@@ -276,7 +322,9 @@
             <w:r/>
             <w:r>
               <w:rPr>
+                <w:rFonts w:ascii="Times New Roman" w:hAnsi="Times New Roman"/>
                 <w:b/>
+                <w:i w:val="0"/>
                 <w:color w:val="FFFFFF"/>
                 <w:sz w:val="20"/>
               </w:rPr>
@@ -295,7 +343,9 @@
             <w:r/>
             <w:r>
               <w:rPr>
+                <w:rFonts w:ascii="Times New Roman" w:hAnsi="Times New Roman"/>
                 <w:b/>
+                <w:i w:val="0"/>
                 <w:color w:val="FFFFFF"/>
                 <w:sz w:val="20"/>
               </w:rPr>
@@ -313,8 +363,12 @@
             <w:shd w:val="clear" w:color="auto" w:fill="EBF3FB"/>
           </w:tcPr>
           <w:p>
+            <w:r/>
             <w:r>
               <w:rPr>
+                <w:rFonts w:ascii="Times New Roman" w:hAnsi="Times New Roman"/>
+                <w:b w:val="0"/>
+                <w:i w:val="0"/>
                 <w:sz w:val="18"/>
               </w:rPr>
               <w:t>Dinh Danh Nam</w:t>
@@ -332,8 +386,12 @@
             <w:pPr>
               <w:jc w:val="center"/>
             </w:pPr>
+            <w:r/>
             <w:r>
               <w:rPr>
+                <w:rFonts w:ascii="Times New Roman" w:hAnsi="Times New Roman"/>
+                <w:b w:val="0"/>
+                <w:i w:val="0"/>
                 <w:sz w:val="20"/>
               </w:rPr>
               <w:t>Yes</w:t>
@@ -349,8 +407,12 @@
             <w:pPr>
               <w:jc w:val="center"/>
             </w:pPr>
+            <w:r/>
             <w:r>
               <w:rPr>
+                <w:rFonts w:ascii="Times New Roman" w:hAnsi="Times New Roman"/>
+                <w:b w:val="0"/>
+                <w:i w:val="0"/>
                 <w:sz w:val="20"/>
               </w:rPr>
               <w:t>Yes</w:t>
@@ -366,8 +428,12 @@
             <w:pPr>
               <w:jc w:val="center"/>
             </w:pPr>
+            <w:r/>
             <w:r>
               <w:rPr>
+                <w:rFonts w:ascii="Times New Roman" w:hAnsi="Times New Roman"/>
+                <w:b w:val="0"/>
+                <w:i w:val="0"/>
                 <w:sz w:val="20"/>
               </w:rPr>
               <w:t>Yes</w:t>
@@ -383,8 +449,12 @@
             <w:pPr>
               <w:jc w:val="center"/>
             </w:pPr>
+            <w:r/>
             <w:r>
               <w:rPr>
+                <w:rFonts w:ascii="Times New Roman" w:hAnsi="Times New Roman"/>
+                <w:b w:val="0"/>
+                <w:i w:val="0"/>
                 <w:sz w:val="20"/>
               </w:rPr>
               <w:t>Yes</w:t>
@@ -400,8 +470,12 @@
             <w:pPr>
               <w:jc w:val="center"/>
             </w:pPr>
+            <w:r/>
             <w:r>
               <w:rPr>
+                <w:rFonts w:ascii="Times New Roman" w:hAnsi="Times New Roman"/>
+                <w:b w:val="0"/>
+                <w:i w:val="0"/>
                 <w:sz w:val="20"/>
               </w:rPr>
               <w:t>Yes</w:t>
@@ -417,8 +491,12 @@
             <w:pPr>
               <w:jc w:val="center"/>
             </w:pPr>
+            <w:r/>
             <w:r>
               <w:rPr>
+                <w:rFonts w:ascii="Times New Roman" w:hAnsi="Times New Roman"/>
+                <w:b w:val="0"/>
+                <w:i w:val="0"/>
                 <w:sz w:val="20"/>
               </w:rPr>
               <w:t>Yes</w:t>
@@ -434,8 +512,12 @@
             <w:pPr>
               <w:jc w:val="center"/>
             </w:pPr>
+            <w:r/>
             <w:r>
               <w:rPr>
+                <w:rFonts w:ascii="Times New Roman" w:hAnsi="Times New Roman"/>
+                <w:b w:val="0"/>
+                <w:i w:val="0"/>
                 <w:sz w:val="20"/>
               </w:rPr>
               <w:t>Yes</w:t>
@@ -451,8 +533,12 @@
             <w:pPr>
               <w:jc w:val="center"/>
             </w:pPr>
+            <w:r/>
             <w:r>
               <w:rPr>
+                <w:rFonts w:ascii="Times New Roman" w:hAnsi="Times New Roman"/>
+                <w:b w:val="0"/>
+                <w:i w:val="0"/>
                 <w:sz w:val="20"/>
               </w:rPr>
               <w:t>Yes</w:t>
@@ -466,8 +552,12 @@
             <w:tcW w:type="dxa" w:w="1045"/>
           </w:tcPr>
           <w:p>
+            <w:r/>
             <w:r>
               <w:rPr>
+                <w:rFonts w:ascii="Times New Roman" w:hAnsi="Times New Roman"/>
+                <w:b w:val="0"/>
+                <w:i w:val="0"/>
                 <w:sz w:val="18"/>
               </w:rPr>
               <w:t>Nguyen Quy Hung</w:t>
@@ -484,8 +574,12 @@
             <w:pPr>
               <w:jc w:val="center"/>
             </w:pPr>
+            <w:r/>
             <w:r>
               <w:rPr>
+                <w:rFonts w:ascii="Times New Roman" w:hAnsi="Times New Roman"/>
+                <w:b w:val="0"/>
+                <w:i w:val="0"/>
                 <w:sz w:val="20"/>
               </w:rPr>
               <w:t>Yes</w:t>
@@ -500,8 +594,12 @@
             <w:pPr>
               <w:jc w:val="center"/>
             </w:pPr>
+            <w:r/>
             <w:r>
               <w:rPr>
+                <w:rFonts w:ascii="Times New Roman" w:hAnsi="Times New Roman"/>
+                <w:b w:val="0"/>
+                <w:i w:val="0"/>
                 <w:sz w:val="20"/>
               </w:rPr>
               <w:t>Yes</w:t>
@@ -516,8 +614,12 @@
             <w:pPr>
               <w:jc w:val="center"/>
             </w:pPr>
+            <w:r/>
             <w:r>
               <w:rPr>
+                <w:rFonts w:ascii="Times New Roman" w:hAnsi="Times New Roman"/>
+                <w:b w:val="0"/>
+                <w:i w:val="0"/>
                 <w:sz w:val="20"/>
               </w:rPr>
               <w:t>Yes</w:t>
@@ -532,8 +634,12 @@
             <w:pPr>
               <w:jc w:val="center"/>
             </w:pPr>
+            <w:r/>
             <w:r>
               <w:rPr>
+                <w:rFonts w:ascii="Times New Roman" w:hAnsi="Times New Roman"/>
+                <w:b w:val="0"/>
+                <w:i w:val="0"/>
                 <w:sz w:val="20"/>
               </w:rPr>
               <w:t>Yes</w:t>
@@ -548,8 +654,12 @@
             <w:pPr>
               <w:jc w:val="center"/>
             </w:pPr>
+            <w:r/>
             <w:r>
               <w:rPr>
+                <w:rFonts w:ascii="Times New Roman" w:hAnsi="Times New Roman"/>
+                <w:b w:val="0"/>
+                <w:i w:val="0"/>
                 <w:sz w:val="20"/>
               </w:rPr>
               <w:t>Yes</w:t>
@@ -564,8 +674,12 @@
             <w:pPr>
               <w:jc w:val="center"/>
             </w:pPr>
+            <w:r/>
             <w:r>
               <w:rPr>
+                <w:rFonts w:ascii="Times New Roman" w:hAnsi="Times New Roman"/>
+                <w:b w:val="0"/>
+                <w:i w:val="0"/>
                 <w:sz w:val="20"/>
               </w:rPr>
               <w:t>Yes</w:t>
@@ -580,8 +694,12 @@
             <w:pPr>
               <w:jc w:val="center"/>
             </w:pPr>
+            <w:r/>
             <w:r>
               <w:rPr>
+                <w:rFonts w:ascii="Times New Roman" w:hAnsi="Times New Roman"/>
+                <w:b w:val="0"/>
+                <w:i w:val="0"/>
                 <w:sz w:val="20"/>
               </w:rPr>
               <w:t>Yes</w:t>
@@ -596,8 +714,12 @@
             <w:pPr>
               <w:jc w:val="center"/>
             </w:pPr>
+            <w:r/>
             <w:r>
               <w:rPr>
+                <w:rFonts w:ascii="Times New Roman" w:hAnsi="Times New Roman"/>
+                <w:b w:val="0"/>
+                <w:i w:val="0"/>
                 <w:sz w:val="20"/>
               </w:rPr>
               <w:t>Yes</w:t>
@@ -612,8 +734,12 @@
             <w:shd w:val="clear" w:color="auto" w:fill="EBF3FB"/>
           </w:tcPr>
           <w:p>
+            <w:r/>
             <w:r>
               <w:rPr>
+                <w:rFonts w:ascii="Times New Roman" w:hAnsi="Times New Roman"/>
+                <w:b w:val="0"/>
+                <w:i w:val="0"/>
                 <w:sz w:val="18"/>
               </w:rPr>
               <w:t>Vo Thi Kim Huyen</w:t>
@@ -631,8 +757,12 @@
             <w:pPr>
               <w:jc w:val="center"/>
             </w:pPr>
+            <w:r/>
             <w:r>
               <w:rPr>
+                <w:rFonts w:ascii="Times New Roman" w:hAnsi="Times New Roman"/>
+                <w:b w:val="0"/>
+                <w:i w:val="0"/>
                 <w:sz w:val="20"/>
               </w:rPr>
               <w:t>Yes</w:t>
@@ -648,8 +778,12 @@
             <w:pPr>
               <w:jc w:val="center"/>
             </w:pPr>
+            <w:r/>
             <w:r>
               <w:rPr>
+                <w:rFonts w:ascii="Times New Roman" w:hAnsi="Times New Roman"/>
+                <w:b w:val="0"/>
+                <w:i w:val="0"/>
                 <w:sz w:val="20"/>
               </w:rPr>
               <w:t>Yes</w:t>
@@ -665,8 +799,12 @@
             <w:pPr>
               <w:jc w:val="center"/>
             </w:pPr>
+            <w:r/>
             <w:r>
               <w:rPr>
+                <w:rFonts w:ascii="Times New Roman" w:hAnsi="Times New Roman"/>
+                <w:b w:val="0"/>
+                <w:i w:val="0"/>
                 <w:sz w:val="20"/>
               </w:rPr>
               <w:t>Yes</w:t>
@@ -682,8 +820,12 @@
             <w:pPr>
               <w:jc w:val="center"/>
             </w:pPr>
+            <w:r/>
             <w:r>
               <w:rPr>
+                <w:rFonts w:ascii="Times New Roman" w:hAnsi="Times New Roman"/>
+                <w:b w:val="0"/>
+                <w:i w:val="0"/>
                 <w:sz w:val="20"/>
               </w:rPr>
               <w:t>Yes</w:t>
@@ -699,8 +841,12 @@
             <w:pPr>
               <w:jc w:val="center"/>
             </w:pPr>
+            <w:r/>
             <w:r>
               <w:rPr>
+                <w:rFonts w:ascii="Times New Roman" w:hAnsi="Times New Roman"/>
+                <w:b w:val="0"/>
+                <w:i w:val="0"/>
                 <w:sz w:val="20"/>
               </w:rPr>
               <w:t>Yes</w:t>
@@ -716,8 +862,12 @@
             <w:pPr>
               <w:jc w:val="center"/>
             </w:pPr>
+            <w:r/>
             <w:r>
               <w:rPr>
+                <w:rFonts w:ascii="Times New Roman" w:hAnsi="Times New Roman"/>
+                <w:b w:val="0"/>
+                <w:i w:val="0"/>
                 <w:sz w:val="20"/>
               </w:rPr>
               <w:t>Yes</w:t>
@@ -733,8 +883,12 @@
             <w:pPr>
               <w:jc w:val="center"/>
             </w:pPr>
+            <w:r/>
             <w:r>
               <w:rPr>
+                <w:rFonts w:ascii="Times New Roman" w:hAnsi="Times New Roman"/>
+                <w:b w:val="0"/>
+                <w:i w:val="0"/>
                 <w:sz w:val="20"/>
               </w:rPr>
               <w:t>Yes</w:t>
@@ -750,8 +904,12 @@
             <w:pPr>
               <w:jc w:val="center"/>
             </w:pPr>
+            <w:r/>
             <w:r>
               <w:rPr>
+                <w:rFonts w:ascii="Times New Roman" w:hAnsi="Times New Roman"/>
+                <w:b w:val="0"/>
+                <w:i w:val="0"/>
                 <w:sz w:val="20"/>
               </w:rPr>
               <w:t>Yes</w:t>
@@ -765,8 +923,12 @@
             <w:tcW w:type="dxa" w:w="1045"/>
           </w:tcPr>
           <w:p>
+            <w:r/>
             <w:r>
               <w:rPr>
+                <w:rFonts w:ascii="Times New Roman" w:hAnsi="Times New Roman"/>
+                <w:b w:val="0"/>
+                <w:i w:val="0"/>
                 <w:sz w:val="18"/>
               </w:rPr>
               <w:t>Le Luu Phuoc Thinh</w:t>
@@ -783,8 +945,12 @@
             <w:pPr>
               <w:jc w:val="center"/>
             </w:pPr>
+            <w:r/>
             <w:r>
               <w:rPr>
+                <w:rFonts w:ascii="Times New Roman" w:hAnsi="Times New Roman"/>
+                <w:b w:val="0"/>
+                <w:i w:val="0"/>
                 <w:sz w:val="20"/>
               </w:rPr>
               <w:t>Yes</w:t>
@@ -799,8 +965,12 @@
             <w:pPr>
               <w:jc w:val="center"/>
             </w:pPr>
+            <w:r/>
             <w:r>
               <w:rPr>
+                <w:rFonts w:ascii="Times New Roman" w:hAnsi="Times New Roman"/>
+                <w:b w:val="0"/>
+                <w:i w:val="0"/>
                 <w:sz w:val="20"/>
               </w:rPr>
               <w:t>Yes</w:t>
@@ -815,8 +985,12 @@
             <w:pPr>
               <w:jc w:val="center"/>
             </w:pPr>
+            <w:r/>
             <w:r>
               <w:rPr>
+                <w:rFonts w:ascii="Times New Roman" w:hAnsi="Times New Roman"/>
+                <w:b w:val="0"/>
+                <w:i w:val="0"/>
                 <w:sz w:val="20"/>
               </w:rPr>
               <w:t>Yes</w:t>
@@ -831,8 +1005,12 @@
             <w:pPr>
               <w:jc w:val="center"/>
             </w:pPr>
+            <w:r/>
             <w:r>
               <w:rPr>
+                <w:rFonts w:ascii="Times New Roman" w:hAnsi="Times New Roman"/>
+                <w:b w:val="0"/>
+                <w:i w:val="0"/>
                 <w:sz w:val="20"/>
               </w:rPr>
               <w:t>Yes</w:t>
@@ -847,8 +1025,12 @@
             <w:pPr>
               <w:jc w:val="center"/>
             </w:pPr>
+            <w:r/>
             <w:r>
               <w:rPr>
+                <w:rFonts w:ascii="Times New Roman" w:hAnsi="Times New Roman"/>
+                <w:b w:val="0"/>
+                <w:i w:val="0"/>
                 <w:sz w:val="20"/>
               </w:rPr>
               <w:t>Yes</w:t>
@@ -863,8 +1045,12 @@
             <w:pPr>
               <w:jc w:val="center"/>
             </w:pPr>
+            <w:r/>
             <w:r>
               <w:rPr>
+                <w:rFonts w:ascii="Times New Roman" w:hAnsi="Times New Roman"/>
+                <w:b w:val="0"/>
+                <w:i w:val="0"/>
                 <w:sz w:val="20"/>
               </w:rPr>
               <w:t>Yes</w:t>
@@ -879,8 +1065,12 @@
             <w:pPr>
               <w:jc w:val="center"/>
             </w:pPr>
+            <w:r/>
             <w:r>
               <w:rPr>
+                <w:rFonts w:ascii="Times New Roman" w:hAnsi="Times New Roman"/>
+                <w:b w:val="0"/>
+                <w:i w:val="0"/>
                 <w:sz w:val="20"/>
               </w:rPr>
               <w:t>Yes</w:t>
@@ -895,8 +1085,12 @@
             <w:pPr>
               <w:jc w:val="center"/>
             </w:pPr>
+            <w:r/>
             <w:r>
               <w:rPr>
+                <w:rFonts w:ascii="Times New Roman" w:hAnsi="Times New Roman"/>
+                <w:b w:val="0"/>
+                <w:i w:val="0"/>
                 <w:sz w:val="20"/>
               </w:rPr>
               <w:t>Yes</w:t>
@@ -911,8 +1105,12 @@
             <w:shd w:val="clear" w:color="auto" w:fill="EBF3FB"/>
           </w:tcPr>
           <w:p>
+            <w:r/>
             <w:r>
               <w:rPr>
+                <w:rFonts w:ascii="Times New Roman" w:hAnsi="Times New Roman"/>
+                <w:b w:val="0"/>
+                <w:i w:val="0"/>
                 <w:sz w:val="18"/>
               </w:rPr>
               <w:t>Hoang Dinh Vinh Hoang</w:t>
@@ -930,8 +1128,12 @@
             <w:pPr>
               <w:jc w:val="center"/>
             </w:pPr>
+            <w:r/>
             <w:r>
               <w:rPr>
+                <w:rFonts w:ascii="Times New Roman" w:hAnsi="Times New Roman"/>
+                <w:b w:val="0"/>
+                <w:i w:val="0"/>
                 <w:sz w:val="20"/>
               </w:rPr>
               <w:t>Yes</w:t>
@@ -947,8 +1149,12 @@
             <w:pPr>
               <w:jc w:val="center"/>
             </w:pPr>
+            <w:r/>
             <w:r>
               <w:rPr>
+                <w:rFonts w:ascii="Times New Roman" w:hAnsi="Times New Roman"/>
+                <w:b w:val="0"/>
+                <w:i w:val="0"/>
                 <w:sz w:val="20"/>
               </w:rPr>
               <w:t>Yes</w:t>
@@ -964,8 +1170,12 @@
             <w:pPr>
               <w:jc w:val="center"/>
             </w:pPr>
+            <w:r/>
             <w:r>
               <w:rPr>
+                <w:rFonts w:ascii="Times New Roman" w:hAnsi="Times New Roman"/>
+                <w:b w:val="0"/>
+                <w:i w:val="0"/>
                 <w:sz w:val="20"/>
               </w:rPr>
               <w:t>Yes</w:t>
@@ -981,8 +1191,12 @@
             <w:pPr>
               <w:jc w:val="center"/>
             </w:pPr>
+            <w:r/>
             <w:r>
               <w:rPr>
+                <w:rFonts w:ascii="Times New Roman" w:hAnsi="Times New Roman"/>
+                <w:b w:val="0"/>
+                <w:i w:val="0"/>
                 <w:sz w:val="20"/>
               </w:rPr>
               <w:t>Yes</w:t>
@@ -998,8 +1212,12 @@
             <w:pPr>
               <w:jc w:val="center"/>
             </w:pPr>
+            <w:r/>
             <w:r>
               <w:rPr>
+                <w:rFonts w:ascii="Times New Roman" w:hAnsi="Times New Roman"/>
+                <w:b w:val="0"/>
+                <w:i w:val="0"/>
                 <w:sz w:val="20"/>
               </w:rPr>
               <w:t>Yes</w:t>
@@ -1015,8 +1233,12 @@
             <w:pPr>
               <w:jc w:val="center"/>
             </w:pPr>
+            <w:r/>
             <w:r>
               <w:rPr>
+                <w:rFonts w:ascii="Times New Roman" w:hAnsi="Times New Roman"/>
+                <w:b w:val="0"/>
+                <w:i w:val="0"/>
                 <w:sz w:val="20"/>
               </w:rPr>
               <w:t>Yes</w:t>
@@ -1032,8 +1254,12 @@
             <w:pPr>
               <w:jc w:val="center"/>
             </w:pPr>
+            <w:r/>
             <w:r>
               <w:rPr>
+                <w:rFonts w:ascii="Times New Roman" w:hAnsi="Times New Roman"/>
+                <w:b w:val="0"/>
+                <w:i w:val="0"/>
                 <w:sz w:val="20"/>
               </w:rPr>
               <w:t>Yes</w:t>
@@ -1049,8 +1275,12 @@
             <w:pPr>
               <w:jc w:val="center"/>
             </w:pPr>
+            <w:r/>
             <w:r>
               <w:rPr>
+                <w:rFonts w:ascii="Times New Roman" w:hAnsi="Times New Roman"/>
+                <w:b w:val="0"/>
+                <w:i w:val="0"/>
                 <w:sz w:val="20"/>
               </w:rPr>
               <w:t>Yes</w:t>
@@ -1063,10 +1293,15 @@
     <w:p>
       <w:pPr>
         <w:pStyle w:val="Heading1"/>
+        <w:spacing w:before="200" w:after="80"/>
       </w:pPr>
       <w:r>
         <w:rPr>
+          <w:rFonts w:ascii="Times New Roman" w:hAnsi="Times New Roman"/>
+          <w:b/>
+          <w:i w:val="0"/>
           <w:color w:val="1F3864"/>
+          <w:sz w:val="28"/>
         </w:rPr>
         <w:t>1. CONTRIBUTION DETAILS</w:t>
       </w:r>
@@ -1077,7 +1312,9 @@
       </w:pPr>
       <w:r>
         <w:rPr>
+          <w:rFonts w:ascii="Times New Roman" w:hAnsi="Times New Roman"/>
           <w:b w:val="0"/>
+          <w:i w:val="0"/>
           <w:sz w:val="22"/>
         </w:rPr>
         <w:t>Sprint Four (22 March – 12 April 2026, Weeks 10–12) focused on SDLC completion: resolving visual bugs, stabilising Docker deployment, writing comprehensive documentation, and establishing test coverage ahead of the final client delivery.</w:t>
@@ -1086,10 +1323,15 @@
     <w:p>
       <w:pPr>
         <w:pStyle w:val="Heading2"/>
+        <w:spacing w:before="120" w:after="80"/>
       </w:pPr>
       <w:r>
         <w:rPr>
+          <w:rFonts w:ascii="Times New Roman" w:hAnsi="Times New Roman"/>
+          <w:b/>
+          <w:i w:val="0"/>
           <w:color w:val="1F3864"/>
+          <w:sz w:val="24"/>
         </w:rPr>
         <w:t>1.1  Dinh Danh Nam — Lead Developer: Full-Stack Coding, Optimization &amp; Docker</w:t>
       </w:r>
@@ -1097,10 +1339,14 @@
     <w:p>
       <w:pPr>
         <w:pStyle w:val="ListBullet"/>
+        <w:spacing w:after="60"/>
         <w:ind w:left="283"/>
       </w:pPr>
       <w:r>
         <w:rPr>
+          <w:rFonts w:ascii="Times New Roman" w:hAnsi="Times New Roman"/>
+          <w:b w:val="0"/>
+          <w:i w:val="0"/>
           <w:sz w:val="22"/>
         </w:rPr>
         <w:t>Led the majority of coding work in Sprint Four across all modules.</w:t>
@@ -1109,46 +1355,270 @@
     <w:p>
       <w:pPr>
         <w:pStyle w:val="ListBullet"/>
+        <w:spacing w:after="60"/>
         <w:ind w:left="283"/>
       </w:pPr>
       <w:r>
         <w:rPr>
+          <w:rFonts w:ascii="Times New Roman" w:hAnsi="Times New Roman"/>
+          <w:b w:val="0"/>
+          <w:i w:val="0"/>
           <w:sz w:val="22"/>
         </w:rPr>
-        <w:t>Conducted a full architecture review, producing architecture.md documenting all five services, inter-service communication paths, environment variables, and data flows.</w:t>
+        <w:t xml:space="preserve">Conducted a full architecture review, producing </w:t>
+      </w:r>
+      <w:r>
+        <w:rPr>
+          <w:rFonts w:ascii="Consolas" w:hAnsi="Consolas"/>
+          <w:sz w:val="20"/>
+        </w:rPr>
+        <w:t>architecture.md</w:t>
+      </w:r>
+      <w:r>
+        <w:rPr>
+          <w:rFonts w:ascii="Times New Roman" w:hAnsi="Times New Roman"/>
+          <w:b w:val="0"/>
+          <w:i w:val="0"/>
+          <w:sz w:val="22"/>
+        </w:rPr>
+        <w:t xml:space="preserve"> documenting all five services, inter-service communication paths, environment variables, and data flows.</w:t>
       </w:r>
     </w:p>
     <w:p>
       <w:pPr>
         <w:pStyle w:val="ListBullet"/>
+        <w:spacing w:after="60"/>
         <w:ind w:left="283"/>
       </w:pPr>
       <w:r>
         <w:rPr>
+          <w:rFonts w:ascii="Times New Roman" w:hAnsi="Times New Roman"/>
+          <w:b w:val="0"/>
+          <w:i w:val="0"/>
           <w:sz w:val="22"/>
         </w:rPr>
-        <w:t>Identified and fixed six consistency errors: REVERB_APP_KEY mismatch between frontend/.env and docker-compose; /tmp storage volatility for FAISS and conflict JSON; hardcoded model name in memory_service.py; missing GEMINI_API_KEY in .env.example; insufficient conflict-detection polling (6×5s → 12-step progressive backoff); Windows artifact files frontend/nul and frontend/563 excluded from .gitignore.</w:t>
+        <w:t xml:space="preserve">Identified and fixed six consistency errors: </w:t>
+      </w:r>
+      <w:r>
+        <w:rPr>
+          <w:rFonts w:ascii="Consolas" w:hAnsi="Consolas"/>
+          <w:sz w:val="20"/>
+        </w:rPr>
+        <w:t>REVERB_APP_KEY</w:t>
+      </w:r>
+      <w:r>
+        <w:rPr>
+          <w:rFonts w:ascii="Times New Roman" w:hAnsi="Times New Roman"/>
+          <w:b w:val="0"/>
+          <w:i w:val="0"/>
+          <w:sz w:val="22"/>
+        </w:rPr>
+        <w:t xml:space="preserve"> mismatch between </w:t>
+      </w:r>
+      <w:r>
+        <w:rPr>
+          <w:rFonts w:ascii="Consolas" w:hAnsi="Consolas"/>
+          <w:sz w:val="20"/>
+        </w:rPr>
+        <w:t>frontend/.env</w:t>
+      </w:r>
+      <w:r>
+        <w:rPr>
+          <w:rFonts w:ascii="Times New Roman" w:hAnsi="Times New Roman"/>
+          <w:b w:val="0"/>
+          <w:i w:val="0"/>
+          <w:sz w:val="22"/>
+        </w:rPr>
+        <w:t xml:space="preserve"> and </w:t>
+      </w:r>
+      <w:r>
+        <w:rPr>
+          <w:rFonts w:ascii="Consolas" w:hAnsi="Consolas"/>
+          <w:sz w:val="20"/>
+        </w:rPr>
+        <w:t>docker-compose.yml</w:t>
+      </w:r>
+      <w:r>
+        <w:rPr>
+          <w:rFonts w:ascii="Times New Roman" w:hAnsi="Times New Roman"/>
+          <w:b w:val="0"/>
+          <w:i w:val="0"/>
+          <w:sz w:val="22"/>
+        </w:rPr>
+        <w:t xml:space="preserve">; </w:t>
+      </w:r>
+      <w:r>
+        <w:rPr>
+          <w:rFonts w:ascii="Consolas" w:hAnsi="Consolas"/>
+          <w:sz w:val="20"/>
+        </w:rPr>
+        <w:t>/tmp</w:t>
+      </w:r>
+      <w:r>
+        <w:rPr>
+          <w:rFonts w:ascii="Times New Roman" w:hAnsi="Times New Roman"/>
+          <w:b w:val="0"/>
+          <w:i w:val="0"/>
+          <w:sz w:val="22"/>
+        </w:rPr>
+        <w:t xml:space="preserve"> storage volatility for FAISS and conflict JSON; hardcoded model name in </w:t>
+      </w:r>
+      <w:r>
+        <w:rPr>
+          <w:rFonts w:ascii="Consolas" w:hAnsi="Consolas"/>
+          <w:sz w:val="20"/>
+        </w:rPr>
+        <w:t>memory_service.py</w:t>
+      </w:r>
+      <w:r>
+        <w:rPr>
+          <w:rFonts w:ascii="Times New Roman" w:hAnsi="Times New Roman"/>
+          <w:b w:val="0"/>
+          <w:i w:val="0"/>
+          <w:sz w:val="22"/>
+        </w:rPr>
+        <w:t xml:space="preserve">; missing </w:t>
+      </w:r>
+      <w:r>
+        <w:rPr>
+          <w:rFonts w:ascii="Consolas" w:hAnsi="Consolas"/>
+          <w:sz w:val="20"/>
+        </w:rPr>
+        <w:t>GEMINI_API_KEY</w:t>
+      </w:r>
+      <w:r>
+        <w:rPr>
+          <w:rFonts w:ascii="Times New Roman" w:hAnsi="Times New Roman"/>
+          <w:b w:val="0"/>
+          <w:i w:val="0"/>
+          <w:sz w:val="22"/>
+        </w:rPr>
+        <w:t xml:space="preserve"> in </w:t>
+      </w:r>
+      <w:r>
+        <w:rPr>
+          <w:rFonts w:ascii="Consolas" w:hAnsi="Consolas"/>
+          <w:sz w:val="20"/>
+        </w:rPr>
+        <w:t>.env.example</w:t>
+      </w:r>
+      <w:r>
+        <w:rPr>
+          <w:rFonts w:ascii="Times New Roman" w:hAnsi="Times New Roman"/>
+          <w:b w:val="0"/>
+          <w:i w:val="0"/>
+          <w:sz w:val="22"/>
+        </w:rPr>
+        <w:t xml:space="preserve">; insufficient conflict-detection polling (6x5s to 12-step progressive backoff); Windows artifact files </w:t>
+      </w:r>
+      <w:r>
+        <w:rPr>
+          <w:rFonts w:ascii="Consolas" w:hAnsi="Consolas"/>
+          <w:sz w:val="20"/>
+        </w:rPr>
+        <w:t>frontend/nul</w:t>
+      </w:r>
+      <w:r>
+        <w:rPr>
+          <w:rFonts w:ascii="Times New Roman" w:hAnsi="Times New Roman"/>
+          <w:b w:val="0"/>
+          <w:i w:val="0"/>
+          <w:sz w:val="22"/>
+        </w:rPr>
+        <w:t xml:space="preserve"> and </w:t>
+      </w:r>
+      <w:r>
+        <w:rPr>
+          <w:rFonts w:ascii="Consolas" w:hAnsi="Consolas"/>
+          <w:sz w:val="20"/>
+        </w:rPr>
+        <w:t>frontend/563</w:t>
+      </w:r>
+      <w:r>
+        <w:rPr>
+          <w:rFonts w:ascii="Times New Roman" w:hAnsi="Times New Roman"/>
+          <w:b w:val="0"/>
+          <w:i w:val="0"/>
+          <w:sz w:val="22"/>
+        </w:rPr>
+        <w:t xml:space="preserve"> excluded from </w:t>
+      </w:r>
+      <w:r>
+        <w:rPr>
+          <w:rFonts w:ascii="Consolas" w:hAnsi="Consolas"/>
+          <w:sz w:val="20"/>
+        </w:rPr>
+        <w:t>.gitignore</w:t>
+      </w:r>
+      <w:r>
+        <w:rPr>
+          <w:rFonts w:ascii="Times New Roman" w:hAnsi="Times New Roman"/>
+          <w:b w:val="0"/>
+          <w:i w:val="0"/>
+          <w:sz w:val="22"/>
+        </w:rPr>
+        <w:t>.</w:t>
       </w:r>
     </w:p>
     <w:p>
       <w:pPr>
         <w:pStyle w:val="ListBullet"/>
+        <w:spacing w:after="60"/>
         <w:ind w:left="283"/>
       </w:pPr>
       <w:r>
         <w:rPr>
+          <w:rFonts w:ascii="Times New Roman" w:hAnsi="Times New Roman"/>
+          <w:b w:val="0"/>
+          <w:i w:val="0"/>
           <w:sz w:val="22"/>
         </w:rPr>
-        <w:t>Added persistent Docker named volumes (llm_data, backend_storage) to preserve FAISS index and conflict JSON across container restarts.</w:t>
+        <w:t>Added persistent Docker named volumes (</w:t>
+      </w:r>
+      <w:r>
+        <w:rPr>
+          <w:rFonts w:ascii="Consolas" w:hAnsi="Consolas"/>
+          <w:sz w:val="20"/>
+        </w:rPr>
+        <w:t>llm_data</w:t>
+      </w:r>
+      <w:r>
+        <w:rPr>
+          <w:rFonts w:ascii="Times New Roman" w:hAnsi="Times New Roman"/>
+          <w:b w:val="0"/>
+          <w:i w:val="0"/>
+          <w:sz w:val="22"/>
+        </w:rPr>
+        <w:t xml:space="preserve">, </w:t>
+      </w:r>
+      <w:r>
+        <w:rPr>
+          <w:rFonts w:ascii="Consolas" w:hAnsi="Consolas"/>
+          <w:sz w:val="20"/>
+        </w:rPr>
+        <w:t>backend_storage</w:t>
+      </w:r>
+      <w:r>
+        <w:rPr>
+          <w:rFonts w:ascii="Times New Roman" w:hAnsi="Times New Roman"/>
+          <w:b w:val="0"/>
+          <w:i w:val="0"/>
+          <w:sz w:val="22"/>
+        </w:rPr>
+        <w:t>) to preserve FAISS index and conflict JSON across container restarts.</w:t>
       </w:r>
     </w:p>
     <w:p>
       <w:pPr>
         <w:pStyle w:val="ListBullet"/>
+        <w:spacing w:after="60"/>
         <w:ind w:left="283"/>
       </w:pPr>
       <w:r>
         <w:rPr>
+          <w:rFonts w:ascii="Times New Roman" w:hAnsi="Times New Roman"/>
+          <w:b w:val="0"/>
+          <w:i w:val="0"/>
           <w:sz w:val="22"/>
         </w:rPr>
         <w:t>Fixed conflict detection: duplicate records, polling timeout extended to 300s.</w:t>
@@ -1157,22 +1627,46 @@
     <w:p>
       <w:pPr>
         <w:pStyle w:val="ListBullet"/>
+        <w:spacing w:after="60"/>
         <w:ind w:left="283"/>
       </w:pPr>
       <w:r>
         <w:rPr>
+          <w:rFonts w:ascii="Times New Roman" w:hAnsi="Times New Roman"/>
+          <w:b w:val="0"/>
+          <w:i w:val="0"/>
           <w:sz w:val="22"/>
         </w:rPr>
-        <w:t>Fixed CORS middleware, bootstrap/app.php middleware registration, and chat sync ordering under queue load.</w:t>
+        <w:t xml:space="preserve">Fixed CORS middleware, </w:t>
+      </w:r>
+      <w:r>
+        <w:rPr>
+          <w:rFonts w:ascii="Consolas" w:hAnsi="Consolas"/>
+          <w:sz w:val="20"/>
+        </w:rPr>
+        <w:t>bootstrap/app.php</w:t>
+      </w:r>
+      <w:r>
+        <w:rPr>
+          <w:rFonts w:ascii="Times New Roman" w:hAnsi="Times New Roman"/>
+          <w:b w:val="0"/>
+          <w:i w:val="0"/>
+          <w:sz w:val="22"/>
+        </w:rPr>
+        <w:t xml:space="preserve"> middleware registration, and chat sync ordering under queue load.</w:t>
       </w:r>
     </w:p>
     <w:p>
       <w:pPr>
         <w:pStyle w:val="ListBullet"/>
+        <w:spacing w:after="60"/>
         <w:ind w:left="283"/>
       </w:pPr>
       <w:r>
         <w:rPr>
+          <w:rFonts w:ascii="Times New Roman" w:hAnsi="Times New Roman"/>
+          <w:b w:val="0"/>
+          <w:i w:val="0"/>
           <w:sz w:val="22"/>
         </w:rPr>
         <w:t>Maintained and rebuilt the full Docker stack throughout the sprint; resolved Reverb startup timing and SQLite volume permission issues.</w:t>
@@ -1181,22 +1675,62 @@
     <w:p>
       <w:pPr>
         <w:pStyle w:val="ListBullet"/>
+        <w:spacing w:after="60"/>
         <w:ind w:left="283"/>
       </w:pPr>
       <w:r>
         <w:rPr>
+          <w:rFonts w:ascii="Times New Roman" w:hAnsi="Times New Roman"/>
+          <w:b w:val="0"/>
+          <w:i w:val="0"/>
           <w:sz w:val="22"/>
         </w:rPr>
-        <w:t>Updated TESTING_GUIDE.md and .env.example; managed sprint report generation.</w:t>
+        <w:t xml:space="preserve">Updated </w:t>
+      </w:r>
+      <w:r>
+        <w:rPr>
+          <w:rFonts w:ascii="Consolas" w:hAnsi="Consolas"/>
+          <w:sz w:val="20"/>
+        </w:rPr>
+        <w:t>TESTING_GUIDE.md</w:t>
+      </w:r>
+      <w:r>
+        <w:rPr>
+          <w:rFonts w:ascii="Times New Roman" w:hAnsi="Times New Roman"/>
+          <w:b w:val="0"/>
+          <w:i w:val="0"/>
+          <w:sz w:val="22"/>
+        </w:rPr>
+        <w:t xml:space="preserve"> and </w:t>
+      </w:r>
+      <w:r>
+        <w:rPr>
+          <w:rFonts w:ascii="Consolas" w:hAnsi="Consolas"/>
+          <w:sz w:val="20"/>
+        </w:rPr>
+        <w:t>.env.example</w:t>
+      </w:r>
+      <w:r>
+        <w:rPr>
+          <w:rFonts w:ascii="Times New Roman" w:hAnsi="Times New Roman"/>
+          <w:b w:val="0"/>
+          <w:i w:val="0"/>
+          <w:sz w:val="22"/>
+        </w:rPr>
+        <w:t>; managed sprint report generation.</w:t>
       </w:r>
     </w:p>
     <w:p>
       <w:pPr>
         <w:pStyle w:val="ListBullet"/>
+        <w:spacing w:after="60"/>
         <w:ind w:left="283"/>
       </w:pPr>
       <w:r>
         <w:rPr>
+          <w:rFonts w:ascii="Times New Roman" w:hAnsi="Times New Roman"/>
+          <w:b w:val="0"/>
+          <w:i w:val="0"/>
           <w:sz w:val="22"/>
         </w:rPr>
         <w:t>Key commits: 2220383, 982389a.</w:t>
@@ -1206,10 +1740,15 @@
     <w:p>
       <w:pPr>
         <w:pStyle w:val="Heading2"/>
+        <w:spacing w:before="120" w:after="80"/>
       </w:pPr>
       <w:r>
         <w:rPr>
+          <w:rFonts w:ascii="Times New Roman" w:hAnsi="Times New Roman"/>
+          <w:b/>
+          <w:i w:val="0"/>
           <w:color w:val="1F3864"/>
+          <w:sz w:val="24"/>
         </w:rPr>
         <w:t>1.2  Nguyen Quy Hung — Frontend: Visual Bug Fixes</w:t>
       </w:r>
@@ -1217,58 +1756,142 @@
     <w:p>
       <w:pPr>
         <w:pStyle w:val="ListBullet"/>
+        <w:spacing w:after="60"/>
         <w:ind w:left="283"/>
       </w:pPr>
       <w:r>
         <w:rPr>
+          <w:rFonts w:ascii="Times New Roman" w:hAnsi="Times New Roman"/>
+          <w:b w:val="0"/>
+          <w:i w:val="0"/>
           <w:sz w:val="22"/>
         </w:rPr>
-        <w:t>Identified and fixed multiple visual bugs in ProjectDetailPage.jsx: requirements panel rendering, conflict display layout, and graph tab switching.</w:t>
+        <w:t xml:space="preserve">Identified and fixed multiple visual bugs in </w:t>
+      </w:r>
+      <w:r>
+        <w:rPr>
+          <w:rFonts w:ascii="Consolas" w:hAnsi="Consolas"/>
+          <w:sz w:val="20"/>
+        </w:rPr>
+        <w:t>ProjectDetailPage.jsx</w:t>
+      </w:r>
+      <w:r>
+        <w:rPr>
+          <w:rFonts w:ascii="Times New Roman" w:hAnsi="Times New Roman"/>
+          <w:b w:val="0"/>
+          <w:i w:val="0"/>
+          <w:sz w:val="22"/>
+        </w:rPr>
+        <w:t>: requirements panel rendering, conflict display layout, and graph tab switching.</w:t>
       </w:r>
     </w:p>
     <w:p>
       <w:pPr>
         <w:pStyle w:val="ListBullet"/>
+        <w:spacing w:after="60"/>
         <w:ind w:left="283"/>
       </w:pPr>
       <w:r>
         <w:rPr>
+          <w:rFonts w:ascii="Times New Roman" w:hAnsi="Times New Roman"/>
+          <w:b w:val="0"/>
+          <w:i w:val="0"/>
           <w:sz w:val="22"/>
         </w:rPr>
-        <w:t>Improved GraphRenderer.jsx with better error states and loading indicators for failed Mermaid renders.</w:t>
+        <w:t xml:space="preserve">Improved </w:t>
+      </w:r>
+      <w:r>
+        <w:rPr>
+          <w:rFonts w:ascii="Consolas" w:hAnsi="Consolas"/>
+          <w:sz w:val="20"/>
+        </w:rPr>
+        <w:t>GraphRenderer.jsx</w:t>
+      </w:r>
+      <w:r>
+        <w:rPr>
+          <w:rFonts w:ascii="Times New Roman" w:hAnsi="Times New Roman"/>
+          <w:b w:val="0"/>
+          <w:i w:val="0"/>
+          <w:sz w:val="22"/>
+        </w:rPr>
+        <w:t xml:space="preserve"> with better error states and loading indicators for failed Mermaid renders.</w:t>
       </w:r>
     </w:p>
     <w:p>
       <w:pPr>
         <w:pStyle w:val="ListBullet"/>
+        <w:spacing w:after="60"/>
         <w:ind w:left="283"/>
       </w:pPr>
       <w:r>
         <w:rPr>
+          <w:rFonts w:ascii="Times New Roman" w:hAnsi="Times New Roman"/>
+          <w:b w:val="0"/>
+          <w:i w:val="0"/>
           <w:sz w:val="22"/>
         </w:rPr>
-        <w:t>Improved FileUpload.jsx with drag-and-drop visual feedback and upload progress indicators.</w:t>
+        <w:t xml:space="preserve">Improved </w:t>
+      </w:r>
+      <w:r>
+        <w:rPr>
+          <w:rFonts w:ascii="Consolas" w:hAnsi="Consolas"/>
+          <w:sz w:val="20"/>
+        </w:rPr>
+        <w:t>FileUpload.jsx</w:t>
+      </w:r>
+      <w:r>
+        <w:rPr>
+          <w:rFonts w:ascii="Times New Roman" w:hAnsi="Times New Roman"/>
+          <w:b w:val="0"/>
+          <w:i w:val="0"/>
+          <w:sz w:val="22"/>
+        </w:rPr>
+        <w:t xml:space="preserve"> with drag-and-drop visual feedback and upload progress indicators.</w:t>
       </w:r>
     </w:p>
     <w:p>
       <w:pPr>
         <w:pStyle w:val="ListBullet"/>
+        <w:spacing w:after="60"/>
         <w:ind w:left="283"/>
       </w:pPr>
       <w:r>
         <w:rPr>
+          <w:rFonts w:ascii="Times New Roman" w:hAnsi="Times New Roman"/>
+          <w:b w:val="0"/>
+          <w:i w:val="0"/>
           <w:sz w:val="22"/>
         </w:rPr>
-        <w:t>Expanded Sidebar.jsx with a collapsible project navigation tree.</w:t>
+        <w:t xml:space="preserve">Expanded </w:t>
+      </w:r>
+      <w:r>
+        <w:rPr>
+          <w:rFonts w:ascii="Consolas" w:hAnsi="Consolas"/>
+          <w:sz w:val="20"/>
+        </w:rPr>
+        <w:t>Sidebar.jsx</w:t>
+      </w:r>
+      <w:r>
+        <w:rPr>
+          <w:rFonts w:ascii="Times New Roman" w:hAnsi="Times New Roman"/>
+          <w:b w:val="0"/>
+          <w:i w:val="0"/>
+          <w:sz w:val="22"/>
+        </w:rPr>
+        <w:t xml:space="preserve"> with a collapsible project navigation tree.</w:t>
       </w:r>
     </w:p>
     <w:p>
       <w:pPr>
         <w:pStyle w:val="ListBullet"/>
+        <w:spacing w:after="60"/>
         <w:ind w:left="283"/>
       </w:pPr>
       <w:r>
         <w:rPr>
+          <w:rFonts w:ascii="Times New Roman" w:hAnsi="Times New Roman"/>
+          <w:b w:val="0"/>
+          <w:i w:val="0"/>
           <w:sz w:val="22"/>
         </w:rPr>
         <w:t>Key commits: 982389a.</w:t>
@@ -1278,10 +1901,15 @@
     <w:p>
       <w:pPr>
         <w:pStyle w:val="Heading2"/>
+        <w:spacing w:before="120" w:after="80"/>
       </w:pPr>
       <w:r>
         <w:rPr>
+          <w:rFonts w:ascii="Times New Roman" w:hAnsi="Times New Roman"/>
+          <w:b/>
+          <w:i w:val="0"/>
           <w:color w:val="1F3864"/>
+          <w:sz w:val="24"/>
         </w:rPr>
         <w:t>1.3  Vo Thi Kim Huyen — Testing &amp; Documentation</w:t>
       </w:r>
@@ -1289,10 +1917,14 @@
     <w:p>
       <w:pPr>
         <w:pStyle w:val="ListBullet"/>
+        <w:spacing w:after="60"/>
         <w:ind w:left="283"/>
       </w:pPr>
       <w:r>
         <w:rPr>
+          <w:rFonts w:ascii="Times New Roman" w:hAnsi="Times New Roman"/>
+          <w:b w:val="0"/>
+          <w:i w:val="0"/>
           <w:sz w:val="22"/>
         </w:rPr>
         <w:t>Wrote and executed frontend manual test cases verifying all Sprint Three and Sprint Four features in the live Docker environment.</w:t>
@@ -1301,10 +1933,14 @@
     <w:p>
       <w:pPr>
         <w:pStyle w:val="ListBullet"/>
+        <w:spacing w:after="60"/>
         <w:ind w:left="283"/>
       </w:pPr>
       <w:r>
         <w:rPr>
+          <w:rFonts w:ascii="Times New Roman" w:hAnsi="Times New Roman"/>
+          <w:b w:val="0"/>
+          <w:i w:val="0"/>
           <w:sz w:val="22"/>
         </w:rPr>
         <w:t>Documented test procedures and results for the Sprint Four test results table.</w:t>
@@ -1313,22 +1949,46 @@
     <w:p>
       <w:pPr>
         <w:pStyle w:val="ListBullet"/>
+        <w:spacing w:after="60"/>
         <w:ind w:left="283"/>
       </w:pPr>
       <w:r>
         <w:rPr>
+          <w:rFonts w:ascii="Times New Roman" w:hAnsi="Times New Roman"/>
+          <w:b w:val="0"/>
+          <w:i w:val="0"/>
           <w:sz w:val="22"/>
         </w:rPr>
-        <w:t>Contributed to final documentation review, checking README.md for accuracy and completeness from a user perspective.</w:t>
+        <w:t xml:space="preserve">Contributed to final documentation review, checking </w:t>
+      </w:r>
+      <w:r>
+        <w:rPr>
+          <w:rFonts w:ascii="Consolas" w:hAnsi="Consolas"/>
+          <w:sz w:val="20"/>
+        </w:rPr>
+        <w:t>README.md</w:t>
+      </w:r>
+      <w:r>
+        <w:rPr>
+          <w:rFonts w:ascii="Times New Roman" w:hAnsi="Times New Roman"/>
+          <w:b w:val="0"/>
+          <w:i w:val="0"/>
+          <w:sz w:val="22"/>
+        </w:rPr>
+        <w:t xml:space="preserve"> for accuracy and completeness from a user perspective.</w:t>
       </w:r>
     </w:p>
     <w:p>
       <w:pPr>
         <w:pStyle w:val="ListBullet"/>
+        <w:spacing w:after="60"/>
         <w:ind w:left="283"/>
       </w:pPr>
       <w:r>
         <w:rPr>
+          <w:rFonts w:ascii="Times New Roman" w:hAnsi="Times New Roman"/>
+          <w:b w:val="0"/>
+          <w:i w:val="0"/>
           <w:sz w:val="22"/>
         </w:rPr>
         <w:t>Verified all UI fixes across Chrome and Firefox per the Definition of Done.</w:t>
@@ -1338,10 +1998,15 @@
     <w:p>
       <w:pPr>
         <w:pStyle w:val="Heading2"/>
+        <w:spacing w:before="120" w:after="80"/>
       </w:pPr>
       <w:r>
         <w:rPr>
+          <w:rFonts w:ascii="Times New Roman" w:hAnsi="Times New Roman"/>
+          <w:b/>
+          <w:i w:val="0"/>
           <w:color w:val="1F3864"/>
+          <w:sz w:val="24"/>
         </w:rPr>
         <w:t>1.4  Le Luu Phuoc Thinh — Testing &amp; Documentation</w:t>
       </w:r>
@@ -1349,10 +2014,14 @@
     <w:p>
       <w:pPr>
         <w:pStyle w:val="ListBullet"/>
+        <w:spacing w:after="60"/>
         <w:ind w:left="283"/>
       </w:pPr>
       <w:r>
         <w:rPr>
+          <w:rFonts w:ascii="Times New Roman" w:hAnsi="Times New Roman"/>
+          <w:b w:val="0"/>
+          <w:i w:val="0"/>
           <w:sz w:val="22"/>
         </w:rPr>
         <w:t>Wrote and executed backend integration test cases for the conflict detection fix, CORS configuration, and middleware registration.</w:t>
@@ -1361,10 +2030,14 @@
     <w:p>
       <w:pPr>
         <w:pStyle w:val="ListBullet"/>
+        <w:spacing w:after="60"/>
         <w:ind w:left="283"/>
       </w:pPr>
       <w:r>
         <w:rPr>
+          <w:rFonts w:ascii="Times New Roman" w:hAnsi="Times New Roman"/>
+          <w:b w:val="0"/>
+          <w:i w:val="0"/>
           <w:sz w:val="22"/>
         </w:rPr>
         <w:t>Ran full Docker stack integration tests to verify all five services communicate correctly after Sprint Four fixes.</w:t>
@@ -1373,22 +2046,46 @@
     <w:p>
       <w:pPr>
         <w:pStyle w:val="ListBullet"/>
+        <w:spacing w:after="60"/>
         <w:ind w:left="283"/>
       </w:pPr>
       <w:r>
         <w:rPr>
+          <w:rFonts w:ascii="Times New Roman" w:hAnsi="Times New Roman"/>
+          <w:b w:val="0"/>
+          <w:i w:val="0"/>
           <w:sz w:val="22"/>
         </w:rPr>
-        <w:t>Contributed to the architecture.md review, validating the data-flow diagrams against the actual codebase.</w:t>
+        <w:t xml:space="preserve">Contributed to the </w:t>
+      </w:r>
+      <w:r>
+        <w:rPr>
+          <w:rFonts w:ascii="Consolas" w:hAnsi="Consolas"/>
+          <w:sz w:val="20"/>
+        </w:rPr>
+        <w:t>architecture.md</w:t>
+      </w:r>
+      <w:r>
+        <w:rPr>
+          <w:rFonts w:ascii="Times New Roman" w:hAnsi="Times New Roman"/>
+          <w:b w:val="0"/>
+          <w:i w:val="0"/>
+          <w:sz w:val="22"/>
+        </w:rPr>
+        <w:t xml:space="preserve"> review, validating the data-flow diagrams against the actual codebase.</w:t>
       </w:r>
     </w:p>
     <w:p>
       <w:pPr>
         <w:pStyle w:val="ListBullet"/>
+        <w:spacing w:after="60"/>
         <w:ind w:left="283"/>
       </w:pPr>
       <w:r>
         <w:rPr>
+          <w:rFonts w:ascii="Times New Roman" w:hAnsi="Times New Roman"/>
+          <w:b w:val="0"/>
+          <w:i w:val="0"/>
           <w:sz w:val="22"/>
         </w:rPr>
         <w:t>Maintained the test results table and verified all acceptance criteria were met.</w:t>
@@ -1398,10 +2095,15 @@
     <w:p>
       <w:pPr>
         <w:pStyle w:val="Heading2"/>
+        <w:spacing w:before="120" w:after="80"/>
       </w:pPr>
       <w:r>
         <w:rPr>
+          <w:rFonts w:ascii="Times New Roman" w:hAnsi="Times New Roman"/>
+          <w:b/>
+          <w:i w:val="0"/>
           <w:color w:val="1F3864"/>
+          <w:sz w:val="24"/>
         </w:rPr>
         <w:t>1.5  Hoang Dinh Vinh Hoang — Testing, Documentation &amp; Scrum Master</w:t>
       </w:r>
@@ -1409,10 +2111,14 @@
     <w:p>
       <w:pPr>
         <w:pStyle w:val="ListBullet"/>
+        <w:spacing w:after="60"/>
         <w:ind w:left="283"/>
       </w:pPr>
       <w:r>
         <w:rPr>
+          <w:rFonts w:ascii="Times New Roman" w:hAnsi="Times New Roman"/>
+          <w:b w:val="0"/>
+          <w:i w:val="0"/>
           <w:sz w:val="22"/>
         </w:rPr>
         <w:t>Served as Scrum Master for Sprint Four: facilitated standups, coordinated the final client demonstration, and managed sprint closure.</w:t>
@@ -1421,22 +2127,94 @@
     <w:p>
       <w:pPr>
         <w:pStyle w:val="ListBullet"/>
+        <w:spacing w:after="60"/>
         <w:ind w:left="283"/>
       </w:pPr>
       <w:r>
         <w:rPr>
+          <w:rFonts w:ascii="Times New Roman" w:hAnsi="Times New Roman"/>
+          <w:b w:val="0"/>
+          <w:i w:val="0"/>
           <w:sz w:val="22"/>
         </w:rPr>
-        <w:t>Wrote and executed LLM service test cases: /api/chat, /api/extract, /kb/build, and the web_search tool, verifying correct responses and error handling.</w:t>
+        <w:t xml:space="preserve">Wrote and executed LLM service test cases: </w:t>
+      </w:r>
+      <w:r>
+        <w:rPr>
+          <w:rFonts w:ascii="Consolas" w:hAnsi="Consolas"/>
+          <w:sz w:val="20"/>
+        </w:rPr>
+        <w:t>/api/chat</w:t>
+      </w:r>
+      <w:r>
+        <w:rPr>
+          <w:rFonts w:ascii="Times New Roman" w:hAnsi="Times New Roman"/>
+          <w:b w:val="0"/>
+          <w:i w:val="0"/>
+          <w:sz w:val="22"/>
+        </w:rPr>
+        <w:t xml:space="preserve">, </w:t>
+      </w:r>
+      <w:r>
+        <w:rPr>
+          <w:rFonts w:ascii="Consolas" w:hAnsi="Consolas"/>
+          <w:sz w:val="20"/>
+        </w:rPr>
+        <w:t>/api/extract</w:t>
+      </w:r>
+      <w:r>
+        <w:rPr>
+          <w:rFonts w:ascii="Times New Roman" w:hAnsi="Times New Roman"/>
+          <w:b w:val="0"/>
+          <w:i w:val="0"/>
+          <w:sz w:val="22"/>
+        </w:rPr>
+        <w:t xml:space="preserve">, </w:t>
+      </w:r>
+      <w:r>
+        <w:rPr>
+          <w:rFonts w:ascii="Consolas" w:hAnsi="Consolas"/>
+          <w:sz w:val="20"/>
+        </w:rPr>
+        <w:t>/kb/build</w:t>
+      </w:r>
+      <w:r>
+        <w:rPr>
+          <w:rFonts w:ascii="Times New Roman" w:hAnsi="Times New Roman"/>
+          <w:b w:val="0"/>
+          <w:i w:val="0"/>
+          <w:sz w:val="22"/>
+        </w:rPr>
+        <w:t xml:space="preserve">, and the </w:t>
+      </w:r>
+      <w:r>
+        <w:rPr>
+          <w:rFonts w:ascii="Consolas" w:hAnsi="Consolas"/>
+          <w:sz w:val="20"/>
+        </w:rPr>
+        <w:t>web_search</w:t>
+      </w:r>
+      <w:r>
+        <w:rPr>
+          <w:rFonts w:ascii="Times New Roman" w:hAnsi="Times New Roman"/>
+          <w:b w:val="0"/>
+          <w:i w:val="0"/>
+          <w:sz w:val="22"/>
+        </w:rPr>
+        <w:t xml:space="preserve"> tool, verifying correct responses and error handling.</w:t>
       </w:r>
     </w:p>
     <w:p>
       <w:pPr>
         <w:pStyle w:val="ListBullet"/>
+        <w:spacing w:after="60"/>
         <w:ind w:left="283"/>
       </w:pPr>
       <w:r>
         <w:rPr>
+          <w:rFonts w:ascii="Times New Roman" w:hAnsi="Times New Roman"/>
+          <w:b w:val="0"/>
+          <w:i w:val="0"/>
           <w:sz w:val="22"/>
         </w:rPr>
         <w:t>Prepared sprint retrospective, lessons learned, and overall project retrospective sections for the Sprint Four report.</w:t>
@@ -1445,10 +2223,14 @@
     <w:p>
       <w:pPr>
         <w:pStyle w:val="ListBullet"/>
+        <w:spacing w:after="60"/>
         <w:ind w:left="283"/>
       </w:pPr>
       <w:r>
         <w:rPr>
+          <w:rFonts w:ascii="Times New Roman" w:hAnsi="Times New Roman"/>
+          <w:b w:val="0"/>
+          <w:i w:val="0"/>
           <w:sz w:val="22"/>
         </w:rPr>
         <w:t>Coordinated client feedback collection and confirmed final increment acceptance.</w:t>
@@ -1458,10 +2240,15 @@
     <w:p>
       <w:pPr>
         <w:pStyle w:val="Heading1"/>
+        <w:spacing w:before="200" w:after="80"/>
       </w:pPr>
       <w:r>
         <w:rPr>
+          <w:rFonts w:ascii="Times New Roman" w:hAnsi="Times New Roman"/>
+          <w:b/>
+          <w:i w:val="0"/>
           <w:color w:val="1F3864"/>
+          <w:sz w:val="28"/>
         </w:rPr>
         <w:t>2. SPRINT PLAN</w:t>
       </w:r>
@@ -1472,7 +2259,9 @@
       </w:pPr>
       <w:r>
         <w:rPr>
+          <w:rFonts w:ascii="Times New Roman" w:hAnsi="Times New Roman"/>
           <w:b w:val="0"/>
+          <w:i w:val="0"/>
           <w:sz w:val="22"/>
         </w:rPr>
         <w:t>Sprint Four ran from 22 March to 12 April 2026, covering Weeks 10–12. Nguyen Quy Hung served as Scrum Master.</w:t>
@@ -1481,10 +2270,15 @@
     <w:p>
       <w:pPr>
         <w:pStyle w:val="Heading2"/>
+        <w:spacing w:before="120" w:after="80"/>
       </w:pPr>
       <w:r>
         <w:rPr>
+          <w:rFonts w:ascii="Times New Roman" w:hAnsi="Times New Roman"/>
+          <w:b/>
+          <w:i w:val="0"/>
           <w:color w:val="1F3864"/>
+          <w:sz w:val="24"/>
         </w:rPr>
         <w:t>Sprint Goal</w:t>
       </w:r>
@@ -1495,7 +2289,9 @@
       </w:pPr>
       <w:r>
         <w:rPr>
+          <w:rFonts w:ascii="Times New Roman" w:hAnsi="Times New Roman"/>
           <w:b w:val="0"/>
+          <w:i w:val="0"/>
           <w:sz w:val="22"/>
         </w:rPr>
         <w:t>Bring the project to a shippable, well-documented state: resolve all known bugs, establish test coverage, and produce the final technical documentation and sprint reports required for SDLC completion and client handover.</w:t>
@@ -1504,10 +2300,15 @@
     <w:p>
       <w:pPr>
         <w:pStyle w:val="Heading2"/>
+        <w:spacing w:before="120" w:after="80"/>
       </w:pPr>
       <w:r>
         <w:rPr>
+          <w:rFonts w:ascii="Times New Roman" w:hAnsi="Times New Roman"/>
+          <w:b/>
+          <w:i w:val="0"/>
           <w:color w:val="1F3864"/>
+          <w:sz w:val="24"/>
         </w:rPr>
         <w:t>Sprint Backlog</w:t>
       </w:r>
@@ -1515,7 +2316,9 @@
     <w:p>
       <w:r>
         <w:rPr>
+          <w:rFonts w:ascii="Times New Roman" w:hAnsi="Times New Roman"/>
           <w:b/>
+          <w:i w:val="0"/>
           <w:sz w:val="22"/>
         </w:rPr>
         <w:t>Bug Fixes:</w:t>
@@ -1524,10 +2327,14 @@
     <w:p>
       <w:pPr>
         <w:pStyle w:val="ListBullet"/>
+        <w:spacing w:after="60"/>
         <w:ind w:left="567"/>
       </w:pPr>
       <w:r>
         <w:rPr>
+          <w:rFonts w:ascii="Times New Roman" w:hAnsi="Times New Roman"/>
+          <w:b w:val="0"/>
+          <w:i w:val="0"/>
           <w:sz w:val="22"/>
         </w:rPr>
         <w:t>Resolve Docker volume persistence issue (FAISS and conflict JSON lost on restart)</w:t>
@@ -1536,10 +2343,14 @@
     <w:p>
       <w:pPr>
         <w:pStyle w:val="ListBullet"/>
+        <w:spacing w:after="60"/>
         <w:ind w:left="567"/>
       </w:pPr>
       <w:r>
         <w:rPr>
+          <w:rFonts w:ascii="Times New Roman" w:hAnsi="Times New Roman"/>
+          <w:b w:val="0"/>
+          <w:i w:val="0"/>
           <w:sz w:val="22"/>
         </w:rPr>
         <w:t>Fix REVERB_APP_KEY mismatch between frontend/.env and docker-compose</w:t>
@@ -1548,10 +2359,14 @@
     <w:p>
       <w:pPr>
         <w:pStyle w:val="ListBullet"/>
+        <w:spacing w:after="60"/>
         <w:ind w:left="567"/>
       </w:pPr>
       <w:r>
         <w:rPr>
+          <w:rFonts w:ascii="Times New Roman" w:hAnsi="Times New Roman"/>
+          <w:b w:val="0"/>
+          <w:i w:val="0"/>
           <w:sz w:val="22"/>
         </w:rPr>
         <w:t>Fix conflict detection: duplicate records, polling timeout</w:t>
@@ -1560,10 +2375,14 @@
     <w:p>
       <w:pPr>
         <w:pStyle w:val="ListBullet"/>
+        <w:spacing w:after="60"/>
         <w:ind w:left="567"/>
       </w:pPr>
       <w:r>
         <w:rPr>
+          <w:rFonts w:ascii="Times New Roman" w:hAnsi="Times New Roman"/>
+          <w:b w:val="0"/>
+          <w:i w:val="0"/>
           <w:sz w:val="22"/>
         </w:rPr>
         <w:t>Fix visual bugs in ProjectDetailPage, GraphRenderer, FileUpload</w:t>
@@ -1572,10 +2391,14 @@
     <w:p>
       <w:pPr>
         <w:pStyle w:val="ListBullet"/>
+        <w:spacing w:after="60"/>
         <w:ind w:left="567"/>
       </w:pPr>
       <w:r>
         <w:rPr>
+          <w:rFonts w:ascii="Times New Roman" w:hAnsi="Times New Roman"/>
+          <w:b w:val="0"/>
+          <w:i w:val="0"/>
           <w:sz w:val="22"/>
         </w:rPr>
         <w:t>Fix CORS middleware origin whitelist</w:t>
@@ -1584,10 +2407,14 @@
     <w:p>
       <w:pPr>
         <w:pStyle w:val="ListBullet"/>
+        <w:spacing w:after="60"/>
         <w:ind w:left="567"/>
       </w:pPr>
       <w:r>
         <w:rPr>
+          <w:rFonts w:ascii="Times New Roman" w:hAnsi="Times New Roman"/>
+          <w:b w:val="0"/>
+          <w:i w:val="0"/>
           <w:sz w:val="22"/>
         </w:rPr>
         <w:t>Fix chat sync ordering under load</w:t>
@@ -1596,7 +2423,9 @@
     <w:p>
       <w:r>
         <w:rPr>
+          <w:rFonts w:ascii="Times New Roman" w:hAnsi="Times New Roman"/>
           <w:b/>
+          <w:i w:val="0"/>
           <w:sz w:val="22"/>
         </w:rPr>
         <w:t>Testing:</w:t>
@@ -1605,10 +2434,14 @@
     <w:p>
       <w:pPr>
         <w:pStyle w:val="ListBullet"/>
+        <w:spacing w:after="60"/>
         <w:ind w:left="567"/>
       </w:pPr>
       <w:r>
         <w:rPr>
+          <w:rFonts w:ascii="Times New Roman" w:hAnsi="Times New Roman"/>
+          <w:b w:val="0"/>
+          <w:i w:val="0"/>
           <w:sz w:val="22"/>
         </w:rPr>
         <w:t>Write PHPUnit unit tests for ConversationService and LLMService</w:t>
@@ -1617,10 +2450,14 @@
     <w:p>
       <w:pPr>
         <w:pStyle w:val="ListBullet"/>
+        <w:spacing w:after="60"/>
         <w:ind w:left="567"/>
       </w:pPr>
       <w:r>
         <w:rPr>
+          <w:rFonts w:ascii="Times New Roman" w:hAnsi="Times New Roman"/>
+          <w:b w:val="0"/>
+          <w:i w:val="0"/>
           <w:sz w:val="22"/>
         </w:rPr>
         <w:t>Write Vitest unit tests for NotificationBell, ActivityFeed, PerfOverlay</w:t>
@@ -1629,10 +2466,14 @@
     <w:p>
       <w:pPr>
         <w:pStyle w:val="ListBullet"/>
+        <w:spacing w:after="60"/>
         <w:ind w:left="567"/>
       </w:pPr>
       <w:r>
         <w:rPr>
+          <w:rFonts w:ascii="Times New Roman" w:hAnsi="Times New Roman"/>
+          <w:b w:val="0"/>
+          <w:i w:val="0"/>
           <w:sz w:val="22"/>
         </w:rPr>
         <w:t>Write pytest unit tests for LLM service endpoints</w:t>
@@ -1641,7 +2482,9 @@
     <w:p>
       <w:r>
         <w:rPr>
+          <w:rFonts w:ascii="Times New Roman" w:hAnsi="Times New Roman"/>
           <w:b/>
+          <w:i w:val="0"/>
           <w:sz w:val="22"/>
         </w:rPr>
         <w:t>Documentation:</w:t>
@@ -1650,10 +2493,14 @@
     <w:p>
       <w:pPr>
         <w:pStyle w:val="ListBullet"/>
+        <w:spacing w:after="60"/>
         <w:ind w:left="567"/>
       </w:pPr>
       <w:r>
         <w:rPr>
+          <w:rFonts w:ascii="Times New Roman" w:hAnsi="Times New Roman"/>
+          <w:b w:val="0"/>
+          <w:i w:val="0"/>
           <w:sz w:val="22"/>
         </w:rPr>
         <w:t>Produce architecture.md with service map and all data-flow diagrams</w:t>
@@ -1662,10 +2509,14 @@
     <w:p>
       <w:pPr>
         <w:pStyle w:val="ListBullet"/>
+        <w:spacing w:after="60"/>
         <w:ind w:left="567"/>
       </w:pPr>
       <w:r>
         <w:rPr>
+          <w:rFonts w:ascii="Times New Roman" w:hAnsi="Times New Roman"/>
+          <w:b w:val="0"/>
+          <w:i w:val="0"/>
           <w:sz w:val="22"/>
         </w:rPr>
         <w:t>Produce TESTING_GUIDE.md with Docker rebuild guide and test procedures</w:t>
@@ -1674,10 +2525,14 @@
     <w:p>
       <w:pPr>
         <w:pStyle w:val="ListBullet"/>
+        <w:spacing w:after="60"/>
         <w:ind w:left="567"/>
       </w:pPr>
       <w:r>
         <w:rPr>
+          <w:rFonts w:ascii="Times New Roman" w:hAnsi="Times New Roman"/>
+          <w:b w:val="0"/>
+          <w:i w:val="0"/>
           <w:sz w:val="22"/>
         </w:rPr>
         <w:t>Restructure README.md as a user-facing onboarding guide</w:t>
@@ -1686,10 +2541,14 @@
     <w:p>
       <w:pPr>
         <w:pStyle w:val="ListBullet"/>
+        <w:spacing w:after="60"/>
         <w:ind w:left="567"/>
       </w:pPr>
       <w:r>
         <w:rPr>
+          <w:rFonts w:ascii="Times New Roman" w:hAnsi="Times New Roman"/>
+          <w:b w:val="0"/>
+          <w:i w:val="0"/>
           <w:sz w:val="22"/>
         </w:rPr>
         <w:t>Update .env.example with all required and optional variables</w:t>
@@ -1698,10 +2557,14 @@
     <w:p>
       <w:pPr>
         <w:pStyle w:val="ListBullet"/>
+        <w:spacing w:after="60"/>
         <w:ind w:left="567"/>
       </w:pPr>
       <w:r>
         <w:rPr>
+          <w:rFonts w:ascii="Times New Roman" w:hAnsi="Times New Roman"/>
+          <w:b w:val="0"/>
+          <w:i w:val="0"/>
           <w:sz w:val="22"/>
         </w:rPr>
         <w:t>Write Sprint Three and Sprint Four reports (Portfolio Tasks 7 &amp; 8)</w:t>
@@ -1710,10 +2573,15 @@
     <w:p>
       <w:pPr>
         <w:pStyle w:val="Heading2"/>
+        <w:spacing w:before="120" w:after="80"/>
       </w:pPr>
       <w:r>
         <w:rPr>
+          <w:rFonts w:ascii="Times New Roman" w:hAnsi="Times New Roman"/>
+          <w:b/>
+          <w:i w:val="0"/>
           <w:color w:val="1F3864"/>
+          <w:sz w:val="24"/>
         </w:rPr>
         <w:t>Sprint Timeline</w:t>
       </w:r>
@@ -1724,7 +2592,9 @@
       </w:pPr>
       <w:r>
         <w:rPr>
+          <w:rFonts w:ascii="Times New Roman" w:hAnsi="Times New Roman"/>
           <w:b w:val="0"/>
+          <w:i w:val="0"/>
           <w:sz w:val="22"/>
         </w:rPr>
         <w:t>Figure 4 shows the Sprint Four activity timeline across the three-week period.</w:t>
@@ -1775,6 +2645,8 @@
       </w:pPr>
       <w:r>
         <w:rPr>
+          <w:rFonts w:ascii="Times New Roman" w:hAnsi="Times New Roman"/>
+          <w:b w:val="0"/>
           <w:i/>
           <w:sz w:val="18"/>
         </w:rPr>
@@ -1784,10 +2656,15 @@
     <w:p>
       <w:pPr>
         <w:pStyle w:val="Heading1"/>
+        <w:spacing w:before="200" w:after="80"/>
       </w:pPr>
       <w:r>
         <w:rPr>
+          <w:rFonts w:ascii="Times New Roman" w:hAnsi="Times New Roman"/>
+          <w:b/>
+          <w:i w:val="0"/>
           <w:color w:val="1F3864"/>
+          <w:sz w:val="28"/>
         </w:rPr>
         <w:t>3. FINAL DOCUMENTATION DELIVERABLES</w:t>
       </w:r>
@@ -1798,7 +2675,9 @@
       </w:pPr>
       <w:r>
         <w:rPr>
+          <w:rFonts w:ascii="Times New Roman" w:hAnsi="Times New Roman"/>
           <w:b w:val="0"/>
+          <w:i w:val="0"/>
           <w:sz w:val="22"/>
         </w:rPr>
         <w:t>This section details all final technical documentation produced as part of the SDLC completion for LLM4Reqs. The documentation is structured to serve two audiences: end users and system administrators.</w:t>
@@ -1807,10 +2686,15 @@
     <w:p>
       <w:pPr>
         <w:pStyle w:val="Heading2"/>
+        <w:spacing w:before="120" w:after="80"/>
       </w:pPr>
       <w:r>
         <w:rPr>
+          <w:rFonts w:ascii="Times New Roman" w:hAnsi="Times New Roman"/>
+          <w:b/>
+          <w:i w:val="0"/>
           <w:color w:val="1F3864"/>
+          <w:sz w:val="24"/>
         </w:rPr>
         <w:t>3.1  User Manual (README.md)</w:t>
       </w:r>
@@ -1821,7 +2705,9 @@
       </w:pPr>
       <w:r>
         <w:rPr>
+          <w:rFonts w:ascii="Times New Roman" w:hAnsi="Times New Roman"/>
           <w:b w:val="0"/>
+          <w:i w:val="0"/>
           <w:sz w:val="22"/>
         </w:rPr>
         <w:t>The README.md was restructured from a developer changelog into a comprehensive user onboarding guide. It covers:</w:t>
@@ -1830,10 +2716,14 @@
     <w:p>
       <w:pPr>
         <w:pStyle w:val="ListBullet"/>
+        <w:spacing w:after="60"/>
         <w:ind w:left="283"/>
       </w:pPr>
       <w:r>
         <w:rPr>
+          <w:rFonts w:ascii="Times New Roman" w:hAnsi="Times New Roman"/>
+          <w:b w:val="0"/>
+          <w:i w:val="0"/>
           <w:sz w:val="22"/>
         </w:rPr>
         <w:t>Prerequisites (Docker Desktop, Git, API keys)</w:t>
@@ -1842,10 +2732,14 @@
     <w:p>
       <w:pPr>
         <w:pStyle w:val="ListBullet"/>
+        <w:spacing w:after="60"/>
         <w:ind w:left="283"/>
       </w:pPr>
       <w:r>
         <w:rPr>
+          <w:rFonts w:ascii="Times New Roman" w:hAnsi="Times New Roman"/>
+          <w:b w:val="0"/>
+          <w:i w:val="0"/>
           <w:sz w:val="22"/>
         </w:rPr>
         <w:t>Quick Start: git clone → docker compose build → docker compose up</w:t>
@@ -1854,10 +2748,14 @@
     <w:p>
       <w:pPr>
         <w:pStyle w:val="ListBullet"/>
+        <w:spacing w:after="60"/>
         <w:ind w:left="283"/>
       </w:pPr>
       <w:r>
         <w:rPr>
+          <w:rFonts w:ascii="Times New Roman" w:hAnsi="Times New Roman"/>
+          <w:b w:val="0"/>
+          <w:i w:val="0"/>
           <w:sz w:val="22"/>
         </w:rPr>
         <w:t>Feature walkthrough: Chat, Document Upload, Knowledge Base, Conflict Detection, Story Graph</w:t>
@@ -1866,10 +2764,14 @@
     <w:p>
       <w:pPr>
         <w:pStyle w:val="ListBullet"/>
+        <w:spacing w:after="60"/>
         <w:ind w:left="283"/>
       </w:pPr>
       <w:r>
         <w:rPr>
+          <w:rFonts w:ascii="Times New Roman" w:hAnsi="Times New Roman"/>
+          <w:b w:val="0"/>
+          <w:i w:val="0"/>
           <w:sz w:val="22"/>
         </w:rPr>
         <w:t>Troubleshooting section for the five most common startup issues</w:t>
@@ -1878,10 +2780,14 @@
     <w:p>
       <w:pPr>
         <w:pStyle w:val="ListBullet"/>
+        <w:spacing w:after="60"/>
         <w:ind w:left="283"/>
       </w:pPr>
       <w:r>
         <w:rPr>
+          <w:rFonts w:ascii="Times New Roman" w:hAnsi="Times New Roman"/>
+          <w:b w:val="0"/>
+          <w:i w:val="0"/>
           <w:sz w:val="22"/>
         </w:rPr>
         <w:t>Environment variable reference table</w:t>
@@ -1890,10 +2796,15 @@
     <w:p>
       <w:pPr>
         <w:pStyle w:val="Heading2"/>
+        <w:spacing w:before="120" w:after="80"/>
       </w:pPr>
       <w:r>
         <w:rPr>
+          <w:rFonts w:ascii="Times New Roman" w:hAnsi="Times New Roman"/>
+          <w:b/>
+          <w:i w:val="0"/>
           <w:color w:val="1F3864"/>
+          <w:sz w:val="24"/>
         </w:rPr>
         <w:t>3.2  System Installation Manual (TESTING_GUIDE.md)</w:t>
       </w:r>
@@ -1904,7 +2815,9 @@
       </w:pPr>
       <w:r>
         <w:rPr>
+          <w:rFonts w:ascii="Times New Roman" w:hAnsi="Times New Roman"/>
           <w:b w:val="0"/>
+          <w:i w:val="0"/>
           <w:sz w:val="22"/>
         </w:rPr>
         <w:t>The TESTING_GUIDE.md serves as the system administrator / developer installation manual. It provides:</w:t>
@@ -1913,10 +2826,14 @@
     <w:p>
       <w:pPr>
         <w:pStyle w:val="ListBullet"/>
+        <w:spacing w:after="60"/>
         <w:ind w:left="283"/>
       </w:pPr>
       <w:r>
         <w:rPr>
+          <w:rFonts w:ascii="Times New Roman" w:hAnsi="Times New Roman"/>
+          <w:b w:val="0"/>
+          <w:i w:val="0"/>
           <w:sz w:val="22"/>
         </w:rPr>
         <w:t>Docker compose build procedure with expected output and timing</w:t>
@@ -1925,10 +2842,14 @@
     <w:p>
       <w:pPr>
         <w:pStyle w:val="ListBullet"/>
+        <w:spacing w:after="60"/>
         <w:ind w:left="283"/>
       </w:pPr>
       <w:r>
         <w:rPr>
+          <w:rFonts w:ascii="Times New Roman" w:hAnsi="Times New Roman"/>
+          <w:b w:val="0"/>
+          <w:i w:val="0"/>
           <w:sz w:val="22"/>
         </w:rPr>
         <w:t>Health check verification for all five services</w:t>
@@ -1937,10 +2858,14 @@
     <w:p>
       <w:pPr>
         <w:pStyle w:val="ListBullet"/>
+        <w:spacing w:after="60"/>
         <w:ind w:left="283"/>
       </w:pPr>
       <w:r>
         <w:rPr>
+          <w:rFonts w:ascii="Times New Roman" w:hAnsi="Times New Roman"/>
+          <w:b w:val="0"/>
+          <w:i w:val="0"/>
           <w:sz w:val="22"/>
         </w:rPr>
         <w:t>Step-by-step test procedures for six feature groups: Performance Monitoring, Notifications, Activity Feed, Import, Web Search, and Knowledge Base</w:t>
@@ -1949,10 +2874,14 @@
     <w:p>
       <w:pPr>
         <w:pStyle w:val="ListBullet"/>
+        <w:spacing w:after="60"/>
         <w:ind w:left="283"/>
       </w:pPr>
       <w:r>
         <w:rPr>
+          <w:rFonts w:ascii="Times New Roman" w:hAnsi="Times New Roman"/>
+          <w:b w:val="0"/>
+          <w:i w:val="0"/>
           <w:sz w:val="22"/>
         </w:rPr>
         <w:t>Manual test procedures with expected outcomes for each feature</w:t>
@@ -1961,10 +2890,15 @@
     <w:p>
       <w:pPr>
         <w:pStyle w:val="Heading2"/>
+        <w:spacing w:before="120" w:after="80"/>
       </w:pPr>
       <w:r>
         <w:rPr>
+          <w:rFonts w:ascii="Times New Roman" w:hAnsi="Times New Roman"/>
+          <w:b/>
+          <w:i w:val="0"/>
           <w:color w:val="1F3864"/>
+          <w:sz w:val="24"/>
         </w:rPr>
         <w:t>3.3  Architecture Documentation (architecture.md)</w:t>
       </w:r>
@@ -1975,7 +2909,9 @@
       </w:pPr>
       <w:r>
         <w:rPr>
+          <w:rFonts w:ascii="Times New Roman" w:hAnsi="Times New Roman"/>
           <w:b w:val="0"/>
+          <w:i w:val="0"/>
           <w:sz w:val="22"/>
         </w:rPr>
         <w:t>The architecture.md documents the complete technical structure of LLM4Reqs:</w:t>
@@ -1984,10 +2920,14 @@
     <w:p>
       <w:pPr>
         <w:pStyle w:val="ListBullet"/>
+        <w:spacing w:after="60"/>
         <w:ind w:left="283"/>
       </w:pPr>
       <w:r>
         <w:rPr>
+          <w:rFonts w:ascii="Times New Roman" w:hAnsi="Times New Roman"/>
+          <w:b w:val="0"/>
+          <w:i w:val="0"/>
           <w:sz w:val="22"/>
         </w:rPr>
         <w:t>Service map: five Docker containers, ports, protocols, and startup dependencies</w:t>
@@ -1996,10 +2936,14 @@
     <w:p>
       <w:pPr>
         <w:pStyle w:val="ListBullet"/>
+        <w:spacing w:after="60"/>
         <w:ind w:left="283"/>
       </w:pPr>
       <w:r>
         <w:rPr>
+          <w:rFonts w:ascii="Times New Roman" w:hAnsi="Times New Roman"/>
+          <w:b w:val="0"/>
+          <w:i w:val="0"/>
           <w:sz w:val="22"/>
         </w:rPr>
         <w:t>Environment variable inventory: 18 LLM vars, 23 backend vars, 5 frontend vars</w:t>
@@ -2008,10 +2952,14 @@
     <w:p>
       <w:pPr>
         <w:pStyle w:val="ListBullet"/>
+        <w:spacing w:after="60"/>
         <w:ind w:left="283"/>
       </w:pPr>
       <w:r>
         <w:rPr>
+          <w:rFonts w:ascii="Times New Roman" w:hAnsi="Times New Roman"/>
+          <w:b w:val="0"/>
+          <w:i w:val="0"/>
           <w:sz w:val="22"/>
         </w:rPr>
         <w:t>Data-flow diagrams for all four core pipelines: Chat, Document Processing, KB Build, Conflict Detection</w:t>
@@ -2020,10 +2968,14 @@
     <w:p>
       <w:pPr>
         <w:pStyle w:val="ListBullet"/>
+        <w:spacing w:after="60"/>
         <w:ind w:left="283"/>
       </w:pPr>
       <w:r>
         <w:rPr>
+          <w:rFonts w:ascii="Times New Roman" w:hAnsi="Times New Roman"/>
+          <w:b w:val="0"/>
+          <w:i w:val="0"/>
           <w:sz w:val="22"/>
         </w:rPr>
         <w:t>Consistency fix log: six issues identified and resolved in Sprint Four</w:t>
@@ -2035,7 +2987,9 @@
       </w:pPr>
       <w:r>
         <w:rPr>
+          <w:rFonts w:ascii="Times New Roman" w:hAnsi="Times New Roman"/>
           <w:b w:val="0"/>
+          <w:i w:val="0"/>
           <w:sz w:val="22"/>
         </w:rPr>
         <w:t>Figure 5 illustrates the final documentation structure.</w:t>
@@ -2086,6 +3040,8 @@
       </w:pPr>
       <w:r>
         <w:rPr>
+          <w:rFonts w:ascii="Times New Roman" w:hAnsi="Times New Roman"/>
+          <w:b w:val="0"/>
           <w:i/>
           <w:sz w:val="18"/>
         </w:rPr>
@@ -2095,10 +3051,15 @@
     <w:p>
       <w:pPr>
         <w:pStyle w:val="Heading2"/>
+        <w:spacing w:before="120" w:after="80"/>
       </w:pPr>
       <w:r>
         <w:rPr>
+          <w:rFonts w:ascii="Times New Roman" w:hAnsi="Times New Roman"/>
+          <w:b/>
+          <w:i w:val="0"/>
           <w:color w:val="1F3864"/>
+          <w:sz w:val="24"/>
         </w:rPr>
         <w:t>3.4  Test Coverage Summary</w:t>
       </w:r>
@@ -2125,7 +3086,9 @@
             <w:r/>
             <w:r>
               <w:rPr>
+                <w:rFonts w:ascii="Times New Roman" w:hAnsi="Times New Roman"/>
                 <w:b/>
+                <w:i w:val="0"/>
                 <w:color w:val="FFFFFF"/>
                 <w:sz w:val="20"/>
               </w:rPr>
@@ -2142,7 +3105,9 @@
             <w:r/>
             <w:r>
               <w:rPr>
+                <w:rFonts w:ascii="Times New Roman" w:hAnsi="Times New Roman"/>
                 <w:b/>
+                <w:i w:val="0"/>
                 <w:color w:val="FFFFFF"/>
                 <w:sz w:val="20"/>
               </w:rPr>
@@ -2159,7 +3124,9 @@
             <w:r/>
             <w:r>
               <w:rPr>
+                <w:rFonts w:ascii="Times New Roman" w:hAnsi="Times New Roman"/>
                 <w:b/>
+                <w:i w:val="0"/>
                 <w:color w:val="FFFFFF"/>
                 <w:sz w:val="20"/>
               </w:rPr>
@@ -2176,7 +3143,9 @@
             <w:r/>
             <w:r>
               <w:rPr>
+                <w:rFonts w:ascii="Times New Roman" w:hAnsi="Times New Roman"/>
                 <w:b/>
+                <w:i w:val="0"/>
                 <w:color w:val="FFFFFF"/>
                 <w:sz w:val="20"/>
               </w:rPr>
@@ -2192,8 +3161,12 @@
             <w:shd w:val="clear" w:color="auto" w:fill="EBF3FB"/>
           </w:tcPr>
           <w:p>
+            <w:r/>
             <w:r>
               <w:rPr>
+                <w:rFonts w:ascii="Times New Roman" w:hAnsi="Times New Roman"/>
+                <w:b w:val="0"/>
+                <w:i w:val="0"/>
                 <w:sz w:val="20"/>
               </w:rPr>
               <w:t>Backend (PHP)</w:t>
@@ -2206,8 +3179,12 @@
             <w:shd w:val="clear" w:color="auto" w:fill="EBF3FB"/>
           </w:tcPr>
           <w:p>
+            <w:r/>
             <w:r>
               <w:rPr>
+                <w:rFonts w:ascii="Times New Roman" w:hAnsi="Times New Roman"/>
+                <w:b w:val="0"/>
+                <w:i w:val="0"/>
                 <w:sz w:val="20"/>
               </w:rPr>
               <w:t>PHPUnit</w:t>
@@ -2220,8 +3197,12 @@
             <w:shd w:val="clear" w:color="auto" w:fill="EBF3FB"/>
           </w:tcPr>
           <w:p>
+            <w:r/>
             <w:r>
               <w:rPr>
+                <w:rFonts w:ascii="Times New Roman" w:hAnsi="Times New Roman"/>
+                <w:b w:val="0"/>
+                <w:i w:val="0"/>
                 <w:sz w:val="20"/>
               </w:rPr>
               <w:t>ConversationServiceTest, ExampleTest</w:t>
@@ -2234,8 +3215,12 @@
             <w:shd w:val="clear" w:color="auto" w:fill="EBF3FB"/>
           </w:tcPr>
           <w:p>
+            <w:r/>
             <w:r>
               <w:rPr>
+                <w:rFonts w:ascii="Times New Roman" w:hAnsi="Times New Roman"/>
+                <w:b w:val="0"/>
+                <w:i w:val="0"/>
                 <w:sz w:val="20"/>
               </w:rPr>
               <w:t>sendMessage, timedRequest, job polling</w:t>
@@ -2249,8 +3234,12 @@
             <w:tcW w:type="dxa" w:w="2351"/>
           </w:tcPr>
           <w:p>
+            <w:r/>
             <w:r>
               <w:rPr>
+                <w:rFonts w:ascii="Times New Roman" w:hAnsi="Times New Roman"/>
+                <w:b w:val="0"/>
+                <w:i w:val="0"/>
                 <w:sz w:val="20"/>
               </w:rPr>
               <w:t>Frontend (JS)</w:t>
@@ -2262,8 +3251,12 @@
             <w:tcW w:type="dxa" w:w="2351"/>
           </w:tcPr>
           <w:p>
+            <w:r/>
             <w:r>
               <w:rPr>
+                <w:rFonts w:ascii="Times New Roman" w:hAnsi="Times New Roman"/>
+                <w:b w:val="0"/>
+                <w:i w:val="0"/>
                 <w:sz w:val="20"/>
               </w:rPr>
               <w:t>Vitest</w:t>
@@ -2275,8 +3268,12 @@
             <w:tcW w:type="dxa" w:w="2351"/>
           </w:tcPr>
           <w:p>
+            <w:r/>
             <w:r>
               <w:rPr>
+                <w:rFonts w:ascii="Times New Roman" w:hAnsi="Times New Roman"/>
+                <w:b w:val="0"/>
+                <w:i w:val="0"/>
                 <w:sz w:val="20"/>
               </w:rPr>
               <w:t>NotificationBell, ActivityFeed, PerfOverlay</w:t>
@@ -2288,8 +3285,12 @@
             <w:tcW w:type="dxa" w:w="2351"/>
           </w:tcPr>
           <w:p>
+            <w:r/>
             <w:r>
               <w:rPr>
+                <w:rFonts w:ascii="Times New Roman" w:hAnsi="Times New Roman"/>
+                <w:b w:val="0"/>
+                <w:i w:val="0"/>
                 <w:sz w:val="20"/>
               </w:rPr>
               <w:t>render, state, WebSocket mock</w:t>
@@ -2304,8 +3305,12 @@
             <w:shd w:val="clear" w:color="auto" w:fill="EBF3FB"/>
           </w:tcPr>
           <w:p>
+            <w:r/>
             <w:r>
               <w:rPr>
+                <w:rFonts w:ascii="Times New Roman" w:hAnsi="Times New Roman"/>
+                <w:b w:val="0"/>
+                <w:i w:val="0"/>
                 <w:sz w:val="20"/>
               </w:rPr>
               <w:t>LLM Service (Python)</w:t>
@@ -2318,8 +3323,12 @@
             <w:shd w:val="clear" w:color="auto" w:fill="EBF3FB"/>
           </w:tcPr>
           <w:p>
+            <w:r/>
             <w:r>
               <w:rPr>
+                <w:rFonts w:ascii="Times New Roman" w:hAnsi="Times New Roman"/>
+                <w:b w:val="0"/>
+                <w:i w:val="0"/>
                 <w:sz w:val="20"/>
               </w:rPr>
               <w:t>pytest</w:t>
@@ -2332,8 +3341,12 @@
             <w:shd w:val="clear" w:color="auto" w:fill="EBF3FB"/>
           </w:tcPr>
           <w:p>
+            <w:r/>
             <w:r>
               <w:rPr>
+                <w:rFonts w:ascii="Times New Roman" w:hAnsi="Times New Roman"/>
+                <w:b w:val="0"/>
+                <w:i w:val="0"/>
                 <w:sz w:val="20"/>
               </w:rPr>
               <w:t>/api/chat, /api/extract, /kb/build</w:t>
@@ -2346,8 +3359,12 @@
             <w:shd w:val="clear" w:color="auto" w:fill="EBF3FB"/>
           </w:tcPr>
           <w:p>
+            <w:r/>
             <w:r>
               <w:rPr>
+                <w:rFonts w:ascii="Times New Roman" w:hAnsi="Times New Roman"/>
+                <w:b w:val="0"/>
+                <w:i w:val="0"/>
                 <w:sz w:val="20"/>
               </w:rPr>
               <w:t>happy path, timeout, auth rejection</w:t>
@@ -2360,10 +3377,15 @@
     <w:p>
       <w:pPr>
         <w:pStyle w:val="Heading1"/>
+        <w:spacing w:before="200" w:after="80"/>
       </w:pPr>
       <w:r>
         <w:rPr>
+          <w:rFonts w:ascii="Times New Roman" w:hAnsi="Times New Roman"/>
+          <w:b/>
+          <w:i w:val="0"/>
           <w:color w:val="1F3864"/>
+          <w:sz w:val="28"/>
         </w:rPr>
         <w:t>4. SPRINT PROGRESS</w:t>
       </w:r>
@@ -2371,10 +3393,15 @@
     <w:p>
       <w:pPr>
         <w:pStyle w:val="Heading2"/>
+        <w:spacing w:before="120" w:after="80"/>
       </w:pPr>
       <w:r>
         <w:rPr>
+          <w:rFonts w:ascii="Times New Roman" w:hAnsi="Times New Roman"/>
+          <w:b/>
+          <w:i w:val="0"/>
           <w:color w:val="1F3864"/>
+          <w:sz w:val="24"/>
         </w:rPr>
         <w:t>Application Evidence — Running System</w:t>
       </w:r>
@@ -2385,7 +3412,9 @@
       </w:pPr>
       <w:r>
         <w:rPr>
+          <w:rFonts w:ascii="Times New Roman" w:hAnsi="Times New Roman"/>
           <w:b w:val="0"/>
+          <w:i w:val="0"/>
           <w:sz w:val="22"/>
         </w:rPr>
         <w:t>The following screenshots were captured from the live Docker deployment (docker compose up) to demonstrate the fully operational system at Sprint Four.</w:t>
@@ -2397,7 +3426,9 @@
       </w:pPr>
       <w:r>
         <w:rPr>
+          <w:rFonts w:ascii="Times New Roman" w:hAnsi="Times New Roman"/>
           <w:b w:val="0"/>
+          <w:i w:val="0"/>
           <w:sz w:val="22"/>
         </w:rPr>
         <w:t>Figure 6 — Projects list showing created projects.</w:t>
@@ -2448,6 +3479,8 @@
       </w:pPr>
       <w:r>
         <w:rPr>
+          <w:rFonts w:ascii="Times New Roman" w:hAnsi="Times New Roman"/>
+          <w:b w:val="0"/>
           <w:i/>
           <w:sz w:val="18"/>
         </w:rPr>
@@ -2460,7 +3493,9 @@
       </w:pPr>
       <w:r>
         <w:rPr>
+          <w:rFonts w:ascii="Times New Roman" w:hAnsi="Times New Roman"/>
           <w:b w:val="0"/>
+          <w:i w:val="0"/>
           <w:sz w:val="22"/>
         </w:rPr>
         <w:t>Figure 7 — Sidebar navigation with conversations and project tree.</w:t>
@@ -2511,6 +3546,8 @@
       </w:pPr>
       <w:r>
         <w:rPr>
+          <w:rFonts w:ascii="Times New Roman" w:hAnsi="Times New Roman"/>
+          <w:b w:val="0"/>
           <w:i/>
           <w:sz w:val="18"/>
         </w:rPr>
@@ -2523,7 +3560,9 @@
       </w:pPr>
       <w:r>
         <w:rPr>
+          <w:rFonts w:ascii="Times New Roman" w:hAnsi="Times New Roman"/>
           <w:b w:val="0"/>
+          <w:i w:val="0"/>
           <w:sz w:val="22"/>
         </w:rPr>
         <w:t>Figure 8 — Project chat showing AI-generated requirements response.</w:t>
@@ -2574,6 +3613,8 @@
       </w:pPr>
       <w:r>
         <w:rPr>
+          <w:rFonts w:ascii="Times New Roman" w:hAnsi="Times New Roman"/>
+          <w:b w:val="0"/>
           <w:i/>
           <w:sz w:val="18"/>
         </w:rPr>
@@ -2586,7 +3627,9 @@
       </w:pPr>
       <w:r>
         <w:rPr>
+          <w:rFonts w:ascii="Times New Roman" w:hAnsi="Times New Roman"/>
           <w:b w:val="0"/>
+          <w:i w:val="0"/>
           <w:sz w:val="22"/>
         </w:rPr>
         <w:t>Figure 9 — Performance overlay (Ctrl+Shift+P) showing API call monitoring.</w:t>
@@ -2637,6 +3680,8 @@
       </w:pPr>
       <w:r>
         <w:rPr>
+          <w:rFonts w:ascii="Times New Roman" w:hAnsi="Times New Roman"/>
+          <w:b w:val="0"/>
           <w:i/>
           <w:sz w:val="18"/>
         </w:rPr>
@@ -2649,7 +3694,9 @@
       </w:pPr>
       <w:r>
         <w:rPr>
+          <w:rFonts w:ascii="Times New Roman" w:hAnsi="Times New Roman"/>
           <w:b w:val="0"/>
+          <w:i w:val="0"/>
           <w:sz w:val="22"/>
         </w:rPr>
         <w:t>Figure 10 — Document upload modal for Knowledge Base ingestion.</w:t>
@@ -2700,6 +3747,8 @@
       </w:pPr>
       <w:r>
         <w:rPr>
+          <w:rFonts w:ascii="Times New Roman" w:hAnsi="Times New Roman"/>
+          <w:b w:val="0"/>
           <w:i/>
           <w:sz w:val="18"/>
         </w:rPr>
@@ -2709,10 +3758,15 @@
     <w:p>
       <w:pPr>
         <w:pStyle w:val="Heading2"/>
+        <w:spacing w:before="120" w:after="80"/>
       </w:pPr>
       <w:r>
         <w:rPr>
+          <w:rFonts w:ascii="Times New Roman" w:hAnsi="Times New Roman"/>
+          <w:b/>
+          <w:i w:val="0"/>
           <w:color w:val="1F3864"/>
+          <w:sz w:val="24"/>
         </w:rPr>
         <w:t>Week 10 (22–28 March): Bug Fixes &amp; Architecture Review</w:t>
       </w:r>
@@ -2720,10 +3774,14 @@
     <w:p>
       <w:pPr>
         <w:pStyle w:val="ListBullet"/>
+        <w:spacing w:after="60"/>
         <w:ind w:left="283"/>
       </w:pPr>
       <w:r>
         <w:rPr>
+          <w:rFonts w:ascii="Times New Roman" w:hAnsi="Times New Roman"/>
+          <w:b w:val="0"/>
+          <w:i w:val="0"/>
           <w:sz w:val="22"/>
         </w:rPr>
         <w:t>Nam: Produced architecture.md; identified six consistency errors from the architecture review.</w:t>
@@ -2732,10 +3790,14 @@
     <w:p>
       <w:pPr>
         <w:pStyle w:val="ListBullet"/>
+        <w:spacing w:after="60"/>
         <w:ind w:left="283"/>
       </w:pPr>
       <w:r>
         <w:rPr>
+          <w:rFonts w:ascii="Times New Roman" w:hAnsi="Times New Roman"/>
+          <w:b w:val="0"/>
+          <w:i w:val="0"/>
           <w:sz w:val="22"/>
         </w:rPr>
         <w:t>Hung: Fixed visual bugs in ProjectDetailPage.jsx and GraphRenderer.jsx.</w:t>
@@ -2744,10 +3806,14 @@
     <w:p>
       <w:pPr>
         <w:pStyle w:val="ListBullet"/>
+        <w:spacing w:after="60"/>
         <w:ind w:left="283"/>
       </w:pPr>
       <w:r>
         <w:rPr>
+          <w:rFonts w:ascii="Times New Roman" w:hAnsi="Times New Roman"/>
+          <w:b w:val="0"/>
+          <w:i w:val="0"/>
           <w:sz w:val="22"/>
         </w:rPr>
         <w:t>Huyen: Fixed edge cases in AnimateIn.jsx and chat input empty-submit bug.</w:t>
@@ -2756,10 +3822,14 @@
     <w:p>
       <w:pPr>
         <w:pStyle w:val="ListBullet"/>
+        <w:spacing w:after="60"/>
         <w:ind w:left="283"/>
       </w:pPr>
       <w:r>
         <w:rPr>
+          <w:rFonts w:ascii="Times New Roman" w:hAnsi="Times New Roman"/>
+          <w:b w:val="0"/>
+          <w:i w:val="0"/>
           <w:sz w:val="22"/>
         </w:rPr>
         <w:t>Thinh: Fixed duplicate conflict record insertion in ConflictDetectionService; CORS fix.</w:t>
@@ -2768,10 +3838,14 @@
     <w:p>
       <w:pPr>
         <w:pStyle w:val="ListBullet"/>
+        <w:spacing w:after="60"/>
         <w:ind w:left="283"/>
       </w:pPr>
       <w:r>
         <w:rPr>
+          <w:rFonts w:ascii="Times New Roman" w:hAnsi="Times New Roman"/>
+          <w:b w:val="0"/>
+          <w:i w:val="0"/>
           <w:sz w:val="22"/>
         </w:rPr>
         <w:t>Hoang: Fixed chat stream ordering under queue load; improved Reverb startup reliability.</w:t>
@@ -2780,10 +3854,15 @@
     <w:p>
       <w:pPr>
         <w:pStyle w:val="Heading2"/>
+        <w:spacing w:before="120" w:after="80"/>
       </w:pPr>
       <w:r>
         <w:rPr>
+          <w:rFonts w:ascii="Times New Roman" w:hAnsi="Times New Roman"/>
+          <w:b/>
+          <w:i w:val="0"/>
           <w:color w:val="1F3864"/>
+          <w:sz w:val="24"/>
         </w:rPr>
         <w:t>Week 11 (29 March–4 April): Infrastructure Fixes &amp; Testing</w:t>
       </w:r>
@@ -2791,10 +3870,14 @@
     <w:p>
       <w:pPr>
         <w:pStyle w:val="ListBullet"/>
+        <w:spacing w:after="60"/>
         <w:ind w:left="283"/>
       </w:pPr>
       <w:r>
         <w:rPr>
+          <w:rFonts w:ascii="Times New Roman" w:hAnsi="Times New Roman"/>
+          <w:b w:val="0"/>
+          <w:i w:val="0"/>
           <w:sz w:val="22"/>
         </w:rPr>
         <w:t>Nam: Applied all six consistency fixes (docker-compose volumes, env var alignment, polling backoff).</w:t>
@@ -2803,10 +3886,14 @@
     <w:p>
       <w:pPr>
         <w:pStyle w:val="ListBullet"/>
+        <w:spacing w:after="60"/>
         <w:ind w:left="283"/>
       </w:pPr>
       <w:r>
         <w:rPr>
+          <w:rFonts w:ascii="Times New Roman" w:hAnsi="Times New Roman"/>
+          <w:b w:val="0"/>
+          <w:i w:val="0"/>
           <w:sz w:val="22"/>
         </w:rPr>
         <w:t>Hung: Wrote Vitest tests for frontend components; restructured README.md.</w:t>
@@ -2815,10 +3902,14 @@
     <w:p>
       <w:pPr>
         <w:pStyle w:val="ListBullet"/>
+        <w:spacing w:after="60"/>
         <w:ind w:left="283"/>
       </w:pPr>
       <w:r>
         <w:rPr>
+          <w:rFonts w:ascii="Times New Roman" w:hAnsi="Times New Roman"/>
+          <w:b w:val="0"/>
+          <w:i w:val="0"/>
           <w:sz w:val="22"/>
         </w:rPr>
         <w:t>Huyen: Completed frontend unit test suite; removed deprecated ProjectDashboardCard component.</w:t>
@@ -2827,10 +3918,14 @@
     <w:p>
       <w:pPr>
         <w:pStyle w:val="ListBullet"/>
+        <w:spacing w:after="60"/>
         <w:ind w:left="283"/>
       </w:pPr>
       <w:r>
         <w:rPr>
+          <w:rFonts w:ascii="Times New Roman" w:hAnsi="Times New Roman"/>
+          <w:b w:val="0"/>
+          <w:i w:val="0"/>
           <w:sz w:val="22"/>
         </w:rPr>
         <w:t>Thinh: Wrote PHPUnit tests; fixed CORS and middleware registration.</w:t>
@@ -2839,10 +3934,14 @@
     <w:p>
       <w:pPr>
         <w:pStyle w:val="ListBullet"/>
+        <w:spacing w:after="60"/>
         <w:ind w:left="283"/>
       </w:pPr>
       <w:r>
         <w:rPr>
+          <w:rFonts w:ascii="Times New Roman" w:hAnsi="Times New Roman"/>
+          <w:b w:val="0"/>
+          <w:i w:val="0"/>
           <w:sz w:val="22"/>
         </w:rPr>
         <w:t>Hoang: Wrote pytest unit tests for LLM service; improved vite.config.js proxy.</w:t>
@@ -2851,10 +3950,15 @@
     <w:p>
       <w:pPr>
         <w:pStyle w:val="Heading2"/>
+        <w:spacing w:before="120" w:after="80"/>
       </w:pPr>
       <w:r>
         <w:rPr>
+          <w:rFonts w:ascii="Times New Roman" w:hAnsi="Times New Roman"/>
+          <w:b/>
+          <w:i w:val="0"/>
           <w:color w:val="1F3864"/>
+          <w:sz w:val="24"/>
         </w:rPr>
         <w:t>Week 12 (5–12 April): Documentation &amp; Reports</w:t>
       </w:r>
@@ -2862,10 +3966,14 @@
     <w:p>
       <w:pPr>
         <w:pStyle w:val="ListBullet"/>
+        <w:spacing w:after="60"/>
         <w:ind w:left="283"/>
       </w:pPr>
       <w:r>
         <w:rPr>
+          <w:rFonts w:ascii="Times New Roman" w:hAnsi="Times New Roman"/>
+          <w:b w:val="0"/>
+          <w:i w:val="0"/>
           <w:sz w:val="22"/>
         </w:rPr>
         <w:t>Nam: Updated TESTING_GUIDE.md and .env.example; wrote Sprint 3 &amp; 4 reports.</w:t>
@@ -2874,10 +3982,14 @@
     <w:p>
       <w:pPr>
         <w:pStyle w:val="ListBullet"/>
+        <w:spacing w:after="60"/>
         <w:ind w:left="283"/>
       </w:pPr>
       <w:r>
         <w:rPr>
+          <w:rFonts w:ascii="Times New Roman" w:hAnsi="Times New Roman"/>
+          <w:b w:val="0"/>
+          <w:i w:val="0"/>
           <w:sz w:val="22"/>
         </w:rPr>
         <w:t>Hung: Completed README.md restructure; final review of all documentation.</w:t>
@@ -2886,10 +3998,14 @@
     <w:p>
       <w:pPr>
         <w:pStyle w:val="ListBullet"/>
+        <w:spacing w:after="60"/>
         <w:ind w:left="283"/>
       </w:pPr>
       <w:r>
         <w:rPr>
+          <w:rFonts w:ascii="Times New Roman" w:hAnsi="Times New Roman"/>
+          <w:b w:val="0"/>
+          <w:i w:val="0"/>
           <w:sz w:val="22"/>
         </w:rPr>
         <w:t>Huyen: Final component polish and accessibility review.</w:t>
@@ -2898,10 +4014,14 @@
     <w:p>
       <w:pPr>
         <w:pStyle w:val="ListBullet"/>
+        <w:spacing w:after="60"/>
         <w:ind w:left="283"/>
       </w:pPr>
       <w:r>
         <w:rPr>
+          <w:rFonts w:ascii="Times New Roman" w:hAnsi="Times New Roman"/>
+          <w:b w:val="0"/>
+          <w:i w:val="0"/>
           <w:sz w:val="22"/>
         </w:rPr>
         <w:t>Thinh: Integration test verification across the full Docker stack.</w:t>
@@ -2910,10 +4030,14 @@
     <w:p>
       <w:pPr>
         <w:pStyle w:val="ListBullet"/>
+        <w:spacing w:after="60"/>
         <w:ind w:left="283"/>
       </w:pPr>
       <w:r>
         <w:rPr>
+          <w:rFonts w:ascii="Times New Roman" w:hAnsi="Times New Roman"/>
+          <w:b w:val="0"/>
+          <w:i w:val="0"/>
           <w:sz w:val="22"/>
         </w:rPr>
         <w:t>Hoang: Final LLM service test run; preparation for client handover.</w:t>
@@ -2922,10 +4046,15 @@
     <w:p>
       <w:pPr>
         <w:pStyle w:val="Heading1"/>
+        <w:spacing w:before="200" w:after="80"/>
       </w:pPr>
       <w:r>
         <w:rPr>
+          <w:rFonts w:ascii="Times New Roman" w:hAnsi="Times New Roman"/>
+          <w:b/>
+          <w:i w:val="0"/>
           <w:color w:val="1F3864"/>
+          <w:sz w:val="28"/>
         </w:rPr>
         <w:t>5. SPRINT REVIEW</w:t>
       </w:r>
@@ -2933,10 +4062,15 @@
     <w:p>
       <w:pPr>
         <w:pStyle w:val="Heading2"/>
+        <w:spacing w:before="120" w:after="80"/>
       </w:pPr>
       <w:r>
         <w:rPr>
+          <w:rFonts w:ascii="Times New Roman" w:hAnsi="Times New Roman"/>
+          <w:b/>
+          <w:i w:val="0"/>
           <w:color w:val="1F3864"/>
+          <w:sz w:val="24"/>
         </w:rPr>
         <w:t>Demonstration Session</w:t>
       </w:r>
@@ -2947,7 +4081,9 @@
       </w:pPr>
       <w:r>
         <w:rPr>
+          <w:rFonts w:ascii="Times New Roman" w:hAnsi="Times New Roman"/>
           <w:b w:val="0"/>
+          <w:i w:val="0"/>
           <w:sz w:val="22"/>
         </w:rPr>
         <w:t>The Sprint Four (final) demonstration was conducted with the client on 12 April 2026. The team presented the complete LLM4Reqs system in the Docker environment, demonstrating the full workflow: document upload → requirement extraction → conflict detection → story graph generation → AI chat with KB context. The increment was accepted as deliverable.</w:t>
@@ -2956,10 +4092,15 @@
     <w:p>
       <w:pPr>
         <w:pStyle w:val="Heading2"/>
+        <w:spacing w:before="120" w:after="80"/>
       </w:pPr>
       <w:r>
         <w:rPr>
+          <w:rFonts w:ascii="Times New Roman" w:hAnsi="Times New Roman"/>
+          <w:b/>
+          <w:i w:val="0"/>
           <w:color w:val="1F3864"/>
+          <w:sz w:val="24"/>
         </w:rPr>
         <w:t>Client Feedback</w:t>
       </w:r>
@@ -2967,10 +4108,14 @@
     <w:p>
       <w:pPr>
         <w:pStyle w:val="ListBullet"/>
+        <w:spacing w:after="60"/>
         <w:ind w:left="283"/>
       </w:pPr>
       <w:r>
         <w:rPr>
+          <w:rFonts w:ascii="Times New Roman" w:hAnsi="Times New Roman"/>
+          <w:b w:val="0"/>
+          <w:i w:val="0"/>
           <w:sz w:val="22"/>
         </w:rPr>
         <w:t>The documentation quality was praised — the client confirmed the README was clear enough for a non-developer to set up the system.</w:t>
@@ -2979,10 +4124,14 @@
     <w:p>
       <w:pPr>
         <w:pStyle w:val="ListBullet"/>
+        <w:spacing w:after="60"/>
         <w:ind w:left="283"/>
       </w:pPr>
       <w:r>
         <w:rPr>
+          <w:rFonts w:ascii="Times New Roman" w:hAnsi="Times New Roman"/>
+          <w:b w:val="0"/>
+          <w:i w:val="0"/>
           <w:sz w:val="22"/>
         </w:rPr>
         <w:t>The conflict detection improvements (no duplicate records, longer polling timeout) resolved an issue the client had observed in Sprint Three.</w:t>
@@ -2991,10 +4140,14 @@
     <w:p>
       <w:pPr>
         <w:pStyle w:val="ListBullet"/>
+        <w:spacing w:after="60"/>
         <w:ind w:left="283"/>
       </w:pPr>
       <w:r>
         <w:rPr>
+          <w:rFonts w:ascii="Times New Roman" w:hAnsi="Times New Roman"/>
+          <w:b w:val="0"/>
+          <w:i w:val="0"/>
           <w:sz w:val="22"/>
         </w:rPr>
         <w:t>The architecture consistency fixes (persistent volumes) were appreciated as they resolved data loss on container restart that had affected client testing.</w:t>
@@ -3003,10 +4156,14 @@
     <w:p>
       <w:pPr>
         <w:pStyle w:val="ListBullet"/>
+        <w:spacing w:after="60"/>
         <w:ind w:left="283"/>
       </w:pPr>
       <w:r>
         <w:rPr>
+          <w:rFonts w:ascii="Times New Roman" w:hAnsi="Times New Roman"/>
+          <w:b w:val="0"/>
+          <w:i w:val="0"/>
           <w:sz w:val="22"/>
         </w:rPr>
         <w:t>Final request: persist the model selection preference across browser sessions (deferred post-submission).</w:t>
@@ -3015,10 +4172,15 @@
     <w:p>
       <w:pPr>
         <w:pStyle w:val="Heading2"/>
+        <w:spacing w:before="120" w:after="80"/>
       </w:pPr>
       <w:r>
         <w:rPr>
+          <w:rFonts w:ascii="Times New Roman" w:hAnsi="Times New Roman"/>
+          <w:b/>
+          <w:i w:val="0"/>
           <w:color w:val="1F3864"/>
+          <w:sz w:val="24"/>
         </w:rPr>
         <w:t>Progress vs Plan</w:t>
       </w:r>
@@ -3029,7 +4191,9 @@
       </w:pPr>
       <w:r>
         <w:rPr>
+          <w:rFonts w:ascii="Times New Roman" w:hAnsi="Times New Roman"/>
           <w:b w:val="0"/>
+          <w:i w:val="0"/>
           <w:sz w:val="22"/>
         </w:rPr>
         <w:t>All planned Sprint Four deliverables were completed. The team resolved all six architecture consistency issues identified in the Week 10 review, established unit test coverage across all three service layers, and produced four final documentation artefacts. One minor feature (model preference persistence) was identified but deferred as a post-submission enhancement.</w:t>
@@ -3038,10 +4202,15 @@
     <w:p>
       <w:pPr>
         <w:pStyle w:val="Heading2"/>
+        <w:spacing w:before="120" w:after="80"/>
       </w:pPr>
       <w:r>
         <w:rPr>
+          <w:rFonts w:ascii="Times New Roman" w:hAnsi="Times New Roman"/>
+          <w:b/>
+          <w:i w:val="0"/>
           <w:color w:val="1F3864"/>
+          <w:sz w:val="24"/>
         </w:rPr>
         <w:t>Test Results</w:t>
       </w:r>
@@ -3069,7 +4238,9 @@
             <w:r/>
             <w:r>
               <w:rPr>
+                <w:rFonts w:ascii="Times New Roman" w:hAnsi="Times New Roman"/>
                 <w:b/>
+                <w:i w:val="0"/>
                 <w:color w:val="FFFFFF"/>
                 <w:sz w:val="20"/>
               </w:rPr>
@@ -3086,7 +4257,9 @@
             <w:r/>
             <w:r>
               <w:rPr>
+                <w:rFonts w:ascii="Times New Roman" w:hAnsi="Times New Roman"/>
                 <w:b/>
+                <w:i w:val="0"/>
                 <w:color w:val="FFFFFF"/>
                 <w:sz w:val="20"/>
               </w:rPr>
@@ -3103,7 +4276,9 @@
             <w:r/>
             <w:r>
               <w:rPr>
+                <w:rFonts w:ascii="Times New Roman" w:hAnsi="Times New Roman"/>
                 <w:b/>
+                <w:i w:val="0"/>
                 <w:color w:val="FFFFFF"/>
                 <w:sz w:val="20"/>
               </w:rPr>
@@ -3120,7 +4295,9 @@
             <w:r/>
             <w:r>
               <w:rPr>
+                <w:rFonts w:ascii="Times New Roman" w:hAnsi="Times New Roman"/>
                 <w:b/>
+                <w:i w:val="0"/>
                 <w:color w:val="FFFFFF"/>
                 <w:sz w:val="20"/>
               </w:rPr>
@@ -3137,7 +4314,9 @@
             <w:r/>
             <w:r>
               <w:rPr>
+                <w:rFonts w:ascii="Times New Roman" w:hAnsi="Times New Roman"/>
                 <w:b/>
+                <w:i w:val="0"/>
                 <w:color w:val="FFFFFF"/>
                 <w:sz w:val="20"/>
               </w:rPr>
@@ -3153,8 +4332,12 @@
             <w:shd w:val="clear" w:color="auto" w:fill="EBF3FB"/>
           </w:tcPr>
           <w:p>
+            <w:r/>
             <w:r>
               <w:rPr>
+                <w:rFonts w:ascii="Times New Roman" w:hAnsi="Times New Roman"/>
+                <w:b w:val="0"/>
+                <w:i w:val="0"/>
                 <w:sz w:val="20"/>
               </w:rPr>
               <w:t>Architecture consistency fixes</w:t>
@@ -3167,8 +4350,12 @@
             <w:shd w:val="clear" w:color="auto" w:fill="EBF3FB"/>
           </w:tcPr>
           <w:p>
+            <w:r/>
             <w:r>
               <w:rPr>
+                <w:rFonts w:ascii="Times New Roman" w:hAnsi="Times New Roman"/>
+                <w:b w:val="0"/>
+                <w:i w:val="0"/>
                 <w:sz w:val="20"/>
               </w:rPr>
               <w:t>6</w:t>
@@ -3181,8 +4368,12 @@
             <w:shd w:val="clear" w:color="auto" w:fill="EBF3FB"/>
           </w:tcPr>
           <w:p>
+            <w:r/>
             <w:r>
               <w:rPr>
+                <w:rFonts w:ascii="Times New Roman" w:hAnsi="Times New Roman"/>
+                <w:b w:val="0"/>
+                <w:i w:val="0"/>
                 <w:sz w:val="20"/>
               </w:rPr>
               <w:t>6</w:t>
@@ -3195,8 +4386,12 @@
             <w:shd w:val="clear" w:color="auto" w:fill="EBF3FB"/>
           </w:tcPr>
           <w:p>
+            <w:r/>
             <w:r>
               <w:rPr>
+                <w:rFonts w:ascii="Times New Roman" w:hAnsi="Times New Roman"/>
+                <w:b w:val="0"/>
+                <w:i w:val="0"/>
                 <w:sz w:val="20"/>
               </w:rPr>
               <w:t>0</w:t>
@@ -3209,8 +4404,12 @@
             <w:shd w:val="clear" w:color="auto" w:fill="EBF3FB"/>
           </w:tcPr>
           <w:p>
+            <w:r/>
             <w:r>
               <w:rPr>
+                <w:rFonts w:ascii="Times New Roman" w:hAnsi="Times New Roman"/>
+                <w:b w:val="0"/>
+                <w:i w:val="0"/>
                 <w:sz w:val="20"/>
               </w:rPr>
               <w:t>✔ All fixed</w:t>
@@ -3224,8 +4423,12 @@
             <w:tcW w:type="dxa" w:w="1881"/>
           </w:tcPr>
           <w:p>
+            <w:r/>
             <w:r>
               <w:rPr>
+                <w:rFonts w:ascii="Times New Roman" w:hAnsi="Times New Roman"/>
+                <w:b w:val="0"/>
+                <w:i w:val="0"/>
                 <w:sz w:val="20"/>
               </w:rPr>
               <w:t>Visual bug fixes — Manual</w:t>
@@ -3237,8 +4440,12 @@
             <w:tcW w:type="dxa" w:w="1881"/>
           </w:tcPr>
           <w:p>
+            <w:r/>
             <w:r>
               <w:rPr>
+                <w:rFonts w:ascii="Times New Roman" w:hAnsi="Times New Roman"/>
+                <w:b w:val="0"/>
+                <w:i w:val="0"/>
                 <w:sz w:val="20"/>
               </w:rPr>
               <w:t>8</w:t>
@@ -3250,8 +4457,12 @@
             <w:tcW w:type="dxa" w:w="1881"/>
           </w:tcPr>
           <w:p>
+            <w:r/>
             <w:r>
               <w:rPr>
+                <w:rFonts w:ascii="Times New Roman" w:hAnsi="Times New Roman"/>
+                <w:b w:val="0"/>
+                <w:i w:val="0"/>
                 <w:sz w:val="20"/>
               </w:rPr>
               <w:t>8</w:t>
@@ -3263,8 +4474,12 @@
             <w:tcW w:type="dxa" w:w="1881"/>
           </w:tcPr>
           <w:p>
+            <w:r/>
             <w:r>
               <w:rPr>
+                <w:rFonts w:ascii="Times New Roman" w:hAnsi="Times New Roman"/>
+                <w:b w:val="0"/>
+                <w:i w:val="0"/>
                 <w:sz w:val="20"/>
               </w:rPr>
               <w:t>0</w:t>
@@ -3276,8 +4491,12 @@
             <w:tcW w:type="dxa" w:w="1881"/>
           </w:tcPr>
           <w:p>
+            <w:r/>
             <w:r>
               <w:rPr>
+                <w:rFonts w:ascii="Times New Roman" w:hAnsi="Times New Roman"/>
+                <w:b w:val="0"/>
+                <w:i w:val="0"/>
                 <w:sz w:val="20"/>
               </w:rPr>
               <w:t>✔ Passed</w:t>
@@ -3292,8 +4511,12 @@
             <w:shd w:val="clear" w:color="auto" w:fill="EBF3FB"/>
           </w:tcPr>
           <w:p>
+            <w:r/>
             <w:r>
               <w:rPr>
+                <w:rFonts w:ascii="Times New Roman" w:hAnsi="Times New Roman"/>
+                <w:b w:val="0"/>
+                <w:i w:val="0"/>
                 <w:sz w:val="20"/>
               </w:rPr>
               <w:t>Backend unit tests (PHPUnit)</w:t>
@@ -3306,8 +4529,12 @@
             <w:shd w:val="clear" w:color="auto" w:fill="EBF3FB"/>
           </w:tcPr>
           <w:p>
+            <w:r/>
             <w:r>
               <w:rPr>
+                <w:rFonts w:ascii="Times New Roman" w:hAnsi="Times New Roman"/>
+                <w:b w:val="0"/>
+                <w:i w:val="0"/>
                 <w:sz w:val="20"/>
               </w:rPr>
               <w:t>12</w:t>
@@ -3320,8 +4547,12 @@
             <w:shd w:val="clear" w:color="auto" w:fill="EBF3FB"/>
           </w:tcPr>
           <w:p>
+            <w:r/>
             <w:r>
               <w:rPr>
+                <w:rFonts w:ascii="Times New Roman" w:hAnsi="Times New Roman"/>
+                <w:b w:val="0"/>
+                <w:i w:val="0"/>
                 <w:sz w:val="20"/>
               </w:rPr>
               <w:t>12</w:t>
@@ -3334,8 +4565,12 @@
             <w:shd w:val="clear" w:color="auto" w:fill="EBF3FB"/>
           </w:tcPr>
           <w:p>
+            <w:r/>
             <w:r>
               <w:rPr>
+                <w:rFonts w:ascii="Times New Roman" w:hAnsi="Times New Roman"/>
+                <w:b w:val="0"/>
+                <w:i w:val="0"/>
                 <w:sz w:val="20"/>
               </w:rPr>
               <w:t>0</w:t>
@@ -3348,8 +4583,12 @@
             <w:shd w:val="clear" w:color="auto" w:fill="EBF3FB"/>
           </w:tcPr>
           <w:p>
+            <w:r/>
             <w:r>
               <w:rPr>
+                <w:rFonts w:ascii="Times New Roman" w:hAnsi="Times New Roman"/>
+                <w:b w:val="0"/>
+                <w:i w:val="0"/>
                 <w:sz w:val="20"/>
               </w:rPr>
               <w:t>✔ Passed</w:t>
@@ -3363,8 +4602,12 @@
             <w:tcW w:type="dxa" w:w="1881"/>
           </w:tcPr>
           <w:p>
+            <w:r/>
             <w:r>
               <w:rPr>
+                <w:rFonts w:ascii="Times New Roman" w:hAnsi="Times New Roman"/>
+                <w:b w:val="0"/>
+                <w:i w:val="0"/>
                 <w:sz w:val="20"/>
               </w:rPr>
               <w:t>Frontend unit tests (Vitest)</w:t>
@@ -3376,8 +4619,12 @@
             <w:tcW w:type="dxa" w:w="1881"/>
           </w:tcPr>
           <w:p>
+            <w:r/>
             <w:r>
               <w:rPr>
+                <w:rFonts w:ascii="Times New Roman" w:hAnsi="Times New Roman"/>
+                <w:b w:val="0"/>
+                <w:i w:val="0"/>
                 <w:sz w:val="20"/>
               </w:rPr>
               <w:t>15</w:t>
@@ -3389,8 +4636,12 @@
             <w:tcW w:type="dxa" w:w="1881"/>
           </w:tcPr>
           <w:p>
+            <w:r/>
             <w:r>
               <w:rPr>
+                <w:rFonts w:ascii="Times New Roman" w:hAnsi="Times New Roman"/>
+                <w:b w:val="0"/>
+                <w:i w:val="0"/>
                 <w:sz w:val="20"/>
               </w:rPr>
               <w:t>15</w:t>
@@ -3402,8 +4653,12 @@
             <w:tcW w:type="dxa" w:w="1881"/>
           </w:tcPr>
           <w:p>
+            <w:r/>
             <w:r>
               <w:rPr>
+                <w:rFonts w:ascii="Times New Roman" w:hAnsi="Times New Roman"/>
+                <w:b w:val="0"/>
+                <w:i w:val="0"/>
                 <w:sz w:val="20"/>
               </w:rPr>
               <w:t>0</w:t>
@@ -3415,8 +4670,12 @@
             <w:tcW w:type="dxa" w:w="1881"/>
           </w:tcPr>
           <w:p>
+            <w:r/>
             <w:r>
               <w:rPr>
+                <w:rFonts w:ascii="Times New Roman" w:hAnsi="Times New Roman"/>
+                <w:b w:val="0"/>
+                <w:i w:val="0"/>
                 <w:sz w:val="20"/>
               </w:rPr>
               <w:t>✔ Passed</w:t>
@@ -3431,8 +4690,12 @@
             <w:shd w:val="clear" w:color="auto" w:fill="EBF3FB"/>
           </w:tcPr>
           <w:p>
+            <w:r/>
             <w:r>
               <w:rPr>
+                <w:rFonts w:ascii="Times New Roman" w:hAnsi="Times New Roman"/>
+                <w:b w:val="0"/>
+                <w:i w:val="0"/>
                 <w:sz w:val="20"/>
               </w:rPr>
               <w:t>LLM service tests (pytest)</w:t>
@@ -3445,8 +4708,12 @@
             <w:shd w:val="clear" w:color="auto" w:fill="EBF3FB"/>
           </w:tcPr>
           <w:p>
+            <w:r/>
             <w:r>
               <w:rPr>
+                <w:rFonts w:ascii="Times New Roman" w:hAnsi="Times New Roman"/>
+                <w:b w:val="0"/>
+                <w:i w:val="0"/>
                 <w:sz w:val="20"/>
               </w:rPr>
               <w:t>10</w:t>
@@ -3459,8 +4726,12 @@
             <w:shd w:val="clear" w:color="auto" w:fill="EBF3FB"/>
           </w:tcPr>
           <w:p>
+            <w:r/>
             <w:r>
               <w:rPr>
+                <w:rFonts w:ascii="Times New Roman" w:hAnsi="Times New Roman"/>
+                <w:b w:val="0"/>
+                <w:i w:val="0"/>
                 <w:sz w:val="20"/>
               </w:rPr>
               <w:t>10</w:t>
@@ -3473,8 +4744,12 @@
             <w:shd w:val="clear" w:color="auto" w:fill="EBF3FB"/>
           </w:tcPr>
           <w:p>
+            <w:r/>
             <w:r>
               <w:rPr>
+                <w:rFonts w:ascii="Times New Roman" w:hAnsi="Times New Roman"/>
+                <w:b w:val="0"/>
+                <w:i w:val="0"/>
                 <w:sz w:val="20"/>
               </w:rPr>
               <w:t>0</w:t>
@@ -3487,8 +4762,12 @@
             <w:shd w:val="clear" w:color="auto" w:fill="EBF3FB"/>
           </w:tcPr>
           <w:p>
+            <w:r/>
             <w:r>
               <w:rPr>
+                <w:rFonts w:ascii="Times New Roman" w:hAnsi="Times New Roman"/>
+                <w:b w:val="0"/>
+                <w:i w:val="0"/>
                 <w:sz w:val="20"/>
               </w:rPr>
               <w:t>✔ Passed</w:t>
@@ -3502,8 +4781,12 @@
             <w:tcW w:type="dxa" w:w="1881"/>
           </w:tcPr>
           <w:p>
+            <w:r/>
             <w:r>
               <w:rPr>
+                <w:rFonts w:ascii="Times New Roman" w:hAnsi="Times New Roman"/>
+                <w:b w:val="0"/>
+                <w:i w:val="0"/>
                 <w:sz w:val="20"/>
               </w:rPr>
               <w:t>Full Docker stack integration</w:t>
@@ -3515,8 +4798,12 @@
             <w:tcW w:type="dxa" w:w="1881"/>
           </w:tcPr>
           <w:p>
+            <w:r/>
             <w:r>
               <w:rPr>
+                <w:rFonts w:ascii="Times New Roman" w:hAnsi="Times New Roman"/>
+                <w:b w:val="0"/>
+                <w:i w:val="0"/>
                 <w:sz w:val="20"/>
               </w:rPr>
               <w:t>5</w:t>
@@ -3528,8 +4815,12 @@
             <w:tcW w:type="dxa" w:w="1881"/>
           </w:tcPr>
           <w:p>
+            <w:r/>
             <w:r>
               <w:rPr>
+                <w:rFonts w:ascii="Times New Roman" w:hAnsi="Times New Roman"/>
+                <w:b w:val="0"/>
+                <w:i w:val="0"/>
                 <w:sz w:val="20"/>
               </w:rPr>
               <w:t>5</w:t>
@@ -3541,8 +4832,12 @@
             <w:tcW w:type="dxa" w:w="1881"/>
           </w:tcPr>
           <w:p>
+            <w:r/>
             <w:r>
               <w:rPr>
+                <w:rFonts w:ascii="Times New Roman" w:hAnsi="Times New Roman"/>
+                <w:b w:val="0"/>
+                <w:i w:val="0"/>
                 <w:sz w:val="20"/>
               </w:rPr>
               <w:t>0</w:t>
@@ -3554,8 +4849,12 @@
             <w:tcW w:type="dxa" w:w="1881"/>
           </w:tcPr>
           <w:p>
+            <w:r/>
             <w:r>
               <w:rPr>
+                <w:rFonts w:ascii="Times New Roman" w:hAnsi="Times New Roman"/>
+                <w:b w:val="0"/>
+                <w:i w:val="0"/>
                 <w:sz w:val="20"/>
               </w:rPr>
               <w:t>✔ Passed</w:t>
@@ -3568,10 +4867,15 @@
     <w:p>
       <w:pPr>
         <w:pStyle w:val="Heading1"/>
+        <w:spacing w:before="200" w:after="80"/>
       </w:pPr>
       <w:r>
         <w:rPr>
+          <w:rFonts w:ascii="Times New Roman" w:hAnsi="Times New Roman"/>
+          <w:b/>
+          <w:i w:val="0"/>
           <w:color w:val="1F3864"/>
+          <w:sz w:val="28"/>
         </w:rPr>
         <w:t>6. RETROSPECT</w:t>
       </w:r>
@@ -3579,10 +4883,15 @@
     <w:p>
       <w:pPr>
         <w:pStyle w:val="Heading2"/>
+        <w:spacing w:before="120" w:after="80"/>
       </w:pPr>
       <w:r>
         <w:rPr>
+          <w:rFonts w:ascii="Times New Roman" w:hAnsi="Times New Roman"/>
+          <w:b/>
+          <w:i w:val="0"/>
           <w:color w:val="1F3864"/>
+          <w:sz w:val="24"/>
         </w:rPr>
         <w:t>Key Strengths</w:t>
       </w:r>
@@ -3590,10 +4899,14 @@
     <w:p>
       <w:pPr>
         <w:pStyle w:val="ListBullet"/>
+        <w:spacing w:after="60"/>
         <w:ind w:left="283"/>
       </w:pPr>
       <w:r>
         <w:rPr>
+          <w:rFonts w:ascii="Times New Roman" w:hAnsi="Times New Roman"/>
+          <w:b w:val="0"/>
+          <w:i w:val="0"/>
           <w:sz w:val="22"/>
         </w:rPr>
         <w:t>Architecture review as a structured process: producing architecture.md before writing fixes gave the team a shared map of the system, making the six consistency fixes straightforward to scope and implement.</w:t>
@@ -3602,10 +4915,14 @@
     <w:p>
       <w:pPr>
         <w:pStyle w:val="ListBullet"/>
+        <w:spacing w:after="60"/>
         <w:ind w:left="283"/>
       </w:pPr>
       <w:r>
         <w:rPr>
+          <w:rFonts w:ascii="Times New Roman" w:hAnsi="Times New Roman"/>
+          <w:b w:val="0"/>
+          <w:i w:val="0"/>
           <w:sz w:val="22"/>
         </w:rPr>
         <w:t>Cross-layer test coverage in one sprint: PHPUnit, Vitest, and pytest suites were all established in the same sprint, giving the team confidence across all three service layers simultaneously.</w:t>
@@ -3614,10 +4931,14 @@
     <w:p>
       <w:pPr>
         <w:pStyle w:val="ListBullet"/>
+        <w:spacing w:after="60"/>
         <w:ind w:left="283"/>
       </w:pPr>
       <w:r>
         <w:rPr>
+          <w:rFonts w:ascii="Times New Roman" w:hAnsi="Times New Roman"/>
+          <w:b w:val="0"/>
+          <w:i w:val="0"/>
           <w:sz w:val="22"/>
         </w:rPr>
         <w:t>Documentation-first handover: restructuring README.md before the client demonstration meant the team could walk the client through setup without improvising — the document was the script.</w:t>
@@ -3626,10 +4947,15 @@
     <w:p>
       <w:pPr>
         <w:pStyle w:val="Heading2"/>
+        <w:spacing w:before="120" w:after="80"/>
       </w:pPr>
       <w:r>
         <w:rPr>
+          <w:rFonts w:ascii="Times New Roman" w:hAnsi="Times New Roman"/>
+          <w:b/>
+          <w:i w:val="0"/>
           <w:color w:val="1F3864"/>
+          <w:sz w:val="24"/>
         </w:rPr>
         <w:t>Process Challenges</w:t>
       </w:r>
@@ -3640,7 +4966,9 @@
       </w:pPr>
       <w:r>
         <w:rPr>
+          <w:rFonts w:ascii="Times New Roman" w:hAnsi="Times New Roman"/>
           <w:b w:val="0"/>
+          <w:i w:val="0"/>
           <w:sz w:val="22"/>
         </w:rPr>
         <w:t>The primary challenge in Sprint Four was the volume of work across three parallel tracks (bug fixes, testing, documentation) with a compressed timeline. The team mitigated this by parallelising: Nam and Thinh took infrastructure/backend; Hung and Huyen took frontend/docs; Hoang took LLM service and integration. No significant blocking dependencies arose between the three tracks.</w:t>
@@ -3649,10 +4977,15 @@
     <w:p>
       <w:pPr>
         <w:pStyle w:val="Heading2"/>
+        <w:spacing w:before="120" w:after="80"/>
       </w:pPr>
       <w:r>
         <w:rPr>
+          <w:rFonts w:ascii="Times New Roman" w:hAnsi="Times New Roman"/>
+          <w:b/>
+          <w:i w:val="0"/>
           <w:color w:val="1F3864"/>
+          <w:sz w:val="24"/>
         </w:rPr>
         <w:t>Overall Project Retrospective</w:t>
       </w:r>
@@ -3660,10 +4993,14 @@
     <w:p>
       <w:pPr>
         <w:pStyle w:val="ListBullet"/>
+        <w:spacing w:after="60"/>
         <w:ind w:left="283"/>
       </w:pPr>
       <w:r>
         <w:rPr>
+          <w:rFonts w:ascii="Times New Roman" w:hAnsi="Times New Roman"/>
+          <w:b w:val="0"/>
+          <w:i w:val="0"/>
           <w:sz w:val="22"/>
         </w:rPr>
         <w:t>The LLM4Reqs project successfully delivered a working AI-powered requirements management system across four sprints, progressing from a basic prototype to a production-ready Docker application with real-time notifications, knowledge base integration, conflict detection, and story graph generation.</w:t>
@@ -3672,10 +5009,14 @@
     <w:p>
       <w:pPr>
         <w:pStyle w:val="ListBullet"/>
+        <w:spacing w:after="60"/>
         <w:ind w:left="283"/>
       </w:pPr>
       <w:r>
         <w:rPr>
+          <w:rFonts w:ascii="Times New Roman" w:hAnsi="Times New Roman"/>
+          <w:b w:val="0"/>
+          <w:i w:val="0"/>
           <w:sz w:val="22"/>
         </w:rPr>
         <w:t>The microservices architecture (Laravel + FastAPI + Reverb) proved effective for separating concerns but introduced environment consistency challenges that required dedicated attention in Sprint Four.</w:t>
@@ -3684,10 +5025,14 @@
     <w:p>
       <w:pPr>
         <w:pStyle w:val="ListBullet"/>
+        <w:spacing w:after="60"/>
         <w:ind w:left="283"/>
       </w:pPr>
       <w:r>
         <w:rPr>
+          <w:rFonts w:ascii="Times New Roman" w:hAnsi="Times New Roman"/>
+          <w:b w:val="0"/>
+          <w:i w:val="0"/>
           <w:sz w:val="22"/>
         </w:rPr>
         <w:t>The team's decision to invest in architecture documentation in the final sprint paid dividends: six latent bugs were discovered through the documentation process rather than through production failures.</w:t>
@@ -3696,10 +5041,15 @@
     <w:p>
       <w:pPr>
         <w:pStyle w:val="Heading2"/>
+        <w:spacing w:before="120" w:after="80"/>
       </w:pPr>
       <w:r>
         <w:rPr>
+          <w:rFonts w:ascii="Times New Roman" w:hAnsi="Times New Roman"/>
+          <w:b/>
+          <w:i w:val="0"/>
           <w:color w:val="1F3864"/>
+          <w:sz w:val="24"/>
         </w:rPr>
         <w:t>Team Code of Conduct</w:t>
       </w:r>
@@ -3710,7 +5060,9 @@
       </w:pPr>
       <w:r>
         <w:rPr>
+          <w:rFonts w:ascii="Times New Roman" w:hAnsi="Times New Roman"/>
           <w:b w:val="0"/>
+          <w:i w:val="0"/>
           <w:sz w:val="22"/>
         </w:rPr>
         <w:t>All team members upheld the agreed code of conduct throughout the project. Scrum Master rotation ensured shared ownership of the process. No conduct violations occurred across all four sprints.</w:t>
@@ -3719,10 +5071,15 @@
     <w:p>
       <w:pPr>
         <w:pStyle w:val="Heading2"/>
+        <w:spacing w:before="120" w:after="80"/>
       </w:pPr>
       <w:r>
         <w:rPr>
+          <w:rFonts w:ascii="Times New Roman" w:hAnsi="Times New Roman"/>
+          <w:b/>
+          <w:i w:val="0"/>
           <w:color w:val="1F3864"/>
+          <w:sz w:val="24"/>
         </w:rPr>
         <w:t>Cybersecurity &amp; Ethical Protocol</w:t>
       </w:r>
@@ -3733,7 +5090,9 @@
       </w:pPr>
       <w:r>
         <w:rPr>
+          <w:rFonts w:ascii="Times New Roman" w:hAnsi="Times New Roman"/>
           <w:b w:val="0"/>
+          <w:i w:val="0"/>
           <w:sz w:val="22"/>
         </w:rPr>
         <w:t>Synthetic data was used exclusively in all development, testing, and demonstration activities. API keys were not committed to version control; all real credentials are loaded via .env files excluded by .gitignore. The architecture consistency fixes in Sprint Four explicitly documented the REVERB_APP_KEY synchronisation requirement and added GEMINI_API_KEY to .env.example to prevent future accidental credential exposure.</w:t>
@@ -3742,10 +5101,15 @@
     <w:p>
       <w:pPr>
         <w:pStyle w:val="Heading1"/>
+        <w:spacing w:before="200" w:after="80"/>
       </w:pPr>
       <w:r>
         <w:rPr>
+          <w:rFonts w:ascii="Times New Roman" w:hAnsi="Times New Roman"/>
+          <w:b/>
+          <w:i w:val="0"/>
           <w:color w:val="1F3864"/>
+          <w:sz w:val="28"/>
         </w:rPr>
         <w:t>7. LESSONS LEARNED</w:t>
       </w:r>
@@ -3753,10 +5117,14 @@
     <w:p>
       <w:pPr>
         <w:pStyle w:val="ListBullet"/>
+        <w:spacing w:after="60"/>
         <w:ind w:left="283"/>
       </w:pPr>
       <w:r>
         <w:rPr>
+          <w:rFonts w:ascii="Times New Roman" w:hAnsi="Times New Roman"/>
+          <w:b w:val="0"/>
+          <w:i w:val="0"/>
           <w:sz w:val="22"/>
         </w:rPr>
         <w:t>Architecture review before the final sprint: a structured review of all service interactions surfaced six bugs that had been invisible during feature development. This should be scheduled at the mid-point of future projects, not just at the end.</w:t>
@@ -3765,10 +5133,14 @@
     <w:p>
       <w:pPr>
         <w:pStyle w:val="ListBullet"/>
+        <w:spacing w:after="60"/>
         <w:ind w:left="283"/>
       </w:pPr>
       <w:r>
         <w:rPr>
+          <w:rFonts w:ascii="Times New Roman" w:hAnsi="Times New Roman"/>
+          <w:b w:val="0"/>
+          <w:i w:val="0"/>
           <w:sz w:val="22"/>
         </w:rPr>
         <w:t>Docker volume strategy from day one: storing stateful data in /tmp or relative paths caused data loss on container restart throughout the project. Named volumes should be defined in docker-compose.yml at project inception.</w:t>
@@ -3777,10 +5149,14 @@
     <w:p>
       <w:pPr>
         <w:pStyle w:val="ListBullet"/>
+        <w:spacing w:after="60"/>
         <w:ind w:left="283"/>
       </w:pPr>
       <w:r>
         <w:rPr>
+          <w:rFonts w:ascii="Times New Roman" w:hAnsi="Times New Roman"/>
+          <w:b w:val="0"/>
+          <w:i w:val="0"/>
           <w:sz w:val="22"/>
         </w:rPr>
         <w:t>Shared secrets need a single source of truth: the REVERB_APP_KEY appearing in three places (backend/.env, docker-compose.yml, frontend/.env) with different values caused a silent WebSocket failure. One canonical value in docker-compose should be the source of truth, overriding all others.</w:t>
@@ -3789,10 +5165,14 @@
     <w:p>
       <w:pPr>
         <w:pStyle w:val="ListBullet"/>
+        <w:spacing w:after="60"/>
         <w:ind w:left="283"/>
       </w:pPr>
       <w:r>
         <w:rPr>
+          <w:rFonts w:ascii="Times New Roman" w:hAnsi="Times New Roman"/>
+          <w:b w:val="0"/>
+          <w:i w:val="0"/>
           <w:sz w:val="22"/>
         </w:rPr>
         <w:t>Test infrastructure should be established in Sprint One: retrofitting PHPUnit, Vitest, and pytest in the final sprint was successful but expensive. Starting with test scaffolding in Sprint One would have caught integration bugs earlier and reduced Sprint Four workload.</w:t>
@@ -3801,10 +5181,14 @@
     <w:p>
       <w:pPr>
         <w:pStyle w:val="ListBullet"/>
+        <w:spacing w:after="60"/>
         <w:ind w:left="283"/>
       </w:pPr>
       <w:r>
         <w:rPr>
+          <w:rFonts w:ascii="Times New Roman" w:hAnsi="Times New Roman"/>
+          <w:b w:val="0"/>
+          <w:i w:val="0"/>
           <w:sz w:val="22"/>
         </w:rPr>
         <w:t>Documentation is a feature: the README restructure directly improved the client experience at the final demonstration. Technical documentation should be treated as a first-class deliverable with its own acceptance criteria, not a cleanup task.</w:t>

--- a/docs/Sprint4_Report_COS40006.docx
+++ b/docs/Sprint4_Report_COS40006.docx
@@ -129,7 +129,7 @@
           <w:i w:val="0"/>
           <w:sz w:val="24"/>
         </w:rPr>
-        <w:t>Nguyen Quy Hung</w:t>
+        <w:t>Dinh Danh Nam</w:t>
       </w:r>
     </w:p>
     <w:p/>
@@ -1338,9 +1338,7 @@
     </w:p>
     <w:p>
       <w:pPr>
-        <w:pStyle w:val="ListBullet"/>
-        <w:spacing w:after="60"/>
-        <w:ind w:left="283"/>
+        <w:spacing w:after="120"/>
       </w:pPr>
       <w:r>
         <w:rPr>
@@ -1354,9 +1352,7 @@
     </w:p>
     <w:p>
       <w:pPr>
-        <w:pStyle w:val="ListBullet"/>
-        <w:spacing w:after="60"/>
-        <w:ind w:left="283"/>
+        <w:spacing w:after="120"/>
       </w:pPr>
       <w:r>
         <w:rPr>
@@ -1365,30 +1361,12 @@
           <w:i w:val="0"/>
           <w:sz w:val="22"/>
         </w:rPr>
-        <w:t xml:space="preserve">Conducted a full architecture review, producing </w:t>
-      </w:r>
-      <w:r>
-        <w:rPr>
-          <w:rFonts w:ascii="Consolas" w:hAnsi="Consolas"/>
-          <w:sz w:val="20"/>
-        </w:rPr>
-        <w:t>architecture.md</w:t>
-      </w:r>
-      <w:r>
-        <w:rPr>
-          <w:rFonts w:ascii="Times New Roman" w:hAnsi="Times New Roman"/>
-          <w:b w:val="0"/>
-          <w:i w:val="0"/>
-          <w:sz w:val="22"/>
-        </w:rPr>
-        <w:t xml:space="preserve"> documenting all five services, inter-service communication paths, environment variables, and data flows.</w:t>
+        <w:t>Conducted a full architecture review, producing `architecture.md` documenting all five services, inter-service communication paths, environment variables, and data flows.</w:t>
       </w:r>
     </w:p>
     <w:p>
       <w:pPr>
-        <w:pStyle w:val="ListBullet"/>
-        <w:spacing w:after="60"/>
-        <w:ind w:left="283"/>
+        <w:spacing w:after="120"/>
       </w:pPr>
       <w:r>
         <w:rPr>
@@ -1397,174 +1375,12 @@
           <w:i w:val="0"/>
           <w:sz w:val="22"/>
         </w:rPr>
-        <w:t xml:space="preserve">Identified and fixed six consistency errors: </w:t>
-      </w:r>
-      <w:r>
-        <w:rPr>
-          <w:rFonts w:ascii="Consolas" w:hAnsi="Consolas"/>
-          <w:sz w:val="20"/>
-        </w:rPr>
-        <w:t>REVERB_APP_KEY</w:t>
-      </w:r>
-      <w:r>
-        <w:rPr>
-          <w:rFonts w:ascii="Times New Roman" w:hAnsi="Times New Roman"/>
-          <w:b w:val="0"/>
-          <w:i w:val="0"/>
-          <w:sz w:val="22"/>
-        </w:rPr>
-        <w:t xml:space="preserve"> mismatch between </w:t>
-      </w:r>
-      <w:r>
-        <w:rPr>
-          <w:rFonts w:ascii="Consolas" w:hAnsi="Consolas"/>
-          <w:sz w:val="20"/>
-        </w:rPr>
-        <w:t>frontend/.env</w:t>
-      </w:r>
-      <w:r>
-        <w:rPr>
-          <w:rFonts w:ascii="Times New Roman" w:hAnsi="Times New Roman"/>
-          <w:b w:val="0"/>
-          <w:i w:val="0"/>
-          <w:sz w:val="22"/>
-        </w:rPr>
-        <w:t xml:space="preserve"> and </w:t>
-      </w:r>
-      <w:r>
-        <w:rPr>
-          <w:rFonts w:ascii="Consolas" w:hAnsi="Consolas"/>
-          <w:sz w:val="20"/>
-        </w:rPr>
-        <w:t>docker-compose.yml</w:t>
-      </w:r>
-      <w:r>
-        <w:rPr>
-          <w:rFonts w:ascii="Times New Roman" w:hAnsi="Times New Roman"/>
-          <w:b w:val="0"/>
-          <w:i w:val="0"/>
-          <w:sz w:val="22"/>
-        </w:rPr>
-        <w:t xml:space="preserve">; </w:t>
-      </w:r>
-      <w:r>
-        <w:rPr>
-          <w:rFonts w:ascii="Consolas" w:hAnsi="Consolas"/>
-          <w:sz w:val="20"/>
-        </w:rPr>
-        <w:t>/tmp</w:t>
-      </w:r>
-      <w:r>
-        <w:rPr>
-          <w:rFonts w:ascii="Times New Roman" w:hAnsi="Times New Roman"/>
-          <w:b w:val="0"/>
-          <w:i w:val="0"/>
-          <w:sz w:val="22"/>
-        </w:rPr>
-        <w:t xml:space="preserve"> storage volatility for FAISS and conflict JSON; hardcoded model name in </w:t>
-      </w:r>
-      <w:r>
-        <w:rPr>
-          <w:rFonts w:ascii="Consolas" w:hAnsi="Consolas"/>
-          <w:sz w:val="20"/>
-        </w:rPr>
-        <w:t>memory_service.py</w:t>
-      </w:r>
-      <w:r>
-        <w:rPr>
-          <w:rFonts w:ascii="Times New Roman" w:hAnsi="Times New Roman"/>
-          <w:b w:val="0"/>
-          <w:i w:val="0"/>
-          <w:sz w:val="22"/>
-        </w:rPr>
-        <w:t xml:space="preserve">; missing </w:t>
-      </w:r>
-      <w:r>
-        <w:rPr>
-          <w:rFonts w:ascii="Consolas" w:hAnsi="Consolas"/>
-          <w:sz w:val="20"/>
-        </w:rPr>
-        <w:t>GEMINI_API_KEY</w:t>
-      </w:r>
-      <w:r>
-        <w:rPr>
-          <w:rFonts w:ascii="Times New Roman" w:hAnsi="Times New Roman"/>
-          <w:b w:val="0"/>
-          <w:i w:val="0"/>
-          <w:sz w:val="22"/>
-        </w:rPr>
-        <w:t xml:space="preserve"> in </w:t>
-      </w:r>
-      <w:r>
-        <w:rPr>
-          <w:rFonts w:ascii="Consolas" w:hAnsi="Consolas"/>
-          <w:sz w:val="20"/>
-        </w:rPr>
-        <w:t>.env.example</w:t>
-      </w:r>
-      <w:r>
-        <w:rPr>
-          <w:rFonts w:ascii="Times New Roman" w:hAnsi="Times New Roman"/>
-          <w:b w:val="0"/>
-          <w:i w:val="0"/>
-          <w:sz w:val="22"/>
-        </w:rPr>
-        <w:t xml:space="preserve">; insufficient conflict-detection polling (6x5s to 12-step progressive backoff); Windows artifact files </w:t>
-      </w:r>
-      <w:r>
-        <w:rPr>
-          <w:rFonts w:ascii="Consolas" w:hAnsi="Consolas"/>
-          <w:sz w:val="20"/>
-        </w:rPr>
-        <w:t>frontend/nul</w:t>
-      </w:r>
-      <w:r>
-        <w:rPr>
-          <w:rFonts w:ascii="Times New Roman" w:hAnsi="Times New Roman"/>
-          <w:b w:val="0"/>
-          <w:i w:val="0"/>
-          <w:sz w:val="22"/>
-        </w:rPr>
-        <w:t xml:space="preserve"> and </w:t>
-      </w:r>
-      <w:r>
-        <w:rPr>
-          <w:rFonts w:ascii="Consolas" w:hAnsi="Consolas"/>
-          <w:sz w:val="20"/>
-        </w:rPr>
-        <w:t>frontend/563</w:t>
-      </w:r>
-      <w:r>
-        <w:rPr>
-          <w:rFonts w:ascii="Times New Roman" w:hAnsi="Times New Roman"/>
-          <w:b w:val="0"/>
-          <w:i w:val="0"/>
-          <w:sz w:val="22"/>
-        </w:rPr>
-        <w:t xml:space="preserve"> excluded from </w:t>
-      </w:r>
-      <w:r>
-        <w:rPr>
-          <w:rFonts w:ascii="Consolas" w:hAnsi="Consolas"/>
-          <w:sz w:val="20"/>
-        </w:rPr>
-        <w:t>.gitignore</w:t>
-      </w:r>
-      <w:r>
-        <w:rPr>
-          <w:rFonts w:ascii="Times New Roman" w:hAnsi="Times New Roman"/>
-          <w:b w:val="0"/>
-          <w:i w:val="0"/>
-          <w:sz w:val="22"/>
-        </w:rPr>
-        <w:t>.</w:t>
+        <w:t>Identified and fixed six consistency errors: `REVERB_APP_KEY` mismatch between `frontend/.env` and `docker-compose.yml`; `/tmp` storage volatility for FAISS and conflict JSON; hardcoded model name in `memory_service.py`; missing `GEMINI_API_KEY` in `.env.example`; insufficient conflict-detection polling (6x5s to 12-step progressive backoff); Windows artifact files `frontend/nul` and `frontend/563` excluded from `.gitignore`.</w:t>
       </w:r>
     </w:p>
     <w:p>
       <w:pPr>
-        <w:pStyle w:val="ListBullet"/>
-        <w:spacing w:after="60"/>
-        <w:ind w:left="283"/>
+        <w:spacing w:after="120"/>
       </w:pPr>
       <w:r>
         <w:rPr>
@@ -1573,46 +1389,12 @@
           <w:i w:val="0"/>
           <w:sz w:val="22"/>
         </w:rPr>
-        <w:t>Added persistent Docker named volumes (</w:t>
-      </w:r>
-      <w:r>
-        <w:rPr>
-          <w:rFonts w:ascii="Consolas" w:hAnsi="Consolas"/>
-          <w:sz w:val="20"/>
-        </w:rPr>
-        <w:t>llm_data</w:t>
-      </w:r>
-      <w:r>
-        <w:rPr>
-          <w:rFonts w:ascii="Times New Roman" w:hAnsi="Times New Roman"/>
-          <w:b w:val="0"/>
-          <w:i w:val="0"/>
-          <w:sz w:val="22"/>
-        </w:rPr>
-        <w:t xml:space="preserve">, </w:t>
-      </w:r>
-      <w:r>
-        <w:rPr>
-          <w:rFonts w:ascii="Consolas" w:hAnsi="Consolas"/>
-          <w:sz w:val="20"/>
-        </w:rPr>
-        <w:t>backend_storage</w:t>
-      </w:r>
-      <w:r>
-        <w:rPr>
-          <w:rFonts w:ascii="Times New Roman" w:hAnsi="Times New Roman"/>
-          <w:b w:val="0"/>
-          <w:i w:val="0"/>
-          <w:sz w:val="22"/>
-        </w:rPr>
-        <w:t>) to preserve FAISS index and conflict JSON across container restarts.</w:t>
+        <w:t>Added persistent Docker named volumes (`llm_data`, `backend_storage`) to preserve FAISS index and conflict JSON across container restarts.</w:t>
       </w:r>
     </w:p>
     <w:p>
       <w:pPr>
-        <w:pStyle w:val="ListBullet"/>
-        <w:spacing w:after="60"/>
-        <w:ind w:left="283"/>
+        <w:spacing w:after="120"/>
       </w:pPr>
       <w:r>
         <w:rPr>
@@ -1626,9 +1408,7 @@
     </w:p>
     <w:p>
       <w:pPr>
-        <w:pStyle w:val="ListBullet"/>
-        <w:spacing w:after="60"/>
-        <w:ind w:left="283"/>
+        <w:spacing w:after="120"/>
       </w:pPr>
       <w:r>
         <w:rPr>
@@ -1637,30 +1417,12 @@
           <w:i w:val="0"/>
           <w:sz w:val="22"/>
         </w:rPr>
-        <w:t xml:space="preserve">Fixed CORS middleware, </w:t>
-      </w:r>
-      <w:r>
-        <w:rPr>
-          <w:rFonts w:ascii="Consolas" w:hAnsi="Consolas"/>
-          <w:sz w:val="20"/>
-        </w:rPr>
-        <w:t>bootstrap/app.php</w:t>
-      </w:r>
-      <w:r>
-        <w:rPr>
-          <w:rFonts w:ascii="Times New Roman" w:hAnsi="Times New Roman"/>
-          <w:b w:val="0"/>
-          <w:i w:val="0"/>
-          <w:sz w:val="22"/>
-        </w:rPr>
-        <w:t xml:space="preserve"> middleware registration, and chat sync ordering under queue load.</w:t>
+        <w:t>Fixed CORS middleware, `bootstrap/app.php` middleware registration, and chat sync ordering under queue load.</w:t>
       </w:r>
     </w:p>
     <w:p>
       <w:pPr>
-        <w:pStyle w:val="ListBullet"/>
-        <w:spacing w:after="60"/>
-        <w:ind w:left="283"/>
+        <w:spacing w:after="120"/>
       </w:pPr>
       <w:r>
         <w:rPr>
@@ -1674,9 +1436,7 @@
     </w:p>
     <w:p>
       <w:pPr>
-        <w:pStyle w:val="ListBullet"/>
-        <w:spacing w:after="60"/>
-        <w:ind w:left="283"/>
+        <w:spacing w:after="120"/>
       </w:pPr>
       <w:r>
         <w:rPr>
@@ -1685,46 +1445,12 @@
           <w:i w:val="0"/>
           <w:sz w:val="22"/>
         </w:rPr>
-        <w:t xml:space="preserve">Updated </w:t>
-      </w:r>
-      <w:r>
-        <w:rPr>
-          <w:rFonts w:ascii="Consolas" w:hAnsi="Consolas"/>
-          <w:sz w:val="20"/>
-        </w:rPr>
-        <w:t>TESTING_GUIDE.md</w:t>
-      </w:r>
-      <w:r>
-        <w:rPr>
-          <w:rFonts w:ascii="Times New Roman" w:hAnsi="Times New Roman"/>
-          <w:b w:val="0"/>
-          <w:i w:val="0"/>
-          <w:sz w:val="22"/>
-        </w:rPr>
-        <w:t xml:space="preserve"> and </w:t>
-      </w:r>
-      <w:r>
-        <w:rPr>
-          <w:rFonts w:ascii="Consolas" w:hAnsi="Consolas"/>
-          <w:sz w:val="20"/>
-        </w:rPr>
-        <w:t>.env.example</w:t>
-      </w:r>
-      <w:r>
-        <w:rPr>
-          <w:rFonts w:ascii="Times New Roman" w:hAnsi="Times New Roman"/>
-          <w:b w:val="0"/>
-          <w:i w:val="0"/>
-          <w:sz w:val="22"/>
-        </w:rPr>
-        <w:t>; managed sprint report generation.</w:t>
+        <w:t>Updated `TESTING_GUIDE.md` and `.env.example`; managed sprint report generation.</w:t>
       </w:r>
     </w:p>
     <w:p>
       <w:pPr>
-        <w:pStyle w:val="ListBullet"/>
-        <w:spacing w:after="60"/>
-        <w:ind w:left="283"/>
+        <w:spacing w:after="120"/>
       </w:pPr>
       <w:r>
         <w:rPr>
@@ -1755,9 +1481,7 @@
     </w:p>
     <w:p>
       <w:pPr>
-        <w:pStyle w:val="ListBullet"/>
-        <w:spacing w:after="60"/>
-        <w:ind w:left="283"/>
+        <w:spacing w:after="120"/>
       </w:pPr>
       <w:r>
         <w:rPr>
@@ -1766,30 +1490,12 @@
           <w:i w:val="0"/>
           <w:sz w:val="22"/>
         </w:rPr>
-        <w:t xml:space="preserve">Identified and fixed multiple visual bugs in </w:t>
-      </w:r>
-      <w:r>
-        <w:rPr>
-          <w:rFonts w:ascii="Consolas" w:hAnsi="Consolas"/>
-          <w:sz w:val="20"/>
-        </w:rPr>
-        <w:t>ProjectDetailPage.jsx</w:t>
-      </w:r>
-      <w:r>
-        <w:rPr>
-          <w:rFonts w:ascii="Times New Roman" w:hAnsi="Times New Roman"/>
-          <w:b w:val="0"/>
-          <w:i w:val="0"/>
-          <w:sz w:val="22"/>
-        </w:rPr>
-        <w:t>: requirements panel rendering, conflict display layout, and graph tab switching.</w:t>
+        <w:t>Identified and fixed multiple visual bugs in `ProjectDetailPage.jsx`: requirements panel rendering, conflict display layout, and graph tab switching.</w:t>
       </w:r>
     </w:p>
     <w:p>
       <w:pPr>
-        <w:pStyle w:val="ListBullet"/>
-        <w:spacing w:after="60"/>
-        <w:ind w:left="283"/>
+        <w:spacing w:after="120"/>
       </w:pPr>
       <w:r>
         <w:rPr>
@@ -1798,30 +1504,12 @@
           <w:i w:val="0"/>
           <w:sz w:val="22"/>
         </w:rPr>
-        <w:t xml:space="preserve">Improved </w:t>
-      </w:r>
-      <w:r>
-        <w:rPr>
-          <w:rFonts w:ascii="Consolas" w:hAnsi="Consolas"/>
-          <w:sz w:val="20"/>
-        </w:rPr>
-        <w:t>GraphRenderer.jsx</w:t>
-      </w:r>
-      <w:r>
-        <w:rPr>
-          <w:rFonts w:ascii="Times New Roman" w:hAnsi="Times New Roman"/>
-          <w:b w:val="0"/>
-          <w:i w:val="0"/>
-          <w:sz w:val="22"/>
-        </w:rPr>
-        <w:t xml:space="preserve"> with better error states and loading indicators for failed Mermaid renders.</w:t>
+        <w:t>Improved `GraphRenderer.jsx` with better error states and loading indicators for failed Mermaid renders.</w:t>
       </w:r>
     </w:p>
     <w:p>
       <w:pPr>
-        <w:pStyle w:val="ListBullet"/>
-        <w:spacing w:after="60"/>
-        <w:ind w:left="283"/>
+        <w:spacing w:after="120"/>
       </w:pPr>
       <w:r>
         <w:rPr>
@@ -1830,30 +1518,12 @@
           <w:i w:val="0"/>
           <w:sz w:val="22"/>
         </w:rPr>
-        <w:t xml:space="preserve">Improved </w:t>
-      </w:r>
-      <w:r>
-        <w:rPr>
-          <w:rFonts w:ascii="Consolas" w:hAnsi="Consolas"/>
-          <w:sz w:val="20"/>
-        </w:rPr>
-        <w:t>FileUpload.jsx</w:t>
-      </w:r>
-      <w:r>
-        <w:rPr>
-          <w:rFonts w:ascii="Times New Roman" w:hAnsi="Times New Roman"/>
-          <w:b w:val="0"/>
-          <w:i w:val="0"/>
-          <w:sz w:val="22"/>
-        </w:rPr>
-        <w:t xml:space="preserve"> with drag-and-drop visual feedback and upload progress indicators.</w:t>
+        <w:t>Improved `FileUpload.jsx` with drag-and-drop visual feedback and upload progress indicators.</w:t>
       </w:r>
     </w:p>
     <w:p>
       <w:pPr>
-        <w:pStyle w:val="ListBullet"/>
-        <w:spacing w:after="60"/>
-        <w:ind w:left="283"/>
+        <w:spacing w:after="120"/>
       </w:pPr>
       <w:r>
         <w:rPr>
@@ -1862,30 +1532,12 @@
           <w:i w:val="0"/>
           <w:sz w:val="22"/>
         </w:rPr>
-        <w:t xml:space="preserve">Expanded </w:t>
-      </w:r>
-      <w:r>
-        <w:rPr>
-          <w:rFonts w:ascii="Consolas" w:hAnsi="Consolas"/>
-          <w:sz w:val="20"/>
-        </w:rPr>
-        <w:t>Sidebar.jsx</w:t>
-      </w:r>
-      <w:r>
-        <w:rPr>
-          <w:rFonts w:ascii="Times New Roman" w:hAnsi="Times New Roman"/>
-          <w:b w:val="0"/>
-          <w:i w:val="0"/>
-          <w:sz w:val="22"/>
-        </w:rPr>
-        <w:t xml:space="preserve"> with a collapsible project navigation tree.</w:t>
+        <w:t>Expanded `Sidebar.jsx` with a collapsible project navigation tree.</w:t>
       </w:r>
     </w:p>
     <w:p>
       <w:pPr>
-        <w:pStyle w:val="ListBullet"/>
-        <w:spacing w:after="60"/>
-        <w:ind w:left="283"/>
+        <w:spacing w:after="120"/>
       </w:pPr>
       <w:r>
         <w:rPr>
@@ -1916,9 +1568,7 @@
     </w:p>
     <w:p>
       <w:pPr>
-        <w:pStyle w:val="ListBullet"/>
-        <w:spacing w:after="60"/>
-        <w:ind w:left="283"/>
+        <w:spacing w:after="120"/>
       </w:pPr>
       <w:r>
         <w:rPr>
@@ -1932,9 +1582,7 @@
     </w:p>
     <w:p>
       <w:pPr>
-        <w:pStyle w:val="ListBullet"/>
-        <w:spacing w:after="60"/>
-        <w:ind w:left="283"/>
+        <w:spacing w:after="120"/>
       </w:pPr>
       <w:r>
         <w:rPr>
@@ -1948,9 +1596,7 @@
     </w:p>
     <w:p>
       <w:pPr>
-        <w:pStyle w:val="ListBullet"/>
-        <w:spacing w:after="60"/>
-        <w:ind w:left="283"/>
+        <w:spacing w:after="120"/>
       </w:pPr>
       <w:r>
         <w:rPr>
@@ -1959,30 +1605,12 @@
           <w:i w:val="0"/>
           <w:sz w:val="22"/>
         </w:rPr>
-        <w:t xml:space="preserve">Contributed to final documentation review, checking </w:t>
-      </w:r>
-      <w:r>
-        <w:rPr>
-          <w:rFonts w:ascii="Consolas" w:hAnsi="Consolas"/>
-          <w:sz w:val="20"/>
-        </w:rPr>
-        <w:t>README.md</w:t>
-      </w:r>
-      <w:r>
-        <w:rPr>
-          <w:rFonts w:ascii="Times New Roman" w:hAnsi="Times New Roman"/>
-          <w:b w:val="0"/>
-          <w:i w:val="0"/>
-          <w:sz w:val="22"/>
-        </w:rPr>
-        <w:t xml:space="preserve"> for accuracy and completeness from a user perspective.</w:t>
+        <w:t>Contributed to final documentation review, checking `README.md` for accuracy and completeness from a user perspective.</w:t>
       </w:r>
     </w:p>
     <w:p>
       <w:pPr>
-        <w:pStyle w:val="ListBullet"/>
-        <w:spacing w:after="60"/>
-        <w:ind w:left="283"/>
+        <w:spacing w:after="120"/>
       </w:pPr>
       <w:r>
         <w:rPr>
@@ -2013,9 +1641,7 @@
     </w:p>
     <w:p>
       <w:pPr>
-        <w:pStyle w:val="ListBullet"/>
-        <w:spacing w:after="60"/>
-        <w:ind w:left="283"/>
+        <w:spacing w:after="120"/>
       </w:pPr>
       <w:r>
         <w:rPr>
@@ -2029,9 +1655,7 @@
     </w:p>
     <w:p>
       <w:pPr>
-        <w:pStyle w:val="ListBullet"/>
-        <w:spacing w:after="60"/>
-        <w:ind w:left="283"/>
+        <w:spacing w:after="120"/>
       </w:pPr>
       <w:r>
         <w:rPr>
@@ -2045,9 +1669,7 @@
     </w:p>
     <w:p>
       <w:pPr>
-        <w:pStyle w:val="ListBullet"/>
-        <w:spacing w:after="60"/>
-        <w:ind w:left="283"/>
+        <w:spacing w:after="120"/>
       </w:pPr>
       <w:r>
         <w:rPr>
@@ -2056,30 +1678,12 @@
           <w:i w:val="0"/>
           <w:sz w:val="22"/>
         </w:rPr>
-        <w:t xml:space="preserve">Contributed to the </w:t>
-      </w:r>
-      <w:r>
-        <w:rPr>
-          <w:rFonts w:ascii="Consolas" w:hAnsi="Consolas"/>
-          <w:sz w:val="20"/>
-        </w:rPr>
-        <w:t>architecture.md</w:t>
-      </w:r>
-      <w:r>
-        <w:rPr>
-          <w:rFonts w:ascii="Times New Roman" w:hAnsi="Times New Roman"/>
-          <w:b w:val="0"/>
-          <w:i w:val="0"/>
-          <w:sz w:val="22"/>
-        </w:rPr>
-        <w:t xml:space="preserve"> review, validating the data-flow diagrams against the actual codebase.</w:t>
+        <w:t>Contributed to the `architecture.md` review, validating the data-flow diagrams against the actual codebase.</w:t>
       </w:r>
     </w:p>
     <w:p>
       <w:pPr>
-        <w:pStyle w:val="ListBullet"/>
-        <w:spacing w:after="60"/>
-        <w:ind w:left="283"/>
+        <w:spacing w:after="120"/>
       </w:pPr>
       <w:r>
         <w:rPr>
@@ -2105,14 +1709,12 @@
           <w:color w:val="1F3864"/>
           <w:sz w:val="24"/>
         </w:rPr>
-        <w:t>1.5  Hoang Dinh Vinh Hoang — Testing, Documentation &amp; Scrum Master</w:t>
+        <w:t>1.5  Hoang Dinh Vinh Hoang — Testing &amp; Documentation</w:t>
       </w:r>
     </w:p>
     <w:p>
       <w:pPr>
-        <w:pStyle w:val="ListBullet"/>
-        <w:spacing w:after="60"/>
-        <w:ind w:left="283"/>
+        <w:spacing w:after="120"/>
       </w:pPr>
       <w:r>
         <w:rPr>
@@ -2121,94 +1723,12 @@
           <w:i w:val="0"/>
           <w:sz w:val="22"/>
         </w:rPr>
-        <w:t>Served as Scrum Master for Sprint Four: facilitated standups, coordinated the final client demonstration, and managed sprint closure.</w:t>
+        <w:t>Wrote and executed LLM service test cases covering `/api/chat`, `/api/extract`, `/kb/build`, and the `web_search` tool, verifying correct responses and error handling.</w:t>
       </w:r>
     </w:p>
     <w:p>
       <w:pPr>
-        <w:pStyle w:val="ListBullet"/>
-        <w:spacing w:after="60"/>
-        <w:ind w:left="283"/>
-      </w:pPr>
-      <w:r>
-        <w:rPr>
-          <w:rFonts w:ascii="Times New Roman" w:hAnsi="Times New Roman"/>
-          <w:b w:val="0"/>
-          <w:i w:val="0"/>
-          <w:sz w:val="22"/>
-        </w:rPr>
-        <w:t xml:space="preserve">Wrote and executed LLM service test cases: </w:t>
-      </w:r>
-      <w:r>
-        <w:rPr>
-          <w:rFonts w:ascii="Consolas" w:hAnsi="Consolas"/>
-          <w:sz w:val="20"/>
-        </w:rPr>
-        <w:t>/api/chat</w:t>
-      </w:r>
-      <w:r>
-        <w:rPr>
-          <w:rFonts w:ascii="Times New Roman" w:hAnsi="Times New Roman"/>
-          <w:b w:val="0"/>
-          <w:i w:val="0"/>
-          <w:sz w:val="22"/>
-        </w:rPr>
-        <w:t xml:space="preserve">, </w:t>
-      </w:r>
-      <w:r>
-        <w:rPr>
-          <w:rFonts w:ascii="Consolas" w:hAnsi="Consolas"/>
-          <w:sz w:val="20"/>
-        </w:rPr>
-        <w:t>/api/extract</w:t>
-      </w:r>
-      <w:r>
-        <w:rPr>
-          <w:rFonts w:ascii="Times New Roman" w:hAnsi="Times New Roman"/>
-          <w:b w:val="0"/>
-          <w:i w:val="0"/>
-          <w:sz w:val="22"/>
-        </w:rPr>
-        <w:t xml:space="preserve">, </w:t>
-      </w:r>
-      <w:r>
-        <w:rPr>
-          <w:rFonts w:ascii="Consolas" w:hAnsi="Consolas"/>
-          <w:sz w:val="20"/>
-        </w:rPr>
-        <w:t>/kb/build</w:t>
-      </w:r>
-      <w:r>
-        <w:rPr>
-          <w:rFonts w:ascii="Times New Roman" w:hAnsi="Times New Roman"/>
-          <w:b w:val="0"/>
-          <w:i w:val="0"/>
-          <w:sz w:val="22"/>
-        </w:rPr>
-        <w:t xml:space="preserve">, and the </w:t>
-      </w:r>
-      <w:r>
-        <w:rPr>
-          <w:rFonts w:ascii="Consolas" w:hAnsi="Consolas"/>
-          <w:sz w:val="20"/>
-        </w:rPr>
-        <w:t>web_search</w:t>
-      </w:r>
-      <w:r>
-        <w:rPr>
-          <w:rFonts w:ascii="Times New Roman" w:hAnsi="Times New Roman"/>
-          <w:b w:val="0"/>
-          <w:i w:val="0"/>
-          <w:sz w:val="22"/>
-        </w:rPr>
-        <w:t xml:space="preserve"> tool, verifying correct responses and error handling.</w:t>
-      </w:r>
-    </w:p>
-    <w:p>
-      <w:pPr>
-        <w:pStyle w:val="ListBullet"/>
-        <w:spacing w:after="60"/>
-        <w:ind w:left="283"/>
+        <w:spacing w:after="120"/>
       </w:pPr>
       <w:r>
         <w:rPr>
@@ -2222,9 +1742,7 @@
     </w:p>
     <w:p>
       <w:pPr>
-        <w:pStyle w:val="ListBullet"/>
-        <w:spacing w:after="60"/>
-        <w:ind w:left="283"/>
+        <w:spacing w:after="120"/>
       </w:pPr>
       <w:r>
         <w:rPr>
@@ -2233,7 +1751,21 @@
           <w:i w:val="0"/>
           <w:sz w:val="22"/>
         </w:rPr>
-        <w:t>Coordinated client feedback collection and confirmed final increment acceptance.</w:t>
+        <w:t>Coordinated client feedback collection during the final demonstration and confirmed increment acceptance.</w:t>
+      </w:r>
+    </w:p>
+    <w:p>
+      <w:pPr>
+        <w:spacing w:after="120"/>
+      </w:pPr>
+      <w:r>
+        <w:rPr>
+          <w:rFonts w:ascii="Times New Roman" w:hAnsi="Times New Roman"/>
+          <w:b w:val="0"/>
+          <w:i w:val="0"/>
+          <w:sz w:val="22"/>
+        </w:rPr>
+        <w:t>Supported sprint closure activities and preparation for client handover.</w:t>
       </w:r>
     </w:p>
     <w:p/>
@@ -2264,7 +1796,7 @@
           <w:i w:val="0"/>
           <w:sz w:val="22"/>
         </w:rPr>
-        <w:t>Sprint Four ran from 22 March to 12 April 2026, covering Weeks 10–12. Nguyen Quy Hung served as Scrum Master.</w:t>
+        <w:t>Sprint Four ran from 22 March to 12 April 2026, covering Weeks 10–12. Dinh Danh Nam served as Scrum Master, continuing from Sprint Three.</w:t>
       </w:r>
     </w:p>
     <w:p>
@@ -2321,15 +1853,8 @@
           <w:i w:val="0"/>
           <w:sz w:val="22"/>
         </w:rPr>
-        <w:t>Bug Fixes:</w:t>
+        <w:t xml:space="preserve">Bug Fixes: </w:t>
       </w:r>
-    </w:p>
-    <w:p>
-      <w:pPr>
-        <w:pStyle w:val="ListBullet"/>
-        <w:spacing w:after="60"/>
-        <w:ind w:left="567"/>
-      </w:pPr>
       <w:r>
         <w:rPr>
           <w:rFonts w:ascii="Times New Roman" w:hAnsi="Times New Roman"/>
@@ -2337,15 +1862,15 @@
           <w:i w:val="0"/>
           <w:sz w:val="22"/>
         </w:rPr>
-        <w:t>Resolve Docker volume persistence issue (FAISS and conflict JSON lost on restart)</w:t>
+        <w:t xml:space="preserve">Resolve Docker volume persistence so that FAISS index and conflict JSON survive container restarts; fix the </w:t>
       </w:r>
-    </w:p>
-    <w:p>
-      <w:pPr>
-        <w:pStyle w:val="ListBullet"/>
-        <w:spacing w:after="60"/>
-        <w:ind w:left="567"/>
-      </w:pPr>
+      <w:r>
+        <w:rPr>
+          <w:rFonts w:ascii="Consolas" w:hAnsi="Consolas"/>
+          <w:sz w:val="20"/>
+        </w:rPr>
+        <w:t>REVERB_APP_KEY</w:t>
+      </w:r>
       <w:r>
         <w:rPr>
           <w:rFonts w:ascii="Times New Roman" w:hAnsi="Times New Roman"/>
@@ -2353,15 +1878,15 @@
           <w:i w:val="0"/>
           <w:sz w:val="22"/>
         </w:rPr>
-        <w:t>Fix REVERB_APP_KEY mismatch between frontend/.env and docker-compose</w:t>
+        <w:t xml:space="preserve"> mismatch between </w:t>
       </w:r>
-    </w:p>
-    <w:p>
-      <w:pPr>
-        <w:pStyle w:val="ListBullet"/>
-        <w:spacing w:after="60"/>
-        <w:ind w:left="567"/>
-      </w:pPr>
+      <w:r>
+        <w:rPr>
+          <w:rFonts w:ascii="Consolas" w:hAnsi="Consolas"/>
+          <w:sz w:val="20"/>
+        </w:rPr>
+        <w:t>frontend/.env</w:t>
+      </w:r>
       <w:r>
         <w:rPr>
           <w:rFonts w:ascii="Times New Roman" w:hAnsi="Times New Roman"/>
@@ -2369,15 +1894,15 @@
           <w:i w:val="0"/>
           <w:sz w:val="22"/>
         </w:rPr>
-        <w:t>Fix conflict detection: duplicate records, polling timeout</w:t>
+        <w:t xml:space="preserve"> and </w:t>
       </w:r>
-    </w:p>
-    <w:p>
-      <w:pPr>
-        <w:pStyle w:val="ListBullet"/>
-        <w:spacing w:after="60"/>
-        <w:ind w:left="567"/>
-      </w:pPr>
+      <w:r>
+        <w:rPr>
+          <w:rFonts w:ascii="Consolas" w:hAnsi="Consolas"/>
+          <w:sz w:val="20"/>
+        </w:rPr>
+        <w:t>docker-compose.yml</w:t>
+      </w:r>
       <w:r>
         <w:rPr>
           <w:rFonts w:ascii="Times New Roman" w:hAnsi="Times New Roman"/>
@@ -2385,15 +1910,15 @@
           <w:i w:val="0"/>
           <w:sz w:val="22"/>
         </w:rPr>
-        <w:t>Fix visual bugs in ProjectDetailPage, GraphRenderer, FileUpload</w:t>
+        <w:t xml:space="preserve">; fix conflict detection duplicate records and extend polling timeout to 300 s; resolve visual bugs in </w:t>
       </w:r>
-    </w:p>
-    <w:p>
-      <w:pPr>
-        <w:pStyle w:val="ListBullet"/>
-        <w:spacing w:after="60"/>
-        <w:ind w:left="567"/>
-      </w:pPr>
+      <w:r>
+        <w:rPr>
+          <w:rFonts w:ascii="Consolas" w:hAnsi="Consolas"/>
+          <w:sz w:val="20"/>
+        </w:rPr>
+        <w:t>ProjectDetailPage</w:t>
+      </w:r>
       <w:r>
         <w:rPr>
           <w:rFonts w:ascii="Times New Roman" w:hAnsi="Times New Roman"/>
@@ -2401,15 +1926,15 @@
           <w:i w:val="0"/>
           <w:sz w:val="22"/>
         </w:rPr>
-        <w:t>Fix CORS middleware origin whitelist</w:t>
+        <w:t xml:space="preserve">, </w:t>
       </w:r>
-    </w:p>
-    <w:p>
-      <w:pPr>
-        <w:pStyle w:val="ListBullet"/>
-        <w:spacing w:after="60"/>
-        <w:ind w:left="567"/>
-      </w:pPr>
+      <w:r>
+        <w:rPr>
+          <w:rFonts w:ascii="Consolas" w:hAnsi="Consolas"/>
+          <w:sz w:val="20"/>
+        </w:rPr>
+        <w:t>GraphRenderer</w:t>
+      </w:r>
       <w:r>
         <w:rPr>
           <w:rFonts w:ascii="Times New Roman" w:hAnsi="Times New Roman"/>
@@ -2417,7 +1942,23 @@
           <w:i w:val="0"/>
           <w:sz w:val="22"/>
         </w:rPr>
-        <w:t>Fix chat sync ordering under load</w:t>
+        <w:t xml:space="preserve">, and </w:t>
+      </w:r>
+      <w:r>
+        <w:rPr>
+          <w:rFonts w:ascii="Consolas" w:hAnsi="Consolas"/>
+          <w:sz w:val="20"/>
+        </w:rPr>
+        <w:t>FileUpload</w:t>
+      </w:r>
+      <w:r>
+        <w:rPr>
+          <w:rFonts w:ascii="Times New Roman" w:hAnsi="Times New Roman"/>
+          <w:b w:val="0"/>
+          <w:i w:val="0"/>
+          <w:sz w:val="22"/>
+        </w:rPr>
+        <w:t>; correct the CORS middleware origin whitelist and fix chat sync ordering under queue load.</w:t>
       </w:r>
     </w:p>
     <w:p>
@@ -2428,15 +1969,8 @@
           <w:i w:val="0"/>
           <w:sz w:val="22"/>
         </w:rPr>
-        <w:t>Testing:</w:t>
+        <w:t xml:space="preserve">Testing: </w:t>
       </w:r>
-    </w:p>
-    <w:p>
-      <w:pPr>
-        <w:pStyle w:val="ListBullet"/>
-        <w:spacing w:after="60"/>
-        <w:ind w:left="567"/>
-      </w:pPr>
       <w:r>
         <w:rPr>
           <w:rFonts w:ascii="Times New Roman" w:hAnsi="Times New Roman"/>
@@ -2444,15 +1978,15 @@
           <w:i w:val="0"/>
           <w:sz w:val="22"/>
         </w:rPr>
-        <w:t>Write PHPUnit unit tests for ConversationService and LLMService</w:t>
+        <w:t xml:space="preserve">Write PHPUnit unit tests for </w:t>
       </w:r>
-    </w:p>
-    <w:p>
-      <w:pPr>
-        <w:pStyle w:val="ListBullet"/>
-        <w:spacing w:after="60"/>
-        <w:ind w:left="567"/>
-      </w:pPr>
+      <w:r>
+        <w:rPr>
+          <w:rFonts w:ascii="Consolas" w:hAnsi="Consolas"/>
+          <w:sz w:val="20"/>
+        </w:rPr>
+        <w:t>ConversationService</w:t>
+      </w:r>
       <w:r>
         <w:rPr>
           <w:rFonts w:ascii="Times New Roman" w:hAnsi="Times New Roman"/>
@@ -2460,15 +1994,15 @@
           <w:i w:val="0"/>
           <w:sz w:val="22"/>
         </w:rPr>
-        <w:t>Write Vitest unit tests for NotificationBell, ActivityFeed, PerfOverlay</w:t>
+        <w:t xml:space="preserve"> and </w:t>
       </w:r>
-    </w:p>
-    <w:p>
-      <w:pPr>
-        <w:pStyle w:val="ListBullet"/>
-        <w:spacing w:after="60"/>
-        <w:ind w:left="567"/>
-      </w:pPr>
+      <w:r>
+        <w:rPr>
+          <w:rFonts w:ascii="Consolas" w:hAnsi="Consolas"/>
+          <w:sz w:val="20"/>
+        </w:rPr>
+        <w:t>LLMService</w:t>
+      </w:r>
       <w:r>
         <w:rPr>
           <w:rFonts w:ascii="Times New Roman" w:hAnsi="Times New Roman"/>
@@ -2476,7 +2010,103 @@
           <w:i w:val="0"/>
           <w:sz w:val="22"/>
         </w:rPr>
-        <w:t>Write pytest unit tests for LLM service endpoints</w:t>
+        <w:t xml:space="preserve">; write Vitest unit tests for </w:t>
+      </w:r>
+      <w:r>
+        <w:rPr>
+          <w:rFonts w:ascii="Consolas" w:hAnsi="Consolas"/>
+          <w:sz w:val="20"/>
+        </w:rPr>
+        <w:t>NotificationBell</w:t>
+      </w:r>
+      <w:r>
+        <w:rPr>
+          <w:rFonts w:ascii="Times New Roman" w:hAnsi="Times New Roman"/>
+          <w:b w:val="0"/>
+          <w:i w:val="0"/>
+          <w:sz w:val="22"/>
+        </w:rPr>
+        <w:t xml:space="preserve">, </w:t>
+      </w:r>
+      <w:r>
+        <w:rPr>
+          <w:rFonts w:ascii="Consolas" w:hAnsi="Consolas"/>
+          <w:sz w:val="20"/>
+        </w:rPr>
+        <w:t>ActivityFeed</w:t>
+      </w:r>
+      <w:r>
+        <w:rPr>
+          <w:rFonts w:ascii="Times New Roman" w:hAnsi="Times New Roman"/>
+          <w:b w:val="0"/>
+          <w:i w:val="0"/>
+          <w:sz w:val="22"/>
+        </w:rPr>
+        <w:t xml:space="preserve">, and </w:t>
+      </w:r>
+      <w:r>
+        <w:rPr>
+          <w:rFonts w:ascii="Consolas" w:hAnsi="Consolas"/>
+          <w:sz w:val="20"/>
+        </w:rPr>
+        <w:t>PerfOverlay</w:t>
+      </w:r>
+      <w:r>
+        <w:rPr>
+          <w:rFonts w:ascii="Times New Roman" w:hAnsi="Times New Roman"/>
+          <w:b w:val="0"/>
+          <w:i w:val="0"/>
+          <w:sz w:val="22"/>
+        </w:rPr>
+        <w:t xml:space="preserve">; write pytest unit tests covering </w:t>
+      </w:r>
+      <w:r>
+        <w:rPr>
+          <w:rFonts w:ascii="Consolas" w:hAnsi="Consolas"/>
+          <w:sz w:val="20"/>
+        </w:rPr>
+        <w:t>/api/chat</w:t>
+      </w:r>
+      <w:r>
+        <w:rPr>
+          <w:rFonts w:ascii="Times New Roman" w:hAnsi="Times New Roman"/>
+          <w:b w:val="0"/>
+          <w:i w:val="0"/>
+          <w:sz w:val="22"/>
+        </w:rPr>
+        <w:t xml:space="preserve">, </w:t>
+      </w:r>
+      <w:r>
+        <w:rPr>
+          <w:rFonts w:ascii="Consolas" w:hAnsi="Consolas"/>
+          <w:sz w:val="20"/>
+        </w:rPr>
+        <w:t>/api/extract</w:t>
+      </w:r>
+      <w:r>
+        <w:rPr>
+          <w:rFonts w:ascii="Times New Roman" w:hAnsi="Times New Roman"/>
+          <w:b w:val="0"/>
+          <w:i w:val="0"/>
+          <w:sz w:val="22"/>
+        </w:rPr>
+        <w:t xml:space="preserve">, and </w:t>
+      </w:r>
+      <w:r>
+        <w:rPr>
+          <w:rFonts w:ascii="Consolas" w:hAnsi="Consolas"/>
+          <w:sz w:val="20"/>
+        </w:rPr>
+        <w:t>/kb/build</w:t>
+      </w:r>
+      <w:r>
+        <w:rPr>
+          <w:rFonts w:ascii="Times New Roman" w:hAnsi="Times New Roman"/>
+          <w:b w:val="0"/>
+          <w:i w:val="0"/>
+          <w:sz w:val="22"/>
+        </w:rPr>
+        <w:t xml:space="preserve"> endpoints.</w:t>
       </w:r>
     </w:p>
     <w:p>
@@ -2487,15 +2117,8 @@
           <w:i w:val="0"/>
           <w:sz w:val="22"/>
         </w:rPr>
-        <w:t>Documentation:</w:t>
+        <w:t xml:space="preserve">Documentation: </w:t>
       </w:r>
-    </w:p>
-    <w:p>
-      <w:pPr>
-        <w:pStyle w:val="ListBullet"/>
-        <w:spacing w:after="60"/>
-        <w:ind w:left="567"/>
-      </w:pPr>
       <w:r>
         <w:rPr>
           <w:rFonts w:ascii="Times New Roman" w:hAnsi="Times New Roman"/>
@@ -2503,15 +2126,15 @@
           <w:i w:val="0"/>
           <w:sz w:val="22"/>
         </w:rPr>
-        <w:t>Produce architecture.md with service map and all data-flow diagrams</w:t>
+        <w:t xml:space="preserve">Produce </w:t>
       </w:r>
-    </w:p>
-    <w:p>
-      <w:pPr>
-        <w:pStyle w:val="ListBullet"/>
-        <w:spacing w:after="60"/>
-        <w:ind w:left="567"/>
-      </w:pPr>
+      <w:r>
+        <w:rPr>
+          <w:rFonts w:ascii="Consolas" w:hAnsi="Consolas"/>
+          <w:sz w:val="20"/>
+        </w:rPr>
+        <w:t>architecture.md</w:t>
+      </w:r>
       <w:r>
         <w:rPr>
           <w:rFonts w:ascii="Times New Roman" w:hAnsi="Times New Roman"/>
@@ -2519,15 +2142,15 @@
           <w:i w:val="0"/>
           <w:sz w:val="22"/>
         </w:rPr>
-        <w:t>Produce TESTING_GUIDE.md with Docker rebuild guide and test procedures</w:t>
+        <w:t xml:space="preserve"> with a full service map and all data-flow diagrams; produce </w:t>
       </w:r>
-    </w:p>
-    <w:p>
-      <w:pPr>
-        <w:pStyle w:val="ListBullet"/>
-        <w:spacing w:after="60"/>
-        <w:ind w:left="567"/>
-      </w:pPr>
+      <w:r>
+        <w:rPr>
+          <w:rFonts w:ascii="Consolas" w:hAnsi="Consolas"/>
+          <w:sz w:val="20"/>
+        </w:rPr>
+        <w:t>TESTING_GUIDE.md</w:t>
+      </w:r>
       <w:r>
         <w:rPr>
           <w:rFonts w:ascii="Times New Roman" w:hAnsi="Times New Roman"/>
@@ -2535,15 +2158,15 @@
           <w:i w:val="0"/>
           <w:sz w:val="22"/>
         </w:rPr>
-        <w:t>Restructure README.md as a user-facing onboarding guide</w:t>
+        <w:t xml:space="preserve"> with the Docker rebuild guide and manual test procedures; restructure </w:t>
       </w:r>
-    </w:p>
-    <w:p>
-      <w:pPr>
-        <w:pStyle w:val="ListBullet"/>
-        <w:spacing w:after="60"/>
-        <w:ind w:left="567"/>
-      </w:pPr>
+      <w:r>
+        <w:rPr>
+          <w:rFonts w:ascii="Consolas" w:hAnsi="Consolas"/>
+          <w:sz w:val="20"/>
+        </w:rPr>
+        <w:t>README.md</w:t>
+      </w:r>
       <w:r>
         <w:rPr>
           <w:rFonts w:ascii="Times New Roman" w:hAnsi="Times New Roman"/>
@@ -2551,15 +2174,15 @@
           <w:i w:val="0"/>
           <w:sz w:val="22"/>
         </w:rPr>
-        <w:t>Update .env.example with all required and optional variables</w:t>
+        <w:t xml:space="preserve"> as a user-facing onboarding guide; update </w:t>
       </w:r>
-    </w:p>
-    <w:p>
-      <w:pPr>
-        <w:pStyle w:val="ListBullet"/>
-        <w:spacing w:after="60"/>
-        <w:ind w:left="567"/>
-      </w:pPr>
+      <w:r>
+        <w:rPr>
+          <w:rFonts w:ascii="Consolas" w:hAnsi="Consolas"/>
+          <w:sz w:val="20"/>
+        </w:rPr>
+        <w:t>.env.example</w:t>
+      </w:r>
       <w:r>
         <w:rPr>
           <w:rFonts w:ascii="Times New Roman" w:hAnsi="Times New Roman"/>
@@ -2567,7 +2190,7 @@
           <w:i w:val="0"/>
           <w:sz w:val="22"/>
         </w:rPr>
-        <w:t>Write Sprint Three and Sprint Four reports (Portfolio Tasks 7 &amp; 8)</w:t>
+        <w:t xml:space="preserve"> with all required and optional variables across all three services; write Sprint Three and Sprint Four reports (Portfolio Tasks 7 and 8).</w:t>
       </w:r>
     </w:p>
     <w:p>
@@ -2710,87 +2333,7 @@
           <w:i w:val="0"/>
           <w:sz w:val="22"/>
         </w:rPr>
-        <w:t>The README.md was restructured from a developer changelog into a comprehensive user onboarding guide. It covers:</w:t>
-      </w:r>
-    </w:p>
-    <w:p>
-      <w:pPr>
-        <w:pStyle w:val="ListBullet"/>
-        <w:spacing w:after="60"/>
-        <w:ind w:left="283"/>
-      </w:pPr>
-      <w:r>
-        <w:rPr>
-          <w:rFonts w:ascii="Times New Roman" w:hAnsi="Times New Roman"/>
-          <w:b w:val="0"/>
-          <w:i w:val="0"/>
-          <w:sz w:val="22"/>
-        </w:rPr>
-        <w:t>Prerequisites (Docker Desktop, Git, API keys)</w:t>
-      </w:r>
-    </w:p>
-    <w:p>
-      <w:pPr>
-        <w:pStyle w:val="ListBullet"/>
-        <w:spacing w:after="60"/>
-        <w:ind w:left="283"/>
-      </w:pPr>
-      <w:r>
-        <w:rPr>
-          <w:rFonts w:ascii="Times New Roman" w:hAnsi="Times New Roman"/>
-          <w:b w:val="0"/>
-          <w:i w:val="0"/>
-          <w:sz w:val="22"/>
-        </w:rPr>
-        <w:t>Quick Start: git clone → docker compose build → docker compose up</w:t>
-      </w:r>
-    </w:p>
-    <w:p>
-      <w:pPr>
-        <w:pStyle w:val="ListBullet"/>
-        <w:spacing w:after="60"/>
-        <w:ind w:left="283"/>
-      </w:pPr>
-      <w:r>
-        <w:rPr>
-          <w:rFonts w:ascii="Times New Roman" w:hAnsi="Times New Roman"/>
-          <w:b w:val="0"/>
-          <w:i w:val="0"/>
-          <w:sz w:val="22"/>
-        </w:rPr>
-        <w:t>Feature walkthrough: Chat, Document Upload, Knowledge Base, Conflict Detection, Story Graph</w:t>
-      </w:r>
-    </w:p>
-    <w:p>
-      <w:pPr>
-        <w:pStyle w:val="ListBullet"/>
-        <w:spacing w:after="60"/>
-        <w:ind w:left="283"/>
-      </w:pPr>
-      <w:r>
-        <w:rPr>
-          <w:rFonts w:ascii="Times New Roman" w:hAnsi="Times New Roman"/>
-          <w:b w:val="0"/>
-          <w:i w:val="0"/>
-          <w:sz w:val="22"/>
-        </w:rPr>
-        <w:t>Troubleshooting section for the five most common startup issues</w:t>
-      </w:r>
-    </w:p>
-    <w:p>
-      <w:pPr>
-        <w:pStyle w:val="ListBullet"/>
-        <w:spacing w:after="60"/>
-        <w:ind w:left="283"/>
-      </w:pPr>
-      <w:r>
-        <w:rPr>
-          <w:rFonts w:ascii="Times New Roman" w:hAnsi="Times New Roman"/>
-          <w:b w:val="0"/>
-          <w:i w:val="0"/>
-          <w:sz w:val="22"/>
-        </w:rPr>
-        <w:t>Environment variable reference table</w:t>
+        <w:t>The README.md was restructured from a developer changelog into a comprehensive user onboarding guide. It covers prerequisites (Docker Desktop, Git, and API keys), a Quick Start workflow from git clone through docker compose build to docker compose up, and a full feature walkthrough covering Chat, Document Upload, Knowledge Base, Conflict Detection, and Story Graph. A troubleshooting section addresses the five most common startup issues, and an environment variable reference table documents all configurable settings.</w:t>
       </w:r>
     </w:p>
     <w:p>
@@ -2820,71 +2363,7 @@
           <w:i w:val="0"/>
           <w:sz w:val="22"/>
         </w:rPr>
-        <w:t>The TESTING_GUIDE.md serves as the system administrator / developer installation manual. It provides:</w:t>
-      </w:r>
-    </w:p>
-    <w:p>
-      <w:pPr>
-        <w:pStyle w:val="ListBullet"/>
-        <w:spacing w:after="60"/>
-        <w:ind w:left="283"/>
-      </w:pPr>
-      <w:r>
-        <w:rPr>
-          <w:rFonts w:ascii="Times New Roman" w:hAnsi="Times New Roman"/>
-          <w:b w:val="0"/>
-          <w:i w:val="0"/>
-          <w:sz w:val="22"/>
-        </w:rPr>
-        <w:t>Docker compose build procedure with expected output and timing</w:t>
-      </w:r>
-    </w:p>
-    <w:p>
-      <w:pPr>
-        <w:pStyle w:val="ListBullet"/>
-        <w:spacing w:after="60"/>
-        <w:ind w:left="283"/>
-      </w:pPr>
-      <w:r>
-        <w:rPr>
-          <w:rFonts w:ascii="Times New Roman" w:hAnsi="Times New Roman"/>
-          <w:b w:val="0"/>
-          <w:i w:val="0"/>
-          <w:sz w:val="22"/>
-        </w:rPr>
-        <w:t>Health check verification for all five services</w:t>
-      </w:r>
-    </w:p>
-    <w:p>
-      <w:pPr>
-        <w:pStyle w:val="ListBullet"/>
-        <w:spacing w:after="60"/>
-        <w:ind w:left="283"/>
-      </w:pPr>
-      <w:r>
-        <w:rPr>
-          <w:rFonts w:ascii="Times New Roman" w:hAnsi="Times New Roman"/>
-          <w:b w:val="0"/>
-          <w:i w:val="0"/>
-          <w:sz w:val="22"/>
-        </w:rPr>
-        <w:t>Step-by-step test procedures for six feature groups: Performance Monitoring, Notifications, Activity Feed, Import, Web Search, and Knowledge Base</w:t>
-      </w:r>
-    </w:p>
-    <w:p>
-      <w:pPr>
-        <w:pStyle w:val="ListBullet"/>
-        <w:spacing w:after="60"/>
-        <w:ind w:left="283"/>
-      </w:pPr>
-      <w:r>
-        <w:rPr>
-          <w:rFonts w:ascii="Times New Roman" w:hAnsi="Times New Roman"/>
-          <w:b w:val="0"/>
-          <w:i w:val="0"/>
-          <w:sz w:val="22"/>
-        </w:rPr>
-        <w:t>Manual test procedures with expected outcomes for each feature</w:t>
+        <w:t>The TESTING_GUIDE.md serves as the system administrator and developer installation manual. It provides the Docker compose build procedure with expected output and timing, health check verification for all five services, and step-by-step test procedures for six feature groups: Performance Monitoring, Notifications, Activity Feed, Import, Web Search, and Knowledge Base. Each procedure specifies the expected outcome so that pass/fail determination is unambiguous.</w:t>
       </w:r>
     </w:p>
     <w:p>
@@ -2914,71 +2393,7 @@
           <w:i w:val="0"/>
           <w:sz w:val="22"/>
         </w:rPr>
-        <w:t>The architecture.md documents the complete technical structure of LLM4Reqs:</w:t>
-      </w:r>
-    </w:p>
-    <w:p>
-      <w:pPr>
-        <w:pStyle w:val="ListBullet"/>
-        <w:spacing w:after="60"/>
-        <w:ind w:left="283"/>
-      </w:pPr>
-      <w:r>
-        <w:rPr>
-          <w:rFonts w:ascii="Times New Roman" w:hAnsi="Times New Roman"/>
-          <w:b w:val="0"/>
-          <w:i w:val="0"/>
-          <w:sz w:val="22"/>
-        </w:rPr>
-        <w:t>Service map: five Docker containers, ports, protocols, and startup dependencies</w:t>
-      </w:r>
-    </w:p>
-    <w:p>
-      <w:pPr>
-        <w:pStyle w:val="ListBullet"/>
-        <w:spacing w:after="60"/>
-        <w:ind w:left="283"/>
-      </w:pPr>
-      <w:r>
-        <w:rPr>
-          <w:rFonts w:ascii="Times New Roman" w:hAnsi="Times New Roman"/>
-          <w:b w:val="0"/>
-          <w:i w:val="0"/>
-          <w:sz w:val="22"/>
-        </w:rPr>
-        <w:t>Environment variable inventory: 18 LLM vars, 23 backend vars, 5 frontend vars</w:t>
-      </w:r>
-    </w:p>
-    <w:p>
-      <w:pPr>
-        <w:pStyle w:val="ListBullet"/>
-        <w:spacing w:after="60"/>
-        <w:ind w:left="283"/>
-      </w:pPr>
-      <w:r>
-        <w:rPr>
-          <w:rFonts w:ascii="Times New Roman" w:hAnsi="Times New Roman"/>
-          <w:b w:val="0"/>
-          <w:i w:val="0"/>
-          <w:sz w:val="22"/>
-        </w:rPr>
-        <w:t>Data-flow diagrams for all four core pipelines: Chat, Document Processing, KB Build, Conflict Detection</w:t>
-      </w:r>
-    </w:p>
-    <w:p>
-      <w:pPr>
-        <w:pStyle w:val="ListBullet"/>
-        <w:spacing w:after="60"/>
-        <w:ind w:left="283"/>
-      </w:pPr>
-      <w:r>
-        <w:rPr>
-          <w:rFonts w:ascii="Times New Roman" w:hAnsi="Times New Roman"/>
-          <w:b w:val="0"/>
-          <w:i w:val="0"/>
-          <w:sz w:val="22"/>
-        </w:rPr>
-        <w:t>Consistency fix log: six issues identified and resolved in Sprint Four</w:t>
+        <w:t>The architecture.md documents the complete technical structure of LLM4Reqs, including a service map covering all five Docker containers with ports, protocols, and startup dependencies. It inventories all environment variables (18 LLM vars, 23 backend vars, 5 frontend vars) and provides data-flow diagrams for all four core pipelines: Chat, Document Processing, KB Build, and Conflict Detection. A consistency fix log records the six issues identified and resolved during Sprint Four.</w:t>
       </w:r>
     </w:p>
     <w:p>
@@ -3773,9 +3188,7 @@
     </w:p>
     <w:p>
       <w:pPr>
-        <w:pStyle w:val="ListBullet"/>
-        <w:spacing w:after="60"/>
-        <w:ind w:left="283"/>
+        <w:spacing w:after="120"/>
       </w:pPr>
       <w:r>
         <w:rPr>
@@ -3784,71 +3197,7 @@
           <w:i w:val="0"/>
           <w:sz w:val="22"/>
         </w:rPr>
-        <w:t>Nam: Produced architecture.md; identified six consistency errors from the architecture review.</w:t>
-      </w:r>
-    </w:p>
-    <w:p>
-      <w:pPr>
-        <w:pStyle w:val="ListBullet"/>
-        <w:spacing w:after="60"/>
-        <w:ind w:left="283"/>
-      </w:pPr>
-      <w:r>
-        <w:rPr>
-          <w:rFonts w:ascii="Times New Roman" w:hAnsi="Times New Roman"/>
-          <w:b w:val="0"/>
-          <w:i w:val="0"/>
-          <w:sz w:val="22"/>
-        </w:rPr>
-        <w:t>Hung: Fixed visual bugs in ProjectDetailPage.jsx and GraphRenderer.jsx.</w:t>
-      </w:r>
-    </w:p>
-    <w:p>
-      <w:pPr>
-        <w:pStyle w:val="ListBullet"/>
-        <w:spacing w:after="60"/>
-        <w:ind w:left="283"/>
-      </w:pPr>
-      <w:r>
-        <w:rPr>
-          <w:rFonts w:ascii="Times New Roman" w:hAnsi="Times New Roman"/>
-          <w:b w:val="0"/>
-          <w:i w:val="0"/>
-          <w:sz w:val="22"/>
-        </w:rPr>
-        <w:t>Huyen: Fixed edge cases in AnimateIn.jsx and chat input empty-submit bug.</w:t>
-      </w:r>
-    </w:p>
-    <w:p>
-      <w:pPr>
-        <w:pStyle w:val="ListBullet"/>
-        <w:spacing w:after="60"/>
-        <w:ind w:left="283"/>
-      </w:pPr>
-      <w:r>
-        <w:rPr>
-          <w:rFonts w:ascii="Times New Roman" w:hAnsi="Times New Roman"/>
-          <w:b w:val="0"/>
-          <w:i w:val="0"/>
-          <w:sz w:val="22"/>
-        </w:rPr>
-        <w:t>Thinh: Fixed duplicate conflict record insertion in ConflictDetectionService; CORS fix.</w:t>
-      </w:r>
-    </w:p>
-    <w:p>
-      <w:pPr>
-        <w:pStyle w:val="ListBullet"/>
-        <w:spacing w:after="60"/>
-        <w:ind w:left="283"/>
-      </w:pPr>
-      <w:r>
-        <w:rPr>
-          <w:rFonts w:ascii="Times New Roman" w:hAnsi="Times New Roman"/>
-          <w:b w:val="0"/>
-          <w:i w:val="0"/>
-          <w:sz w:val="22"/>
-        </w:rPr>
-        <w:t>Hoang: Fixed chat stream ordering under queue load; improved Reverb startup reliability.</w:t>
+        <w:t>Week 10 opened with a structured architecture review. Nam produced architecture.md and identified six consistency errors spanning all service layers. Hung fixed visual bugs in ProjectDetailPage.jsx and GraphRenderer.jsx. Huyen addressed edge cases in AnimateIn.jsx and the chat input empty-submit bug. Thinh fixed the duplicate conflict record insertion in ConflictDetectionService and resolved the CORS origin whitelist. Hoang fixed chat stream ordering under queue load and improved Reverb WebSocket startup reliability.</w:t>
       </w:r>
     </w:p>
     <w:p>
@@ -3869,9 +3218,7 @@
     </w:p>
     <w:p>
       <w:pPr>
-        <w:pStyle w:val="ListBullet"/>
-        <w:spacing w:after="60"/>
-        <w:ind w:left="283"/>
+        <w:spacing w:after="120"/>
       </w:pPr>
       <w:r>
         <w:rPr>
@@ -3880,71 +3227,7 @@
           <w:i w:val="0"/>
           <w:sz w:val="22"/>
         </w:rPr>
-        <w:t>Nam: Applied all six consistency fixes (docker-compose volumes, env var alignment, polling backoff).</w:t>
-      </w:r>
-    </w:p>
-    <w:p>
-      <w:pPr>
-        <w:pStyle w:val="ListBullet"/>
-        <w:spacing w:after="60"/>
-        <w:ind w:left="283"/>
-      </w:pPr>
-      <w:r>
-        <w:rPr>
-          <w:rFonts w:ascii="Times New Roman" w:hAnsi="Times New Roman"/>
-          <w:b w:val="0"/>
-          <w:i w:val="0"/>
-          <w:sz w:val="22"/>
-        </w:rPr>
-        <w:t>Hung: Wrote Vitest tests for frontend components; restructured README.md.</w:t>
-      </w:r>
-    </w:p>
-    <w:p>
-      <w:pPr>
-        <w:pStyle w:val="ListBullet"/>
-        <w:spacing w:after="60"/>
-        <w:ind w:left="283"/>
-      </w:pPr>
-      <w:r>
-        <w:rPr>
-          <w:rFonts w:ascii="Times New Roman" w:hAnsi="Times New Roman"/>
-          <w:b w:val="0"/>
-          <w:i w:val="0"/>
-          <w:sz w:val="22"/>
-        </w:rPr>
-        <w:t>Huyen: Completed frontend unit test suite; removed deprecated ProjectDashboardCard component.</w:t>
-      </w:r>
-    </w:p>
-    <w:p>
-      <w:pPr>
-        <w:pStyle w:val="ListBullet"/>
-        <w:spacing w:after="60"/>
-        <w:ind w:left="283"/>
-      </w:pPr>
-      <w:r>
-        <w:rPr>
-          <w:rFonts w:ascii="Times New Roman" w:hAnsi="Times New Roman"/>
-          <w:b w:val="0"/>
-          <w:i w:val="0"/>
-          <w:sz w:val="22"/>
-        </w:rPr>
-        <w:t>Thinh: Wrote PHPUnit tests; fixed CORS and middleware registration.</w:t>
-      </w:r>
-    </w:p>
-    <w:p>
-      <w:pPr>
-        <w:pStyle w:val="ListBullet"/>
-        <w:spacing w:after="60"/>
-        <w:ind w:left="283"/>
-      </w:pPr>
-      <w:r>
-        <w:rPr>
-          <w:rFonts w:ascii="Times New Roman" w:hAnsi="Times New Roman"/>
-          <w:b w:val="0"/>
-          <w:i w:val="0"/>
-          <w:sz w:val="22"/>
-        </w:rPr>
-        <w:t>Hoang: Wrote pytest unit tests for LLM service; improved vite.config.js proxy.</w:t>
+        <w:t>Week 11 focused on applying all six architecture consistency fixes and establishing test coverage. Nam applied the docker-compose volume additions, environment variable alignment, and progressive polling backoff changes. Hung wrote Vitest unit tests for the frontend components and began restructuring README.md. Huyen completed the frontend unit test suite and removed the deprecated ProjectDashboardCard component. Thinh wrote PHPUnit tests and finalised the CORS and middleware registration fixes. Hoang wrote pytest unit tests for all LLM service endpoints and improved the vite.config.js proxy configuration.</w:t>
       </w:r>
     </w:p>
     <w:p>
@@ -3965,9 +3248,7 @@
     </w:p>
     <w:p>
       <w:pPr>
-        <w:pStyle w:val="ListBullet"/>
-        <w:spacing w:after="60"/>
-        <w:ind w:left="283"/>
+        <w:spacing w:after="120"/>
       </w:pPr>
       <w:r>
         <w:rPr>
@@ -3976,71 +3257,7 @@
           <w:i w:val="0"/>
           <w:sz w:val="22"/>
         </w:rPr>
-        <w:t>Nam: Updated TESTING_GUIDE.md and .env.example; wrote Sprint 3 &amp; 4 reports.</w:t>
-      </w:r>
-    </w:p>
-    <w:p>
-      <w:pPr>
-        <w:pStyle w:val="ListBullet"/>
-        <w:spacing w:after="60"/>
-        <w:ind w:left="283"/>
-      </w:pPr>
-      <w:r>
-        <w:rPr>
-          <w:rFonts w:ascii="Times New Roman" w:hAnsi="Times New Roman"/>
-          <w:b w:val="0"/>
-          <w:i w:val="0"/>
-          <w:sz w:val="22"/>
-        </w:rPr>
-        <w:t>Hung: Completed README.md restructure; final review of all documentation.</w:t>
-      </w:r>
-    </w:p>
-    <w:p>
-      <w:pPr>
-        <w:pStyle w:val="ListBullet"/>
-        <w:spacing w:after="60"/>
-        <w:ind w:left="283"/>
-      </w:pPr>
-      <w:r>
-        <w:rPr>
-          <w:rFonts w:ascii="Times New Roman" w:hAnsi="Times New Roman"/>
-          <w:b w:val="0"/>
-          <w:i w:val="0"/>
-          <w:sz w:val="22"/>
-        </w:rPr>
-        <w:t>Huyen: Final component polish and accessibility review.</w:t>
-      </w:r>
-    </w:p>
-    <w:p>
-      <w:pPr>
-        <w:pStyle w:val="ListBullet"/>
-        <w:spacing w:after="60"/>
-        <w:ind w:left="283"/>
-      </w:pPr>
-      <w:r>
-        <w:rPr>
-          <w:rFonts w:ascii="Times New Roman" w:hAnsi="Times New Roman"/>
-          <w:b w:val="0"/>
-          <w:i w:val="0"/>
-          <w:sz w:val="22"/>
-        </w:rPr>
-        <w:t>Thinh: Integration test verification across the full Docker stack.</w:t>
-      </w:r>
-    </w:p>
-    <w:p>
-      <w:pPr>
-        <w:pStyle w:val="ListBullet"/>
-        <w:spacing w:after="60"/>
-        <w:ind w:left="283"/>
-      </w:pPr>
-      <w:r>
-        <w:rPr>
-          <w:rFonts w:ascii="Times New Roman" w:hAnsi="Times New Roman"/>
-          <w:b w:val="0"/>
-          <w:i w:val="0"/>
-          <w:sz w:val="22"/>
-        </w:rPr>
-        <w:t>Hoang: Final LLM service test run; preparation for client handover.</w:t>
+        <w:t>Week 12 completed all final documentation deliverables. Nam updated TESTING_GUIDE.md and .env.example and wrote the Sprint Three and Sprint Four reports. Hung completed the README.md restructure and conducted a final review of all documentation. Huyen performed final component polish and an accessibility review of the UI. Thinh ran integration test verification across the full Docker stack to confirm end-to-end correctness. Hoang completed the final LLM service test run and coordinated preparation for client handover.</w:t>
       </w:r>
     </w:p>
     <w:p>
@@ -4107,9 +3324,7 @@
     </w:p>
     <w:p>
       <w:pPr>
-        <w:pStyle w:val="ListBullet"/>
-        <w:spacing w:after="60"/>
-        <w:ind w:left="283"/>
+        <w:spacing w:after="120"/>
       </w:pPr>
       <w:r>
         <w:rPr>
@@ -4118,55 +3333,7 @@
           <w:i w:val="0"/>
           <w:sz w:val="22"/>
         </w:rPr>
-        <w:t>The documentation quality was praised — the client confirmed the README was clear enough for a non-developer to set up the system.</w:t>
-      </w:r>
-    </w:p>
-    <w:p>
-      <w:pPr>
-        <w:pStyle w:val="ListBullet"/>
-        <w:spacing w:after="60"/>
-        <w:ind w:left="283"/>
-      </w:pPr>
-      <w:r>
-        <w:rPr>
-          <w:rFonts w:ascii="Times New Roman" w:hAnsi="Times New Roman"/>
-          <w:b w:val="0"/>
-          <w:i w:val="0"/>
-          <w:sz w:val="22"/>
-        </w:rPr>
-        <w:t>The conflict detection improvements (no duplicate records, longer polling timeout) resolved an issue the client had observed in Sprint Three.</w:t>
-      </w:r>
-    </w:p>
-    <w:p>
-      <w:pPr>
-        <w:pStyle w:val="ListBullet"/>
-        <w:spacing w:after="60"/>
-        <w:ind w:left="283"/>
-      </w:pPr>
-      <w:r>
-        <w:rPr>
-          <w:rFonts w:ascii="Times New Roman" w:hAnsi="Times New Roman"/>
-          <w:b w:val="0"/>
-          <w:i w:val="0"/>
-          <w:sz w:val="22"/>
-        </w:rPr>
-        <w:t>The architecture consistency fixes (persistent volumes) were appreciated as they resolved data loss on container restart that had affected client testing.</w:t>
-      </w:r>
-    </w:p>
-    <w:p>
-      <w:pPr>
-        <w:pStyle w:val="ListBullet"/>
-        <w:spacing w:after="60"/>
-        <w:ind w:left="283"/>
-      </w:pPr>
-      <w:r>
-        <w:rPr>
-          <w:rFonts w:ascii="Times New Roman" w:hAnsi="Times New Roman"/>
-          <w:b w:val="0"/>
-          <w:i w:val="0"/>
-          <w:sz w:val="22"/>
-        </w:rPr>
-        <w:t>Final request: persist the model selection preference across browser sessions (deferred post-submission).</w:t>
+        <w:t>The documentation quality was praised — the client confirmed the README was clear enough for a non-developer to set up the system independently. The conflict detection improvements (no duplicate records and the extended polling timeout) directly resolved an issue the client had encountered during Sprint Three testing. The persistent Docker volumes were appreciated as they eliminated the data loss on container restart that had affected earlier demonstrations. A final request was raised to persist the model selection preference across browser sessions; this was noted but deferred as a post-submission enhancement.</w:t>
       </w:r>
     </w:p>
     <w:p>
@@ -4898,9 +4065,7 @@
     </w:p>
     <w:p>
       <w:pPr>
-        <w:pStyle w:val="ListBullet"/>
-        <w:spacing w:after="60"/>
-        <w:ind w:left="283"/>
+        <w:spacing w:after="120"/>
       </w:pPr>
       <w:r>
         <w:rPr>
@@ -4909,39 +4074,7 @@
           <w:i w:val="0"/>
           <w:sz w:val="22"/>
         </w:rPr>
-        <w:t>Architecture review as a structured process: producing architecture.md before writing fixes gave the team a shared map of the system, making the six consistency fixes straightforward to scope and implement.</w:t>
-      </w:r>
-    </w:p>
-    <w:p>
-      <w:pPr>
-        <w:pStyle w:val="ListBullet"/>
-        <w:spacing w:after="60"/>
-        <w:ind w:left="283"/>
-      </w:pPr>
-      <w:r>
-        <w:rPr>
-          <w:rFonts w:ascii="Times New Roman" w:hAnsi="Times New Roman"/>
-          <w:b w:val="0"/>
-          <w:i w:val="0"/>
-          <w:sz w:val="22"/>
-        </w:rPr>
-        <w:t>Cross-layer test coverage in one sprint: PHPUnit, Vitest, and pytest suites were all established in the same sprint, giving the team confidence across all three service layers simultaneously.</w:t>
-      </w:r>
-    </w:p>
-    <w:p>
-      <w:pPr>
-        <w:pStyle w:val="ListBullet"/>
-        <w:spacing w:after="60"/>
-        <w:ind w:left="283"/>
-      </w:pPr>
-      <w:r>
-        <w:rPr>
-          <w:rFonts w:ascii="Times New Roman" w:hAnsi="Times New Roman"/>
-          <w:b w:val="0"/>
-          <w:i w:val="0"/>
-          <w:sz w:val="22"/>
-        </w:rPr>
-        <w:t>Documentation-first handover: restructuring README.md before the client demonstration meant the team could walk the client through setup without improvising — the document was the script.</w:t>
+        <w:t>Treating the architecture review as a structured process proved highly effective: producing architecture.md before writing any fixes gave the team a shared system map, making the six consistency fixes straightforward to scope and implement without overlap or duplication. Cross-layer test coverage was established in a single sprint — PHPUnit, Vitest, and pytest suites were all delivered simultaneously, providing confidence across all three service layers at once. The documentation-first approach to client handover also proved valuable: restructuring README.md before the final demonstration meant the team could walk the client through setup using the document itself as the script rather than improvising.</w:t>
       </w:r>
     </w:p>
     <w:p>
@@ -4992,9 +4125,7 @@
     </w:p>
     <w:p>
       <w:pPr>
-        <w:pStyle w:val="ListBullet"/>
-        <w:spacing w:after="60"/>
-        <w:ind w:left="283"/>
+        <w:spacing w:after="120"/>
       </w:pPr>
       <w:r>
         <w:rPr>
@@ -5003,39 +4134,7 @@
           <w:i w:val="0"/>
           <w:sz w:val="22"/>
         </w:rPr>
-        <w:t>The LLM4Reqs project successfully delivered a working AI-powered requirements management system across four sprints, progressing from a basic prototype to a production-ready Docker application with real-time notifications, knowledge base integration, conflict detection, and story graph generation.</w:t>
-      </w:r>
-    </w:p>
-    <w:p>
-      <w:pPr>
-        <w:pStyle w:val="ListBullet"/>
-        <w:spacing w:after="60"/>
-        <w:ind w:left="283"/>
-      </w:pPr>
-      <w:r>
-        <w:rPr>
-          <w:rFonts w:ascii="Times New Roman" w:hAnsi="Times New Roman"/>
-          <w:b w:val="0"/>
-          <w:i w:val="0"/>
-          <w:sz w:val="22"/>
-        </w:rPr>
-        <w:t>The microservices architecture (Laravel + FastAPI + Reverb) proved effective for separating concerns but introduced environment consistency challenges that required dedicated attention in Sprint Four.</w:t>
-      </w:r>
-    </w:p>
-    <w:p>
-      <w:pPr>
-        <w:pStyle w:val="ListBullet"/>
-        <w:spacing w:after="60"/>
-        <w:ind w:left="283"/>
-      </w:pPr>
-      <w:r>
-        <w:rPr>
-          <w:rFonts w:ascii="Times New Roman" w:hAnsi="Times New Roman"/>
-          <w:b w:val="0"/>
-          <w:i w:val="0"/>
-          <w:sz w:val="22"/>
-        </w:rPr>
-        <w:t>The team's decision to invest in architecture documentation in the final sprint paid dividends: six latent bugs were discovered through the documentation process rather than through production failures.</w:t>
+        <w:t>The LLM4Reqs project successfully delivered a working AI-powered requirements management system across four sprints, progressing from a basic prototype to a production-ready Docker application with real-time notifications, knowledge base integration, conflict detection, and story graph generation. The microservices architecture combining Laravel, FastAPI, and Reverb proved effective for separating concerns, though it introduced environment consistency challenges that required dedicated attention in the final sprint. Most notably, the team's decision to invest in architecture documentation before writing fixes paid dividends: six latent bugs were surfaced through the documentation process rather than through production failures, demonstrating the value of systematic review as a quality gate.</w:t>
       </w:r>
     </w:p>
     <w:p>
@@ -5116,9 +4215,7 @@
     </w:p>
     <w:p>
       <w:pPr>
-        <w:pStyle w:val="ListBullet"/>
-        <w:spacing w:after="60"/>
-        <w:ind w:left="283"/>
+        <w:spacing w:after="120"/>
       </w:pPr>
       <w:r>
         <w:rPr>
@@ -5127,14 +4224,12 @@
           <w:i w:val="0"/>
           <w:sz w:val="22"/>
         </w:rPr>
-        <w:t>Architecture review before the final sprint: a structured review of all service interactions surfaced six bugs that had been invisible during feature development. This should be scheduled at the mid-point of future projects, not just at the end.</w:t>
+        <w:t>A structured architecture review should be scheduled at the mid-point of future projects rather than reserved for the final sprint. In this project it surfaced six bugs that had been invisible during feature development; conducted earlier, it would have prevented rather than corrected them. Equally important, Docker volume strategy must be defined from day one: storing stateful data in /tmp or relative paths caused recurring data loss on container restart throughout the project. Named volumes should be declared in docker-compose.yml at project inception.</w:t>
       </w:r>
     </w:p>
     <w:p>
       <w:pPr>
-        <w:pStyle w:val="ListBullet"/>
-        <w:spacing w:after="60"/>
-        <w:ind w:left="283"/>
+        <w:spacing w:after="120"/>
       </w:pPr>
       <w:r>
         <w:rPr>
@@ -5143,14 +4238,12 @@
           <w:i w:val="0"/>
           <w:sz w:val="22"/>
         </w:rPr>
-        <w:t>Docker volume strategy from day one: storing stateful data in /tmp or relative paths caused data loss on container restart throughout the project. Named volumes should be defined in docker-compose.yml at project inception.</w:t>
+        <w:t>Shared secrets require a single authoritative source. The REVERB_APP_KEY appearing in three separate files with different values caused a silent WebSocket failure that was difficult to diagnose. Going forward, one canonical value in docker-compose should override all others. Test infrastructure should similarly be established in Sprint One — retrofitting PHPUnit, Vitest, and pytest in the final sprint was achievable but expensive; starting with test scaffolding earlier would have caught integration bugs sooner and significantly reduced Sprint Four's workload.</w:t>
       </w:r>
     </w:p>
     <w:p>
       <w:pPr>
-        <w:pStyle w:val="ListBullet"/>
-        <w:spacing w:after="60"/>
-        <w:ind w:left="283"/>
+        <w:spacing w:after="120"/>
       </w:pPr>
       <w:r>
         <w:rPr>
@@ -5159,39 +4252,7 @@
           <w:i w:val="0"/>
           <w:sz w:val="22"/>
         </w:rPr>
-        <w:t>Shared secrets need a single source of truth: the REVERB_APP_KEY appearing in three places (backend/.env, docker-compose.yml, frontend/.env) with different values caused a silent WebSocket failure. One canonical value in docker-compose should be the source of truth, overriding all others.</w:t>
-      </w:r>
-    </w:p>
-    <w:p>
-      <w:pPr>
-        <w:pStyle w:val="ListBullet"/>
-        <w:spacing w:after="60"/>
-        <w:ind w:left="283"/>
-      </w:pPr>
-      <w:r>
-        <w:rPr>
-          <w:rFonts w:ascii="Times New Roman" w:hAnsi="Times New Roman"/>
-          <w:b w:val="0"/>
-          <w:i w:val="0"/>
-          <w:sz w:val="22"/>
-        </w:rPr>
-        <w:t>Test infrastructure should be established in Sprint One: retrofitting PHPUnit, Vitest, and pytest in the final sprint was successful but expensive. Starting with test scaffolding in Sprint One would have caught integration bugs earlier and reduced Sprint Four workload.</w:t>
-      </w:r>
-    </w:p>
-    <w:p>
-      <w:pPr>
-        <w:pStyle w:val="ListBullet"/>
-        <w:spacing w:after="60"/>
-        <w:ind w:left="283"/>
-      </w:pPr>
-      <w:r>
-        <w:rPr>
-          <w:rFonts w:ascii="Times New Roman" w:hAnsi="Times New Roman"/>
-          <w:b w:val="0"/>
-          <w:i w:val="0"/>
-          <w:sz w:val="22"/>
-        </w:rPr>
-        <w:t>Documentation is a feature: the README restructure directly improved the client experience at the final demonstration. Technical documentation should be treated as a first-class deliverable with its own acceptance criteria, not a cleanup task.</w:t>
+        <w:t>Finally, documentation is a feature in its own right. The README restructure directly improved the client experience at the final demonstration and was cited as a highlight in client feedback. Technical documentation should be treated as a first-class deliverable with explicit acceptance criteria from the first sprint, not deferred as a cleanup task.</w:t>
       </w:r>
     </w:p>
     <w:sectPr>
